--- a/assets/teaching_statement_WFU.docx
+++ b/assets/teaching_statement_WFU.docx
@@ -71,6 +71,30 @@
           <w:rFonts w:ascii="Times New Roman" w:hAnsi="Times New Roman" w:cs="Times New Roman"/>
         </w:rPr>
       </w:pPr>
+      <w:r>
+        <w:rPr>
+          <w:rFonts w:ascii="Times New Roman" w:hAnsi="Times New Roman" w:cs="Times New Roman"/>
+        </w:rPr>
+        <w:t xml:space="preserve">My teaching experience ranges from </w:t>
+      </w:r>
+      <w:r>
+        <w:rPr>
+          <w:rFonts w:ascii="Times New Roman" w:hAnsi="Times New Roman" w:cs="Times New Roman"/>
+        </w:rPr>
+        <w:t>two different subjects—statistics and music history—and several different formats—</w:t>
+      </w:r>
+      <w:r>
+        <w:rPr>
+          <w:rFonts w:ascii="Times New Roman" w:hAnsi="Times New Roman" w:cs="Times New Roman"/>
+        </w:rPr>
+        <w:t>classroom teaching, discussion session leading, and one-on-one advising.</w:t>
+      </w:r>
+      <w:r>
+        <w:rPr>
+          <w:rFonts w:ascii="Times New Roman" w:hAnsi="Times New Roman" w:cs="Times New Roman"/>
+        </w:rPr>
+        <w:t xml:space="preserve"> Having taught statistics and music majors and non-majors, I believe that an instructor’s main job is to convey a way of thinking using the subject as a means, and students—majors, nonmajors, undergraduates, and graduate students—should be treated as future scholars. </w:t>
+      </w:r>
     </w:p>
     <w:p>
       <w:pPr>
@@ -85,6 +109,12 @@
           <w:rFonts w:ascii="Times New Roman" w:hAnsi="Times New Roman" w:cs="Times New Roman"/>
         </w:rPr>
       </w:pPr>
+      <w:r>
+        <w:rPr>
+          <w:rFonts w:ascii="Times New Roman" w:hAnsi="Times New Roman" w:cs="Times New Roman"/>
+        </w:rPr>
+        <w:t>[past]</w:t>
+      </w:r>
     </w:p>
     <w:p>
       <w:pPr>
@@ -96,7 +126,13 @@
         <w:rPr>
           <w:rFonts w:ascii="Times New Roman" w:hAnsi="Times New Roman" w:cs="Times New Roman"/>
         </w:rPr>
-        <w:t>[past]</w:t>
+        <w:t>As a graduate student in musicology, I was a teaching assistant for three years. My main duty was to lead weekly discussion sessions for music history classes for undergraduate music majors. The</w:t>
+      </w:r>
+      <w:r>
+        <w:rPr>
+          <w:rFonts w:ascii="Times New Roman" w:hAnsi="Times New Roman" w:cs="Times New Roman"/>
+        </w:rPr>
+        <w:t xml:space="preserve"> weekly contents of these discussion sessions were decided by the course instructor, but I decided how to deliver the materials and help students better understand the class contents and prepare for exams. I strove to keep students engaged, using different examples to reinforce concepts explained by the professor, and, when necessary, provided study guides to help them organize materials. </w:t>
       </w:r>
     </w:p>
     <w:p>
@@ -109,7 +145,67 @@
         <w:rPr>
           <w:rFonts w:ascii="Times New Roman" w:hAnsi="Times New Roman" w:cs="Times New Roman"/>
         </w:rPr>
-        <w:t>Adjunct at WFU</w:t>
+        <w:t xml:space="preserve">Upon graduation, I was fortunate to become an adjunct teaching professor at Wake Forest University. I designed and taught MUS 101, </w:t>
+      </w:r>
+      <w:r>
+        <w:rPr>
+          <w:rFonts w:ascii="Times New Roman" w:hAnsi="Times New Roman" w:cs="Times New Roman"/>
+        </w:rPr>
+        <w:t>I</w:t>
+      </w:r>
+      <w:r>
+        <w:rPr>
+          <w:rFonts w:ascii="Times New Roman" w:hAnsi="Times New Roman" w:cs="Times New Roman"/>
+        </w:rPr>
+        <w:t>ntroduction</w:t>
+      </w:r>
+      <w:r>
+        <w:rPr>
+          <w:rFonts w:ascii="Times New Roman" w:hAnsi="Times New Roman" w:cs="Times New Roman"/>
+        </w:rPr>
+        <w:t xml:space="preserve"> </w:t>
+      </w:r>
+      <w:r>
+        <w:rPr>
+          <w:rFonts w:ascii="Times New Roman" w:hAnsi="Times New Roman" w:cs="Times New Roman"/>
+        </w:rPr>
+        <w:t>to</w:t>
+      </w:r>
+      <w:r>
+        <w:rPr>
+          <w:rFonts w:ascii="Times New Roman" w:hAnsi="Times New Roman" w:cs="Times New Roman"/>
+        </w:rPr>
+        <w:t xml:space="preserve"> W</w:t>
+      </w:r>
+      <w:r>
+        <w:rPr>
+          <w:rFonts w:ascii="Times New Roman" w:hAnsi="Times New Roman" w:cs="Times New Roman"/>
+        </w:rPr>
+        <w:t>estern</w:t>
+      </w:r>
+      <w:r>
+        <w:rPr>
+          <w:rFonts w:ascii="Times New Roman" w:hAnsi="Times New Roman" w:cs="Times New Roman"/>
+        </w:rPr>
+        <w:t xml:space="preserve"> M</w:t>
+      </w:r>
+      <w:r>
+        <w:rPr>
+          <w:rFonts w:ascii="Times New Roman" w:hAnsi="Times New Roman" w:cs="Times New Roman"/>
+        </w:rPr>
+        <w:t>usic at WFU</w:t>
+      </w:r>
+      <w:r>
+        <w:rPr>
+          <w:rFonts w:ascii="Times New Roman" w:hAnsi="Times New Roman" w:cs="Times New Roman"/>
+        </w:rPr>
+        <w:t xml:space="preserve">, in Fall 2017. Since the students were not music majors, I carefully considered what topics in music history to cover and what depths to go into. I embedded writing assignments throughout the semester, since writing is an important part of studies in the humanities. I broke down the final paper into different stages—a proposal, an outline, an early draft, and a final draft—to guide students through the writing process. I emphasized that music history is an artifact, through which we can understand the past. The message is that, instead of memorizing composers’ biographies and dates of symphonies, we </w:t>
+      </w:r>
+      <w:r>
+        <w:rPr>
+          <w:rFonts w:ascii="Times New Roman" w:hAnsi="Times New Roman" w:cs="Times New Roman"/>
+        </w:rPr>
+        <w:t>exercised critical thinking and writing through music.</w:t>
       </w:r>
     </w:p>
     <w:p>
@@ -122,7 +218,19 @@
         <w:rPr>
           <w:rFonts w:ascii="Times New Roman" w:hAnsi="Times New Roman" w:cs="Times New Roman"/>
         </w:rPr>
-        <w:t xml:space="preserve">Teaching discussion session </w:t>
+        <w:t>[</w:t>
+      </w:r>
+      <w:r>
+        <w:rPr>
+          <w:rFonts w:ascii="Times New Roman" w:hAnsi="Times New Roman" w:cs="Times New Roman"/>
+        </w:rPr>
+        <w:t>recent</w:t>
+      </w:r>
+      <w:r>
+        <w:rPr>
+          <w:rFonts w:ascii="Times New Roman" w:hAnsi="Times New Roman" w:cs="Times New Roman"/>
+        </w:rPr>
+        <w:t>]</w:t>
       </w:r>
     </w:p>
     <w:p>
@@ -131,6 +239,12 @@
           <w:rFonts w:ascii="Times New Roman" w:hAnsi="Times New Roman" w:cs="Times New Roman"/>
         </w:rPr>
       </w:pPr>
+      <w:r>
+        <w:rPr>
+          <w:rFonts w:ascii="Times New Roman" w:hAnsi="Times New Roman" w:cs="Times New Roman"/>
+        </w:rPr>
+        <w:t xml:space="preserve">After the short career in adjunct teaching in music history, I switched gear and went into statistics. I served as a teaching assistant in the summer of 2022 before I started my PhD study. My main duties were grading assignments and holding office hours. Although I did not have the opportunity to teach in the actual classroom, I maintained an open, engaging virtual environment. I helped students work through homework problems and study for exams. I enjoyed the teaching role, because through teaching I found myself discovering the topics in fresh light. </w:t>
+      </w:r>
     </w:p>
     <w:p>
       <w:pPr>
@@ -142,19 +256,40 @@
         <w:rPr>
           <w:rFonts w:ascii="Times New Roman" w:hAnsi="Times New Roman" w:cs="Times New Roman"/>
         </w:rPr>
-        <w:t>[</w:t>
-      </w:r>
-      <w:r>
-        <w:rPr>
-          <w:rFonts w:ascii="Times New Roman" w:hAnsi="Times New Roman" w:cs="Times New Roman"/>
-        </w:rPr>
-        <w:t>recent</w:t>
-      </w:r>
-      <w:r>
-        <w:rPr>
-          <w:rFonts w:ascii="Times New Roman" w:hAnsi="Times New Roman" w:cs="Times New Roman"/>
-        </w:rPr>
-        <w:t>]</w:t>
+        <w:lastRenderedPageBreak/>
+        <w:t xml:space="preserve">In the PhD program, I have treasured the research opportunities I have received through my funding. Hoping to gain some teaching experience again, in the summer of 2025 I served as a graduate mentor for two groups of students—undergraduate students from NC State </w:t>
+      </w:r>
+      <w:r>
+        <w:rPr>
+          <w:rFonts w:ascii="Times New Roman" w:hAnsi="Times New Roman" w:cs="Times New Roman"/>
+        </w:rPr>
+        <w:t xml:space="preserve">and high school students from North Carolina School of Science and Mathematics. The undergraduate students were from a program called </w:t>
+      </w:r>
+      <w:proofErr w:type="spellStart"/>
+      <w:r>
+        <w:rPr>
+          <w:rFonts w:ascii="Times New Roman" w:hAnsi="Times New Roman" w:cs="Times New Roman"/>
+        </w:rPr>
+        <w:t>RuralWorks</w:t>
+      </w:r>
+      <w:proofErr w:type="spellEnd"/>
+      <w:r>
+        <w:rPr>
+          <w:rFonts w:ascii="Times New Roman" w:hAnsi="Times New Roman" w:cs="Times New Roman"/>
+        </w:rPr>
+        <w:t xml:space="preserve">, sponsored by SECU, and worked as </w:t>
+      </w:r>
+      <w:r>
+        <w:rPr>
+          <w:rFonts w:ascii="Times New Roman" w:hAnsi="Times New Roman" w:cs="Times New Roman"/>
+        </w:rPr>
+        <w:t>interns at non-profit organizations</w:t>
+      </w:r>
+      <w:r>
+        <w:rPr>
+          <w:rFonts w:ascii="Times New Roman" w:hAnsi="Times New Roman" w:cs="Times New Roman"/>
+        </w:rPr>
+        <w:t xml:space="preserve">. They were required to complete a data science project as part of the internship. I met with six of them individually throughout the summer, guiding them through the entire project from identifying data, analysis, to deciding presentation format and visualization. All of my students were not math or statistics majors, so they were unfamiliar with data analysis. I enjoyed helping them think through data and find the story behind the data. </w:t>
       </w:r>
     </w:p>
     <w:p>
@@ -167,7 +302,61 @@
         <w:rPr>
           <w:rFonts w:ascii="Times New Roman" w:hAnsi="Times New Roman" w:cs="Times New Roman"/>
         </w:rPr>
-        <w:t xml:space="preserve">Advising undergraduate and high school students </w:t>
+        <w:t xml:space="preserve">The high school students were participants in </w:t>
+      </w:r>
+      <w:r>
+        <w:rPr>
+          <w:rFonts w:ascii="Times New Roman" w:hAnsi="Times New Roman" w:cs="Times New Roman"/>
+        </w:rPr>
+        <w:t>the S</w:t>
+      </w:r>
+      <w:r>
+        <w:rPr>
+          <w:rFonts w:ascii="Times New Roman" w:hAnsi="Times New Roman" w:cs="Times New Roman"/>
+        </w:rPr>
+        <w:t>ummer Research and Innovation Programs</w:t>
+      </w:r>
+      <w:r>
+        <w:rPr>
+          <w:rFonts w:ascii="Times New Roman" w:hAnsi="Times New Roman" w:cs="Times New Roman"/>
+        </w:rPr>
+        <w:t xml:space="preserve">. The six participants were paired up with three community sponsors and each group embarked on a data science project in an intensive six-week program. Part of my duties was to give two tutorial sessions to all students. The most interesting part was advising two students, who were assigned to work with </w:t>
+      </w:r>
+      <w:r>
+        <w:rPr>
+          <w:rFonts w:ascii="Times New Roman" w:hAnsi="Times New Roman" w:cs="Times New Roman"/>
+        </w:rPr>
+        <w:t>the Lake James Environmental Association, who hoped to provide better visualization for their data</w:t>
+      </w:r>
+      <w:r>
+        <w:rPr>
+          <w:rFonts w:ascii="Times New Roman" w:hAnsi="Times New Roman" w:cs="Times New Roman"/>
+        </w:rPr>
+        <w:t xml:space="preserve">. I held weekly office hours with my students, listening to their understanding of the sponsor’s request and suggested directions and resources. For the visualization request, I suggested my students use Shiny App to construct a dashboard, provided example code, and walked them through the concept. From the beginning, they were enthusiastic and ready to learn. Every week, it was truly a joy to watch them construct the dashboard, troubleshoot, and present their progress. </w:t>
+      </w:r>
+      <w:r>
+        <w:rPr>
+          <w:rFonts w:ascii="Times New Roman" w:hAnsi="Times New Roman" w:cs="Times New Roman"/>
+        </w:rPr>
+        <w:t>They ended up putting a dashboard online and gave an amazing final presentation, of both of which I am extremely proud.</w:t>
+      </w:r>
+      <w:r>
+        <w:rPr>
+          <w:rFonts w:ascii="Times New Roman" w:hAnsi="Times New Roman" w:cs="Times New Roman"/>
+        </w:rPr>
+        <w:t xml:space="preserve"> </w:t>
+      </w:r>
+      <w:r>
+        <w:rPr>
+          <w:rFonts w:ascii="Times New Roman" w:hAnsi="Times New Roman" w:cs="Times New Roman"/>
+        </w:rPr>
+        <w:t>The advising experience was so rewarding that it was sad to say goodbye to them in the final meeting</w:t>
+      </w:r>
+      <w:r>
+        <w:rPr>
+          <w:rFonts w:ascii="Times New Roman" w:hAnsi="Times New Roman" w:cs="Times New Roman"/>
+        </w:rPr>
+        <w:t>, and I can confidently say that I am looking forward to advising master’s and undergraduate students at WFU.</w:t>
       </w:r>
     </w:p>
     <w:p>
@@ -183,6 +372,12 @@
           <w:rFonts w:ascii="Times New Roman" w:hAnsi="Times New Roman" w:cs="Times New Roman"/>
         </w:rPr>
       </w:pPr>
+      <w:r>
+        <w:rPr>
+          <w:rFonts w:ascii="Times New Roman" w:hAnsi="Times New Roman" w:cs="Times New Roman"/>
+        </w:rPr>
+        <w:t>[future]</w:t>
+      </w:r>
     </w:p>
     <w:p>
       <w:pPr>
@@ -194,20 +389,25 @@
         <w:rPr>
           <w:rFonts w:ascii="Times New Roman" w:hAnsi="Times New Roman" w:cs="Times New Roman"/>
         </w:rPr>
-        <w:t>[future]</w:t>
-      </w:r>
-    </w:p>
-    <w:p>
-      <w:pPr>
-        <w:rPr>
-          <w:rFonts w:ascii="Times New Roman" w:hAnsi="Times New Roman" w:cs="Times New Roman"/>
-        </w:rPr>
-      </w:pPr>
+        <w:t xml:space="preserve">Looking ahead, if I were to </w:t>
+      </w:r>
+      <w:r>
+        <w:rPr>
+          <w:rFonts w:ascii="Times New Roman" w:hAnsi="Times New Roman" w:cs="Times New Roman"/>
+        </w:rPr>
+        <w:t>teach at WFU, … [</w:t>
+      </w:r>
       <w:r>
         <w:rPr>
           <w:rFonts w:ascii="Times New Roman" w:hAnsi="Times New Roman" w:cs="Times New Roman"/>
         </w:rPr>
         <w:t>What WFU class do I want to teach</w:t>
+      </w:r>
+      <w:r>
+        <w:rPr>
+          <w:rFonts w:ascii="Times New Roman" w:hAnsi="Times New Roman" w:cs="Times New Roman"/>
+        </w:rPr>
+        <w:t>]</w:t>
       </w:r>
     </w:p>
     <w:p>

--- a/assets/teaching_statement_WFU.docx
+++ b/assets/teaching_statement_WFU.docx
@@ -54,6 +54,7 @@
     </w:p>
     <w:p>
       <w:pPr>
+        <w:ind w:firstLine="720"/>
         <w:rPr>
           <w:rFonts w:ascii="Times New Roman" w:hAnsi="Times New Roman" w:cs="Times New Roman"/>
         </w:rPr>
@@ -62,11 +63,30 @@
         <w:rPr>
           <w:rFonts w:ascii="Times New Roman" w:hAnsi="Times New Roman" w:cs="Times New Roman"/>
         </w:rPr>
-        <w:t>[overview]</w:t>
+        <w:t xml:space="preserve">My teaching experience ranges from </w:t>
+      </w:r>
+      <w:r>
+        <w:rPr>
+          <w:rFonts w:ascii="Times New Roman" w:hAnsi="Times New Roman" w:cs="Times New Roman"/>
+        </w:rPr>
+        <w:t>two different subjects—statistics and music history—and several different formats—</w:t>
+      </w:r>
+      <w:r>
+        <w:rPr>
+          <w:rFonts w:ascii="Times New Roman" w:hAnsi="Times New Roman" w:cs="Times New Roman"/>
+        </w:rPr>
+        <w:t>classroom teaching, discussion session leading, and one-on-one advising.</w:t>
+      </w:r>
+      <w:r>
+        <w:rPr>
+          <w:rFonts w:ascii="Times New Roman" w:hAnsi="Times New Roman" w:cs="Times New Roman"/>
+        </w:rPr>
+        <w:t xml:space="preserve"> Having taught statistics and music majors and non-majors, I believe that an instructor’s main job is to convey a way of thinking using the subject as a means, and students—majors, nonmajors, undergraduates, and graduate students—should be treated as future scholars. </w:t>
       </w:r>
     </w:p>
     <w:p>
       <w:pPr>
+        <w:ind w:firstLine="720"/>
         <w:rPr>
           <w:rFonts w:ascii="Times New Roman" w:hAnsi="Times New Roman" w:cs="Times New Roman"/>
         </w:rPr>
@@ -75,36 +95,146 @@
         <w:rPr>
           <w:rFonts w:ascii="Times New Roman" w:hAnsi="Times New Roman" w:cs="Times New Roman"/>
         </w:rPr>
-        <w:t xml:space="preserve">My teaching experience ranges from </w:t>
-      </w:r>
-      <w:r>
-        <w:rPr>
-          <w:rFonts w:ascii="Times New Roman" w:hAnsi="Times New Roman" w:cs="Times New Roman"/>
-        </w:rPr>
-        <w:t>two different subjects—statistics and music history—and several different formats—</w:t>
-      </w:r>
-      <w:r>
-        <w:rPr>
-          <w:rFonts w:ascii="Times New Roman" w:hAnsi="Times New Roman" w:cs="Times New Roman"/>
-        </w:rPr>
-        <w:t>classroom teaching, discussion session leading, and one-on-one advising.</w:t>
-      </w:r>
-      <w:r>
-        <w:rPr>
-          <w:rFonts w:ascii="Times New Roman" w:hAnsi="Times New Roman" w:cs="Times New Roman"/>
-        </w:rPr>
-        <w:t xml:space="preserve"> Having taught statistics and music majors and non-majors, I believe that an instructor’s main job is to convey a way of thinking using the subject as a means, and students—majors, nonmajors, undergraduates, and graduate students—should be treated as future scholars. </w:t>
+        <w:t>As a graduate student in musicology, I was a teaching assistant for three years. My main duty was to lead weekly discussion sessions for music history classes for undergraduate music majors. The</w:t>
+      </w:r>
+      <w:r>
+        <w:rPr>
+          <w:rFonts w:ascii="Times New Roman" w:hAnsi="Times New Roman" w:cs="Times New Roman"/>
+        </w:rPr>
+        <w:t xml:space="preserve"> weekly contents of these discussion sessions were decided by the course instructor, but I decided how to deliver the materials and help students better understand the class contents and prepare for exams. I strove to keep students engaged, using different examples to reinforce concepts explained by the professor, and, when necessary, provided study guides to help them organize materials. </w:t>
       </w:r>
     </w:p>
     <w:p>
       <w:pPr>
+        <w:ind w:firstLine="720"/>
         <w:rPr>
           <w:rFonts w:ascii="Times New Roman" w:hAnsi="Times New Roman" w:cs="Times New Roman"/>
         </w:rPr>
       </w:pPr>
+      <w:r>
+        <w:rPr>
+          <w:rFonts w:ascii="Times New Roman" w:hAnsi="Times New Roman" w:cs="Times New Roman"/>
+        </w:rPr>
+        <w:t>Shortly after</w:t>
+      </w:r>
+      <w:r>
+        <w:rPr>
+          <w:rFonts w:ascii="Times New Roman" w:hAnsi="Times New Roman" w:cs="Times New Roman"/>
+        </w:rPr>
+        <w:t xml:space="preserve"> graduation, I bec</w:t>
+      </w:r>
+      <w:r>
+        <w:rPr>
+          <w:rFonts w:ascii="Times New Roman" w:hAnsi="Times New Roman" w:cs="Times New Roman"/>
+        </w:rPr>
+        <w:t>a</w:t>
+      </w:r>
+      <w:r>
+        <w:rPr>
+          <w:rFonts w:ascii="Times New Roman" w:hAnsi="Times New Roman" w:cs="Times New Roman"/>
+        </w:rPr>
+        <w:t xml:space="preserve">me an adjunct teaching professor at Wake Forest University. I designed and taught MUS 101, </w:t>
+      </w:r>
+      <w:r>
+        <w:rPr>
+          <w:rFonts w:ascii="Times New Roman" w:hAnsi="Times New Roman" w:cs="Times New Roman"/>
+        </w:rPr>
+        <w:t>I</w:t>
+      </w:r>
+      <w:r>
+        <w:rPr>
+          <w:rFonts w:ascii="Times New Roman" w:hAnsi="Times New Roman" w:cs="Times New Roman"/>
+        </w:rPr>
+        <w:t>ntroduction</w:t>
+      </w:r>
+      <w:r>
+        <w:rPr>
+          <w:rFonts w:ascii="Times New Roman" w:hAnsi="Times New Roman" w:cs="Times New Roman"/>
+        </w:rPr>
+        <w:t xml:space="preserve"> </w:t>
+      </w:r>
+      <w:r>
+        <w:rPr>
+          <w:rFonts w:ascii="Times New Roman" w:hAnsi="Times New Roman" w:cs="Times New Roman"/>
+        </w:rPr>
+        <w:t>to</w:t>
+      </w:r>
+      <w:r>
+        <w:rPr>
+          <w:rFonts w:ascii="Times New Roman" w:hAnsi="Times New Roman" w:cs="Times New Roman"/>
+        </w:rPr>
+        <w:t xml:space="preserve"> W</w:t>
+      </w:r>
+      <w:r>
+        <w:rPr>
+          <w:rFonts w:ascii="Times New Roman" w:hAnsi="Times New Roman" w:cs="Times New Roman"/>
+        </w:rPr>
+        <w:t>estern</w:t>
+      </w:r>
+      <w:r>
+        <w:rPr>
+          <w:rFonts w:ascii="Times New Roman" w:hAnsi="Times New Roman" w:cs="Times New Roman"/>
+        </w:rPr>
+        <w:t xml:space="preserve"> M</w:t>
+      </w:r>
+      <w:r>
+        <w:rPr>
+          <w:rFonts w:ascii="Times New Roman" w:hAnsi="Times New Roman" w:cs="Times New Roman"/>
+        </w:rPr>
+        <w:t>usic at WFU</w:t>
+      </w:r>
+      <w:r>
+        <w:rPr>
+          <w:rFonts w:ascii="Times New Roman" w:hAnsi="Times New Roman" w:cs="Times New Roman"/>
+        </w:rPr>
+        <w:t>, in Fall 2017. Since the students were not music majors, I carefully considered what topics in music history to cover and what depths to go into. I embedded writing assignments throughout the semester, since writing is an important part of studies in the humanities. I broke down the final paper into different stages—a proposal, an outline, an early draft, and a final draft—to guide students through the writing process. I emphasized that music history is</w:t>
+      </w:r>
+      <w:r>
+        <w:rPr>
+          <w:rFonts w:ascii="Times New Roman" w:hAnsi="Times New Roman" w:cs="Times New Roman"/>
+        </w:rPr>
+        <w:t xml:space="preserve"> about studying</w:t>
+      </w:r>
+      <w:r>
+        <w:rPr>
+          <w:rFonts w:ascii="Times New Roman" w:hAnsi="Times New Roman" w:cs="Times New Roman"/>
+        </w:rPr>
+        <w:t xml:space="preserve"> artifact</w:t>
+      </w:r>
+      <w:r>
+        <w:rPr>
+          <w:rFonts w:ascii="Times New Roman" w:hAnsi="Times New Roman" w:cs="Times New Roman"/>
+        </w:rPr>
+        <w:t xml:space="preserve">s to </w:t>
+      </w:r>
+      <w:r>
+        <w:rPr>
+          <w:rFonts w:ascii="Times New Roman" w:hAnsi="Times New Roman" w:cs="Times New Roman"/>
+        </w:rPr>
+        <w:t xml:space="preserve">understand the past. The message is that, instead of memorizing composers’ biographies and dates of symphonies, we </w:t>
+      </w:r>
+      <w:r>
+        <w:rPr>
+          <w:rFonts w:ascii="Times New Roman" w:hAnsi="Times New Roman" w:cs="Times New Roman"/>
+        </w:rPr>
+        <w:t xml:space="preserve">exercised critical thinking and writing through </w:t>
+      </w:r>
+      <w:r>
+        <w:rPr>
+          <w:rFonts w:ascii="Times New Roman" w:hAnsi="Times New Roman" w:cs="Times New Roman"/>
+        </w:rPr>
+        <w:t xml:space="preserve">the lens of </w:t>
+      </w:r>
+      <w:r>
+        <w:rPr>
+          <w:rFonts w:ascii="Times New Roman" w:hAnsi="Times New Roman" w:cs="Times New Roman"/>
+        </w:rPr>
+        <w:t>music.</w:t>
+      </w:r>
     </w:p>
     <w:p>
       <w:pPr>
+        <w:ind w:firstLine="720"/>
         <w:rPr>
           <w:rFonts w:ascii="Times New Roman" w:hAnsi="Times New Roman" w:cs="Times New Roman"/>
         </w:rPr>
@@ -113,11 +243,12 @@
         <w:rPr>
           <w:rFonts w:ascii="Times New Roman" w:hAnsi="Times New Roman" w:cs="Times New Roman"/>
         </w:rPr>
-        <w:t>[past]</w:t>
+        <w:t xml:space="preserve">After the short career in adjunct teaching in music history, I switched gear and went into statistics. I served as a teaching assistant in the summer of 2022 before I started my PhD study. My main duties were grading assignments and holding office hours. Although I did not have the opportunity to teach in the classroom, I maintained an open, engaging virtual environment. I helped students work through homework problems and study for exams. I enjoyed the teaching role, because through teaching I found myself discovering the topics in fresh light. </w:t>
       </w:r>
     </w:p>
     <w:p>
       <w:pPr>
+        <w:ind w:firstLine="720"/>
         <w:rPr>
           <w:rFonts w:ascii="Times New Roman" w:hAnsi="Times New Roman" w:cs="Times New Roman"/>
         </w:rPr>
@@ -126,17 +257,145 @@
         <w:rPr>
           <w:rFonts w:ascii="Times New Roman" w:hAnsi="Times New Roman" w:cs="Times New Roman"/>
         </w:rPr>
-        <w:t>As a graduate student in musicology, I was a teaching assistant for three years. My main duty was to lead weekly discussion sessions for music history classes for undergraduate music majors. The</w:t>
-      </w:r>
-      <w:r>
-        <w:rPr>
-          <w:rFonts w:ascii="Times New Roman" w:hAnsi="Times New Roman" w:cs="Times New Roman"/>
-        </w:rPr>
-        <w:t xml:space="preserve"> weekly contents of these discussion sessions were decided by the course instructor, but I decided how to deliver the materials and help students better understand the class contents and prepare for exams. I strove to keep students engaged, using different examples to reinforce concepts explained by the professor, and, when necessary, provided study guides to help them organize materials. </w:t>
+        <w:t xml:space="preserve">Hoping to gain some teaching experience again, in the summer of 2025 I served as a graduate mentor for two groups of students—undergraduate students from NC State </w:t>
+      </w:r>
+      <w:r>
+        <w:rPr>
+          <w:rFonts w:ascii="Times New Roman" w:hAnsi="Times New Roman" w:cs="Times New Roman"/>
+        </w:rPr>
+        <w:t>and high school students from North Carolina School of Science and Mathematics. The undergraduate students were from a program ca</w:t>
+      </w:r>
+      <w:r>
+        <w:rPr>
+          <w:rFonts w:ascii="Times New Roman" w:hAnsi="Times New Roman" w:cs="Times New Roman"/>
+        </w:rPr>
+        <w:t>lled</w:t>
+      </w:r>
+      <w:r>
+        <w:rPr>
+          <w:rFonts w:ascii="Times New Roman" w:hAnsi="Times New Roman" w:cs="Times New Roman"/>
+        </w:rPr>
+        <w:t xml:space="preserve"> RuralWorks, sponsored by </w:t>
+      </w:r>
+      <w:r>
+        <w:rPr>
+          <w:rFonts w:ascii="Times New Roman" w:hAnsi="Times New Roman" w:cs="Times New Roman"/>
+        </w:rPr>
+        <w:t xml:space="preserve">the </w:t>
+      </w:r>
+      <w:r>
+        <w:rPr>
+          <w:rFonts w:ascii="Times New Roman" w:hAnsi="Times New Roman" w:cs="Times New Roman"/>
+        </w:rPr>
+        <w:t>S</w:t>
+      </w:r>
+      <w:r>
+        <w:rPr>
+          <w:rFonts w:ascii="Times New Roman" w:hAnsi="Times New Roman" w:cs="Times New Roman"/>
+        </w:rPr>
+        <w:t xml:space="preserve">tate </w:t>
+      </w:r>
+      <w:r>
+        <w:rPr>
+          <w:rFonts w:ascii="Times New Roman" w:hAnsi="Times New Roman" w:cs="Times New Roman"/>
+        </w:rPr>
+        <w:t>E</w:t>
+      </w:r>
+      <w:r>
+        <w:rPr>
+          <w:rFonts w:ascii="Times New Roman" w:hAnsi="Times New Roman" w:cs="Times New Roman"/>
+        </w:rPr>
+        <w:t xml:space="preserve">mployees’ </w:t>
+      </w:r>
+      <w:r>
+        <w:rPr>
+          <w:rFonts w:ascii="Times New Roman" w:hAnsi="Times New Roman" w:cs="Times New Roman"/>
+        </w:rPr>
+        <w:t>C</w:t>
+      </w:r>
+      <w:r>
+        <w:rPr>
+          <w:rFonts w:ascii="Times New Roman" w:hAnsi="Times New Roman" w:cs="Times New Roman"/>
+        </w:rPr>
+        <w:t xml:space="preserve">redit </w:t>
+      </w:r>
+      <w:r>
+        <w:rPr>
+          <w:rFonts w:ascii="Times New Roman" w:hAnsi="Times New Roman" w:cs="Times New Roman"/>
+        </w:rPr>
+        <w:t>U</w:t>
+      </w:r>
+      <w:r>
+        <w:rPr>
+          <w:rFonts w:ascii="Times New Roman" w:hAnsi="Times New Roman" w:cs="Times New Roman"/>
+        </w:rPr>
+        <w:t>nion (SECU)</w:t>
+      </w:r>
+      <w:r>
+        <w:rPr>
+          <w:rFonts w:ascii="Times New Roman" w:hAnsi="Times New Roman" w:cs="Times New Roman"/>
+        </w:rPr>
+        <w:t xml:space="preserve">, and worked as interns at non-profit organizations. They were required to complete a data science project as part of the internship. I met with six of them individually throughout the summer, guiding them through the project from identifying data, analysis, to </w:t>
+      </w:r>
+      <w:r>
+        <w:rPr>
+          <w:rFonts w:ascii="Times New Roman" w:hAnsi="Times New Roman" w:cs="Times New Roman"/>
+        </w:rPr>
+        <w:lastRenderedPageBreak/>
+        <w:t xml:space="preserve">deciding presentation format and visualization. </w:t>
+      </w:r>
+      <w:r>
+        <w:rPr>
+          <w:rFonts w:ascii="Times New Roman" w:hAnsi="Times New Roman" w:cs="Times New Roman"/>
+        </w:rPr>
+        <w:t>None</w:t>
+      </w:r>
+      <w:r>
+        <w:rPr>
+          <w:rFonts w:ascii="Times New Roman" w:hAnsi="Times New Roman" w:cs="Times New Roman"/>
+        </w:rPr>
+        <w:t xml:space="preserve"> of my students were math</w:t>
+      </w:r>
+      <w:r>
+        <w:rPr>
+          <w:rFonts w:ascii="Times New Roman" w:hAnsi="Times New Roman" w:cs="Times New Roman"/>
+        </w:rPr>
+        <w:t>ematics</w:t>
+      </w:r>
+      <w:r>
+        <w:rPr>
+          <w:rFonts w:ascii="Times New Roman" w:hAnsi="Times New Roman" w:cs="Times New Roman"/>
+        </w:rPr>
+        <w:t xml:space="preserve"> or statistics majors, so they were unfamiliar with data analysis</w:t>
+      </w:r>
+      <w:r>
+        <w:rPr>
+          <w:rFonts w:ascii="Times New Roman" w:hAnsi="Times New Roman" w:cs="Times New Roman"/>
+        </w:rPr>
+        <w:t>, so it was even more important to keep the focus on the high-level</w:t>
+      </w:r>
+      <w:r>
+        <w:rPr>
+          <w:rFonts w:ascii="Times New Roman" w:hAnsi="Times New Roman" w:cs="Times New Roman"/>
+        </w:rPr>
+        <w:t xml:space="preserve"> </w:t>
+      </w:r>
+      <w:r>
+        <w:rPr>
+          <w:rFonts w:ascii="Times New Roman" w:hAnsi="Times New Roman" w:cs="Times New Roman"/>
+        </w:rPr>
+        <w:t>when they</w:t>
+      </w:r>
+      <w:r>
+        <w:rPr>
+          <w:rFonts w:ascii="Times New Roman" w:hAnsi="Times New Roman" w:cs="Times New Roman"/>
+        </w:rPr>
+        <w:t xml:space="preserve"> think through data and find the story behind the data. </w:t>
       </w:r>
     </w:p>
     <w:p>
       <w:pPr>
+        <w:ind w:firstLine="720"/>
         <w:rPr>
           <w:rFonts w:ascii="Times New Roman" w:hAnsi="Times New Roman" w:cs="Times New Roman"/>
         </w:rPr>
@@ -145,19 +404,103 @@
         <w:rPr>
           <w:rFonts w:ascii="Times New Roman" w:hAnsi="Times New Roman" w:cs="Times New Roman"/>
         </w:rPr>
-        <w:t xml:space="preserve">Upon graduation, I was fortunate to become an adjunct teaching professor at Wake Forest University. I designed and taught MUS 101, </w:t>
-      </w:r>
-      <w:r>
-        <w:rPr>
-          <w:rFonts w:ascii="Times New Roman" w:hAnsi="Times New Roman" w:cs="Times New Roman"/>
-        </w:rPr>
-        <w:t>I</w:t>
-      </w:r>
-      <w:r>
-        <w:rPr>
-          <w:rFonts w:ascii="Times New Roman" w:hAnsi="Times New Roman" w:cs="Times New Roman"/>
-        </w:rPr>
-        <w:t>ntroduction</w:t>
+        <w:t xml:space="preserve">The high school students were participants in </w:t>
+      </w:r>
+      <w:r>
+        <w:rPr>
+          <w:rFonts w:ascii="Times New Roman" w:hAnsi="Times New Roman" w:cs="Times New Roman"/>
+        </w:rPr>
+        <w:t>the S</w:t>
+      </w:r>
+      <w:r>
+        <w:rPr>
+          <w:rFonts w:ascii="Times New Roman" w:hAnsi="Times New Roman" w:cs="Times New Roman"/>
+        </w:rPr>
+        <w:t>ummer Research and Innovation Programs</w:t>
+      </w:r>
+      <w:r>
+        <w:rPr>
+          <w:rFonts w:ascii="Times New Roman" w:hAnsi="Times New Roman" w:cs="Times New Roman"/>
+        </w:rPr>
+        <w:t xml:space="preserve">. </w:t>
+      </w:r>
+      <w:r>
+        <w:rPr>
+          <w:rFonts w:ascii="Times New Roman" w:hAnsi="Times New Roman" w:cs="Times New Roman"/>
+        </w:rPr>
+        <w:t>The 2025 cohort—with just six students—was smaller than usual; t</w:t>
+      </w:r>
+      <w:r>
+        <w:rPr>
+          <w:rFonts w:ascii="Times New Roman" w:hAnsi="Times New Roman" w:cs="Times New Roman"/>
+        </w:rPr>
+        <w:t>he</w:t>
+      </w:r>
+      <w:r>
+        <w:rPr>
+          <w:rFonts w:ascii="Times New Roman" w:hAnsi="Times New Roman" w:cs="Times New Roman"/>
+        </w:rPr>
+        <w:t>y</w:t>
+      </w:r>
+      <w:r>
+        <w:rPr>
+          <w:rFonts w:ascii="Times New Roman" w:hAnsi="Times New Roman" w:cs="Times New Roman"/>
+        </w:rPr>
+        <w:t xml:space="preserve"> were paired up with three community sponsors and each group embarked on a data science project in an intensive six-week program. Part of my duties was to give two tutorial sessions to all students. </w:t>
+      </w:r>
+      <w:r>
+        <w:rPr>
+          <w:rFonts w:ascii="Times New Roman" w:hAnsi="Times New Roman" w:cs="Times New Roman"/>
+        </w:rPr>
+        <w:t xml:space="preserve">I also </w:t>
+      </w:r>
+      <w:r>
+        <w:rPr>
+          <w:rFonts w:ascii="Times New Roman" w:hAnsi="Times New Roman" w:cs="Times New Roman"/>
+        </w:rPr>
+        <w:t>advis</w:t>
+      </w:r>
+      <w:r>
+        <w:rPr>
+          <w:rFonts w:ascii="Times New Roman" w:hAnsi="Times New Roman" w:cs="Times New Roman"/>
+        </w:rPr>
+        <w:t>ed</w:t>
+      </w:r>
+      <w:r>
+        <w:rPr>
+          <w:rFonts w:ascii="Times New Roman" w:hAnsi="Times New Roman" w:cs="Times New Roman"/>
+        </w:rPr>
+        <w:t xml:space="preserve"> two students assigned to work with the Lake James Environmental Association, who hoped to provide better visualization for their data. I held weekly office hours with my students, </w:t>
+      </w:r>
+      <w:r>
+        <w:rPr>
+          <w:rFonts w:ascii="Times New Roman" w:hAnsi="Times New Roman" w:cs="Times New Roman"/>
+        </w:rPr>
+        <w:t>understood</w:t>
+      </w:r>
+      <w:r>
+        <w:rPr>
+          <w:rFonts w:ascii="Times New Roman" w:hAnsi="Times New Roman" w:cs="Times New Roman"/>
+        </w:rPr>
+        <w:t xml:space="preserve"> the sponsor’s request</w:t>
+      </w:r>
+      <w:r>
+        <w:rPr>
+          <w:rFonts w:ascii="Times New Roman" w:hAnsi="Times New Roman" w:cs="Times New Roman"/>
+        </w:rPr>
+        <w:t>s,</w:t>
+      </w:r>
+      <w:r>
+        <w:rPr>
+          <w:rFonts w:ascii="Times New Roman" w:hAnsi="Times New Roman" w:cs="Times New Roman"/>
+        </w:rPr>
+        <w:t xml:space="preserve"> and suggested directions and resources. For the visualization request, I suggested my students use Shiny App to construct a dashboard, provided example code, and walked them through the concept. From the beginning, they were enthusiastic and ready to learn. Every week, it was truly a joy to watch them construct the dashboard, troubleshoot, and present their progress. </w:t>
+      </w:r>
+      <w:r>
+        <w:rPr>
+          <w:rFonts w:ascii="Times New Roman" w:hAnsi="Times New Roman" w:cs="Times New Roman"/>
+        </w:rPr>
+        <w:t>They ended up putting a dashboard online and gave an amazing final presentation, of both of which I am extremely proud.</w:t>
       </w:r>
       <w:r>
         <w:rPr>
@@ -169,43 +512,19 @@
         <w:rPr>
           <w:rFonts w:ascii="Times New Roman" w:hAnsi="Times New Roman" w:cs="Times New Roman"/>
         </w:rPr>
-        <w:t>to</w:t>
-      </w:r>
-      <w:r>
-        <w:rPr>
-          <w:rFonts w:ascii="Times New Roman" w:hAnsi="Times New Roman" w:cs="Times New Roman"/>
-        </w:rPr>
-        <w:t xml:space="preserve"> W</w:t>
-      </w:r>
-      <w:r>
-        <w:rPr>
-          <w:rFonts w:ascii="Times New Roman" w:hAnsi="Times New Roman" w:cs="Times New Roman"/>
-        </w:rPr>
-        <w:t>estern</w:t>
-      </w:r>
-      <w:r>
-        <w:rPr>
-          <w:rFonts w:ascii="Times New Roman" w:hAnsi="Times New Roman" w:cs="Times New Roman"/>
-        </w:rPr>
-        <w:t xml:space="preserve"> M</w:t>
-      </w:r>
-      <w:r>
-        <w:rPr>
-          <w:rFonts w:ascii="Times New Roman" w:hAnsi="Times New Roman" w:cs="Times New Roman"/>
-        </w:rPr>
-        <w:t>usic at WFU</w:t>
-      </w:r>
-      <w:r>
-        <w:rPr>
-          <w:rFonts w:ascii="Times New Roman" w:hAnsi="Times New Roman" w:cs="Times New Roman"/>
-        </w:rPr>
-        <w:t xml:space="preserve">, in Fall 2017. Since the students were not music majors, I carefully considered what topics in music history to cover and what depths to go into. I embedded writing assignments throughout the semester, since writing is an important part of studies in the humanities. I broke down the final paper into different stages—a proposal, an outline, an early draft, and a final draft—to guide students through the writing process. I emphasized that music history is an artifact, through which we can understand the past. The message is that, instead of memorizing composers’ biographies and dates of symphonies, we </w:t>
-      </w:r>
-      <w:r>
-        <w:rPr>
-          <w:rFonts w:ascii="Times New Roman" w:hAnsi="Times New Roman" w:cs="Times New Roman"/>
-        </w:rPr>
-        <w:t>exercised critical thinking and writing through music.</w:t>
+        <w:t>The advising experience was so rewarding that it was sad to say goodbye to them in the final meeting, and I am</w:t>
+      </w:r>
+      <w:r>
+        <w:rPr>
+          <w:rFonts w:ascii="Times New Roman" w:hAnsi="Times New Roman" w:cs="Times New Roman"/>
+        </w:rPr>
+        <w:t xml:space="preserve"> truly</w:t>
+      </w:r>
+      <w:r>
+        <w:rPr>
+          <w:rFonts w:ascii="Times New Roman" w:hAnsi="Times New Roman" w:cs="Times New Roman"/>
+        </w:rPr>
+        <w:t xml:space="preserve"> looking forward to advising master’s and undergraduate students at WFU.</w:t>
       </w:r>
     </w:p>
     <w:p>
@@ -218,209 +537,25 @@
         <w:rPr>
           <w:rFonts w:ascii="Times New Roman" w:hAnsi="Times New Roman" w:cs="Times New Roman"/>
         </w:rPr>
-        <w:t>[</w:t>
-      </w:r>
-      <w:r>
-        <w:rPr>
-          <w:rFonts w:ascii="Times New Roman" w:hAnsi="Times New Roman" w:cs="Times New Roman"/>
-        </w:rPr>
-        <w:t>recent</w:t>
-      </w:r>
-      <w:r>
-        <w:rPr>
-          <w:rFonts w:ascii="Times New Roman" w:hAnsi="Times New Roman" w:cs="Times New Roman"/>
-        </w:rPr>
-        <w:t>]</w:t>
-      </w:r>
-    </w:p>
-    <w:p>
-      <w:pPr>
-        <w:rPr>
-          <w:rFonts w:ascii="Times New Roman" w:hAnsi="Times New Roman" w:cs="Times New Roman"/>
-        </w:rPr>
-      </w:pPr>
-      <w:r>
-        <w:rPr>
-          <w:rFonts w:ascii="Times New Roman" w:hAnsi="Times New Roman" w:cs="Times New Roman"/>
-        </w:rPr>
-        <w:t xml:space="preserve">After the short career in adjunct teaching in music history, I switched gear and went into statistics. I served as a teaching assistant in the summer of 2022 before I started my PhD study. My main duties were grading assignments and holding office hours. Although I did not have the opportunity to teach in the actual classroom, I maintained an open, engaging virtual environment. I helped students work through homework problems and study for exams. I enjoyed the teaching role, because through teaching I found myself discovering the topics in fresh light. </w:t>
-      </w:r>
-    </w:p>
-    <w:p>
-      <w:pPr>
-        <w:rPr>
-          <w:rFonts w:ascii="Times New Roman" w:hAnsi="Times New Roman" w:cs="Times New Roman"/>
-        </w:rPr>
-      </w:pPr>
-      <w:r>
-        <w:rPr>
-          <w:rFonts w:ascii="Times New Roman" w:hAnsi="Times New Roman" w:cs="Times New Roman"/>
-        </w:rPr>
-        <w:lastRenderedPageBreak/>
-        <w:t xml:space="preserve">In the PhD program, I have treasured the research opportunities I have received through my funding. Hoping to gain some teaching experience again, in the summer of 2025 I served as a graduate mentor for two groups of students—undergraduate students from NC State </w:t>
-      </w:r>
-      <w:r>
-        <w:rPr>
-          <w:rFonts w:ascii="Times New Roman" w:hAnsi="Times New Roman" w:cs="Times New Roman"/>
-        </w:rPr>
-        <w:t xml:space="preserve">and high school students from North Carolina School of Science and Mathematics. The undergraduate students were from a program called </w:t>
-      </w:r>
-      <w:proofErr w:type="spellStart"/>
-      <w:r>
-        <w:rPr>
-          <w:rFonts w:ascii="Times New Roman" w:hAnsi="Times New Roman" w:cs="Times New Roman"/>
-        </w:rPr>
-        <w:t>RuralWorks</w:t>
-      </w:r>
-      <w:proofErr w:type="spellEnd"/>
-      <w:r>
-        <w:rPr>
-          <w:rFonts w:ascii="Times New Roman" w:hAnsi="Times New Roman" w:cs="Times New Roman"/>
-        </w:rPr>
-        <w:t xml:space="preserve">, sponsored by SECU, and worked as </w:t>
-      </w:r>
-      <w:r>
-        <w:rPr>
-          <w:rFonts w:ascii="Times New Roman" w:hAnsi="Times New Roman" w:cs="Times New Roman"/>
-        </w:rPr>
-        <w:t>interns at non-profit organizations</w:t>
-      </w:r>
-      <w:r>
-        <w:rPr>
-          <w:rFonts w:ascii="Times New Roman" w:hAnsi="Times New Roman" w:cs="Times New Roman"/>
-        </w:rPr>
-        <w:t xml:space="preserve">. They were required to complete a data science project as part of the internship. I met with six of them individually throughout the summer, guiding them through the entire project from identifying data, analysis, to deciding presentation format and visualization. All of my students were not math or statistics majors, so they were unfamiliar with data analysis. I enjoyed helping them think through data and find the story behind the data. </w:t>
-      </w:r>
-    </w:p>
-    <w:p>
-      <w:pPr>
-        <w:rPr>
-          <w:rFonts w:ascii="Times New Roman" w:hAnsi="Times New Roman" w:cs="Times New Roman"/>
-        </w:rPr>
-      </w:pPr>
-      <w:r>
-        <w:rPr>
-          <w:rFonts w:ascii="Times New Roman" w:hAnsi="Times New Roman" w:cs="Times New Roman"/>
-        </w:rPr>
-        <w:t xml:space="preserve">The high school students were participants in </w:t>
-      </w:r>
-      <w:r>
-        <w:rPr>
-          <w:rFonts w:ascii="Times New Roman" w:hAnsi="Times New Roman" w:cs="Times New Roman"/>
-        </w:rPr>
-        <w:t>the S</w:t>
-      </w:r>
-      <w:r>
-        <w:rPr>
-          <w:rFonts w:ascii="Times New Roman" w:hAnsi="Times New Roman" w:cs="Times New Roman"/>
-        </w:rPr>
-        <w:t>ummer Research and Innovation Programs</w:t>
-      </w:r>
-      <w:r>
-        <w:rPr>
-          <w:rFonts w:ascii="Times New Roman" w:hAnsi="Times New Roman" w:cs="Times New Roman"/>
-        </w:rPr>
-        <w:t xml:space="preserve">. The six participants were paired up with three community sponsors and each group embarked on a data science project in an intensive six-week program. Part of my duties was to give two tutorial sessions to all students. The most interesting part was advising two students, who were assigned to work with </w:t>
-      </w:r>
-      <w:r>
-        <w:rPr>
-          <w:rFonts w:ascii="Times New Roman" w:hAnsi="Times New Roman" w:cs="Times New Roman"/>
-        </w:rPr>
-        <w:t>the Lake James Environmental Association, who hoped to provide better visualization for their data</w:t>
-      </w:r>
-      <w:r>
-        <w:rPr>
-          <w:rFonts w:ascii="Times New Roman" w:hAnsi="Times New Roman" w:cs="Times New Roman"/>
-        </w:rPr>
-        <w:t xml:space="preserve">. I held weekly office hours with my students, listening to their understanding of the sponsor’s request and suggested directions and resources. For the visualization request, I suggested my students use Shiny App to construct a dashboard, provided example code, and walked them through the concept. From the beginning, they were enthusiastic and ready to learn. Every week, it was truly a joy to watch them construct the dashboard, troubleshoot, and present their progress. </w:t>
-      </w:r>
-      <w:r>
-        <w:rPr>
-          <w:rFonts w:ascii="Times New Roman" w:hAnsi="Times New Roman" w:cs="Times New Roman"/>
-        </w:rPr>
-        <w:t>They ended up putting a dashboard online and gave an amazing final presentation, of both of which I am extremely proud.</w:t>
+        <w:t>[Do I need to say what classes I want to teach</w:t>
+      </w:r>
+      <w:r>
+        <w:rPr>
+          <w:rFonts w:ascii="Times New Roman" w:hAnsi="Times New Roman" w:cs="Times New Roman"/>
+        </w:rPr>
+        <w:t xml:space="preserve"> or design</w:t>
+      </w:r>
+      <w:r>
+        <w:rPr>
+          <w:rFonts w:ascii="Times New Roman" w:hAnsi="Times New Roman" w:cs="Times New Roman"/>
+        </w:rPr>
+        <w:t>?]</w:t>
       </w:r>
       <w:r>
         <w:rPr>
           <w:rFonts w:ascii="Times New Roman" w:hAnsi="Times New Roman" w:cs="Times New Roman"/>
         </w:rPr>
         <w:t xml:space="preserve"> </w:t>
-      </w:r>
-      <w:r>
-        <w:rPr>
-          <w:rFonts w:ascii="Times New Roman" w:hAnsi="Times New Roman" w:cs="Times New Roman"/>
-        </w:rPr>
-        <w:t>The advising experience was so rewarding that it was sad to say goodbye to them in the final meeting</w:t>
-      </w:r>
-      <w:r>
-        <w:rPr>
-          <w:rFonts w:ascii="Times New Roman" w:hAnsi="Times New Roman" w:cs="Times New Roman"/>
-        </w:rPr>
-        <w:t>, and I can confidently say that I am looking forward to advising master’s and undergraduate students at WFU.</w:t>
-      </w:r>
-    </w:p>
-    <w:p>
-      <w:pPr>
-        <w:rPr>
-          <w:rFonts w:ascii="Times New Roman" w:hAnsi="Times New Roman" w:cs="Times New Roman"/>
-        </w:rPr>
-      </w:pPr>
-    </w:p>
-    <w:p>
-      <w:pPr>
-        <w:rPr>
-          <w:rFonts w:ascii="Times New Roman" w:hAnsi="Times New Roman" w:cs="Times New Roman"/>
-        </w:rPr>
-      </w:pPr>
-      <w:r>
-        <w:rPr>
-          <w:rFonts w:ascii="Times New Roman" w:hAnsi="Times New Roman" w:cs="Times New Roman"/>
-        </w:rPr>
-        <w:t>[future]</w:t>
-      </w:r>
-    </w:p>
-    <w:p>
-      <w:pPr>
-        <w:rPr>
-          <w:rFonts w:ascii="Times New Roman" w:hAnsi="Times New Roman" w:cs="Times New Roman"/>
-        </w:rPr>
-      </w:pPr>
-      <w:r>
-        <w:rPr>
-          <w:rFonts w:ascii="Times New Roman" w:hAnsi="Times New Roman" w:cs="Times New Roman"/>
-        </w:rPr>
-        <w:t xml:space="preserve">Looking ahead, if I were to </w:t>
-      </w:r>
-      <w:r>
-        <w:rPr>
-          <w:rFonts w:ascii="Times New Roman" w:hAnsi="Times New Roman" w:cs="Times New Roman"/>
-        </w:rPr>
-        <w:t>teach at WFU, … [</w:t>
-      </w:r>
-      <w:r>
-        <w:rPr>
-          <w:rFonts w:ascii="Times New Roman" w:hAnsi="Times New Roman" w:cs="Times New Roman"/>
-        </w:rPr>
-        <w:t>What WFU class do I want to teach</w:t>
-      </w:r>
-      <w:r>
-        <w:rPr>
-          <w:rFonts w:ascii="Times New Roman" w:hAnsi="Times New Roman" w:cs="Times New Roman"/>
-        </w:rPr>
-        <w:t>]</w:t>
-      </w:r>
-    </w:p>
-    <w:p>
-      <w:pPr>
-        <w:rPr>
-          <w:rFonts w:ascii="Times New Roman" w:hAnsi="Times New Roman" w:cs="Times New Roman"/>
-        </w:rPr>
-      </w:pPr>
-      <w:r>
-        <w:rPr>
-          <w:rFonts w:ascii="Times New Roman" w:hAnsi="Times New Roman" w:cs="Times New Roman"/>
-        </w:rPr>
-        <w:t xml:space="preserve">What special topics do I want to teach </w:t>
       </w:r>
     </w:p>
     <w:sectPr>

--- a/assets/teaching_statement_WFU.docx
+++ b/assets/teaching_statement_WFU.docx
@@ -63,7 +63,19 @@
         <w:rPr>
           <w:rFonts w:ascii="Times New Roman" w:hAnsi="Times New Roman" w:cs="Times New Roman"/>
         </w:rPr>
-        <w:t xml:space="preserve">My teaching experience ranges from </w:t>
+        <w:t xml:space="preserve">My teaching experience </w:t>
+      </w:r>
+      <w:r>
+        <w:rPr>
+          <w:rFonts w:ascii="Times New Roman" w:hAnsi="Times New Roman" w:cs="Times New Roman"/>
+        </w:rPr>
+        <w:t>span</w:t>
+      </w:r>
+      <w:r>
+        <w:rPr>
+          <w:rFonts w:ascii="Times New Roman" w:hAnsi="Times New Roman" w:cs="Times New Roman"/>
+        </w:rPr>
+        <w:t xml:space="preserve">s </w:t>
       </w:r>
       <w:r>
         <w:rPr>
@@ -82,6 +94,12 @@
           <w:rFonts w:ascii="Times New Roman" w:hAnsi="Times New Roman" w:cs="Times New Roman"/>
         </w:rPr>
         <w:t xml:space="preserve"> Having taught statistics and music majors and non-majors, I believe that an instructor’s main job is to convey a way of thinking using the subject as a means, and students—majors, nonmajors, undergraduates, and graduate students—should be treated as future scholars. </w:t>
+      </w:r>
+      <w:r>
+        <w:rPr>
+          <w:rFonts w:ascii="Times New Roman" w:hAnsi="Times New Roman" w:cs="Times New Roman"/>
+        </w:rPr>
+        <w:t>[say some more about teaching philosophy]</w:t>
       </w:r>
     </w:p>
     <w:p>
@@ -95,13 +113,25 @@
         <w:rPr>
           <w:rFonts w:ascii="Times New Roman" w:hAnsi="Times New Roman" w:cs="Times New Roman"/>
         </w:rPr>
-        <w:t>As a graduate student in musicology, I was a teaching assistant for three years. My main duty was to lead weekly discussion sessions for music history classes for undergraduate music majors. The</w:t>
-      </w:r>
-      <w:r>
-        <w:rPr>
-          <w:rFonts w:ascii="Times New Roman" w:hAnsi="Times New Roman" w:cs="Times New Roman"/>
-        </w:rPr>
-        <w:t xml:space="preserve"> weekly contents of these discussion sessions were decided by the course instructor, but I decided how to deliver the materials and help students better understand the class contents and prepare for exams. I strove to keep students engaged, using different examples to reinforce concepts explained by the professor, and, when necessary, provided study guides to help them organize materials. </w:t>
+        <w:t xml:space="preserve">In Summer 2022, </w:t>
+      </w:r>
+      <w:r>
+        <w:rPr>
+          <w:rFonts w:ascii="Times New Roman" w:hAnsi="Times New Roman" w:cs="Times New Roman"/>
+        </w:rPr>
+        <w:t>I served as a teaching assistant in the summer of 2022 before I started my PhD study. My main duties were grading assignments and holding office hours. Although I did not have the opportunity to teach in the classroom, I maintained an open, engaging virtual environment. I helped students work through homework problems and study for exams</w:t>
+      </w:r>
+      <w:r>
+        <w:rPr>
+          <w:rFonts w:ascii="Times New Roman" w:hAnsi="Times New Roman" w:cs="Times New Roman"/>
+        </w:rPr>
+        <w:t xml:space="preserve"> by walking them through the detailed steps, demonstrating the big pictures and intuitions, and helping them review the concepts. I strove to use the intuition to guide the details and motivate learning. </w:t>
+      </w:r>
+      <w:r>
+        <w:rPr>
+          <w:rFonts w:ascii="Times New Roman" w:hAnsi="Times New Roman" w:cs="Times New Roman"/>
+        </w:rPr>
+        <w:t xml:space="preserve">I enjoyed the teaching role, because through teaching I found myself discovering the topics in fresh light. </w:t>
       </w:r>
     </w:p>
     <w:p>
@@ -115,37 +145,19 @@
         <w:rPr>
           <w:rFonts w:ascii="Times New Roman" w:hAnsi="Times New Roman" w:cs="Times New Roman"/>
         </w:rPr>
-        <w:t>Shortly after</w:t>
-      </w:r>
-      <w:r>
-        <w:rPr>
-          <w:rFonts w:ascii="Times New Roman" w:hAnsi="Times New Roman" w:cs="Times New Roman"/>
-        </w:rPr>
-        <w:t xml:space="preserve"> graduation, I bec</w:t>
-      </w:r>
-      <w:r>
-        <w:rPr>
-          <w:rFonts w:ascii="Times New Roman" w:hAnsi="Times New Roman" w:cs="Times New Roman"/>
-        </w:rPr>
-        <w:t>a</w:t>
-      </w:r>
-      <w:r>
-        <w:rPr>
-          <w:rFonts w:ascii="Times New Roman" w:hAnsi="Times New Roman" w:cs="Times New Roman"/>
-        </w:rPr>
-        <w:t xml:space="preserve">me an adjunct teaching professor at Wake Forest University. I designed and taught MUS 101, </w:t>
-      </w:r>
-      <w:r>
-        <w:rPr>
-          <w:rFonts w:ascii="Times New Roman" w:hAnsi="Times New Roman" w:cs="Times New Roman"/>
-        </w:rPr>
-        <w:t>I</w:t>
-      </w:r>
-      <w:r>
-        <w:rPr>
-          <w:rFonts w:ascii="Times New Roman" w:hAnsi="Times New Roman" w:cs="Times New Roman"/>
-        </w:rPr>
-        <w:t>ntroduction</w:t>
+        <w:t xml:space="preserve">Hoping to gain some teaching experience again, in the summer of 2025 I served as a graduate mentor for two groups of students—undergraduate students from NC State </w:t>
+      </w:r>
+      <w:r>
+        <w:rPr>
+          <w:rFonts w:ascii="Times New Roman" w:hAnsi="Times New Roman" w:cs="Times New Roman"/>
+        </w:rPr>
+        <w:t>and high school students from North Carolina School of Science and Mathematics. The undergraduate students were from a program ca</w:t>
+      </w:r>
+      <w:r>
+        <w:rPr>
+          <w:rFonts w:ascii="Times New Roman" w:hAnsi="Times New Roman" w:cs="Times New Roman"/>
+        </w:rPr>
+        <w:t>lled</w:t>
       </w:r>
       <w:r>
         <w:rPr>
@@ -153,83 +165,127 @@
         </w:rPr>
         <w:t xml:space="preserve"> </w:t>
       </w:r>
-      <w:r>
-        <w:rPr>
-          <w:rFonts w:ascii="Times New Roman" w:hAnsi="Times New Roman" w:cs="Times New Roman"/>
-        </w:rPr>
-        <w:t>to</w:t>
-      </w:r>
-      <w:r>
-        <w:rPr>
-          <w:rFonts w:ascii="Times New Roman" w:hAnsi="Times New Roman" w:cs="Times New Roman"/>
-        </w:rPr>
-        <w:t xml:space="preserve"> W</w:t>
-      </w:r>
-      <w:r>
-        <w:rPr>
-          <w:rFonts w:ascii="Times New Roman" w:hAnsi="Times New Roman" w:cs="Times New Roman"/>
-        </w:rPr>
-        <w:t>estern</w:t>
-      </w:r>
-      <w:r>
-        <w:rPr>
-          <w:rFonts w:ascii="Times New Roman" w:hAnsi="Times New Roman" w:cs="Times New Roman"/>
-        </w:rPr>
-        <w:t xml:space="preserve"> M</w:t>
-      </w:r>
-      <w:r>
-        <w:rPr>
-          <w:rFonts w:ascii="Times New Roman" w:hAnsi="Times New Roman" w:cs="Times New Roman"/>
-        </w:rPr>
-        <w:t>usic at WFU</w:t>
-      </w:r>
-      <w:r>
-        <w:rPr>
-          <w:rFonts w:ascii="Times New Roman" w:hAnsi="Times New Roman" w:cs="Times New Roman"/>
-        </w:rPr>
-        <w:t>, in Fall 2017. Since the students were not music majors, I carefully considered what topics in music history to cover and what depths to go into. I embedded writing assignments throughout the semester, since writing is an important part of studies in the humanities. I broke down the final paper into different stages—a proposal, an outline, an early draft, and a final draft—to guide students through the writing process. I emphasized that music history is</w:t>
-      </w:r>
-      <w:r>
-        <w:rPr>
-          <w:rFonts w:ascii="Times New Roman" w:hAnsi="Times New Roman" w:cs="Times New Roman"/>
-        </w:rPr>
-        <w:t xml:space="preserve"> about studying</w:t>
-      </w:r>
-      <w:r>
-        <w:rPr>
-          <w:rFonts w:ascii="Times New Roman" w:hAnsi="Times New Roman" w:cs="Times New Roman"/>
-        </w:rPr>
-        <w:t xml:space="preserve"> artifact</w:t>
-      </w:r>
-      <w:r>
-        <w:rPr>
-          <w:rFonts w:ascii="Times New Roman" w:hAnsi="Times New Roman" w:cs="Times New Roman"/>
-        </w:rPr>
-        <w:t xml:space="preserve">s to </w:t>
-      </w:r>
-      <w:r>
-        <w:rPr>
-          <w:rFonts w:ascii="Times New Roman" w:hAnsi="Times New Roman" w:cs="Times New Roman"/>
-        </w:rPr>
-        <w:t xml:space="preserve">understand the past. The message is that, instead of memorizing composers’ biographies and dates of symphonies, we </w:t>
-      </w:r>
-      <w:r>
-        <w:rPr>
-          <w:rFonts w:ascii="Times New Roman" w:hAnsi="Times New Roman" w:cs="Times New Roman"/>
-        </w:rPr>
-        <w:t xml:space="preserve">exercised critical thinking and writing through </w:t>
-      </w:r>
-      <w:r>
-        <w:rPr>
-          <w:rFonts w:ascii="Times New Roman" w:hAnsi="Times New Roman" w:cs="Times New Roman"/>
-        </w:rPr>
-        <w:t xml:space="preserve">the lens of </w:t>
-      </w:r>
-      <w:r>
-        <w:rPr>
-          <w:rFonts w:ascii="Times New Roman" w:hAnsi="Times New Roman" w:cs="Times New Roman"/>
-        </w:rPr>
-        <w:t>music.</w:t>
+      <w:proofErr w:type="spellStart"/>
+      <w:r>
+        <w:rPr>
+          <w:rFonts w:ascii="Times New Roman" w:hAnsi="Times New Roman" w:cs="Times New Roman"/>
+        </w:rPr>
+        <w:t>RuralWorks</w:t>
+      </w:r>
+      <w:proofErr w:type="spellEnd"/>
+      <w:r>
+        <w:rPr>
+          <w:rFonts w:ascii="Times New Roman" w:hAnsi="Times New Roman" w:cs="Times New Roman"/>
+        </w:rPr>
+        <w:t xml:space="preserve">, sponsored by </w:t>
+      </w:r>
+      <w:r>
+        <w:rPr>
+          <w:rFonts w:ascii="Times New Roman" w:hAnsi="Times New Roman" w:cs="Times New Roman"/>
+        </w:rPr>
+        <w:t xml:space="preserve">the </w:t>
+      </w:r>
+      <w:r>
+        <w:rPr>
+          <w:rFonts w:ascii="Times New Roman" w:hAnsi="Times New Roman" w:cs="Times New Roman"/>
+        </w:rPr>
+        <w:t>S</w:t>
+      </w:r>
+      <w:r>
+        <w:rPr>
+          <w:rFonts w:ascii="Times New Roman" w:hAnsi="Times New Roman" w:cs="Times New Roman"/>
+        </w:rPr>
+        <w:t xml:space="preserve">tate </w:t>
+      </w:r>
+      <w:r>
+        <w:rPr>
+          <w:rFonts w:ascii="Times New Roman" w:hAnsi="Times New Roman" w:cs="Times New Roman"/>
+        </w:rPr>
+        <w:t>E</w:t>
+      </w:r>
+      <w:r>
+        <w:rPr>
+          <w:rFonts w:ascii="Times New Roman" w:hAnsi="Times New Roman" w:cs="Times New Roman"/>
+        </w:rPr>
+        <w:t xml:space="preserve">mployees’ </w:t>
+      </w:r>
+      <w:r>
+        <w:rPr>
+          <w:rFonts w:ascii="Times New Roman" w:hAnsi="Times New Roman" w:cs="Times New Roman"/>
+        </w:rPr>
+        <w:t>C</w:t>
+      </w:r>
+      <w:r>
+        <w:rPr>
+          <w:rFonts w:ascii="Times New Roman" w:hAnsi="Times New Roman" w:cs="Times New Roman"/>
+        </w:rPr>
+        <w:t xml:space="preserve">redit </w:t>
+      </w:r>
+      <w:r>
+        <w:rPr>
+          <w:rFonts w:ascii="Times New Roman" w:hAnsi="Times New Roman" w:cs="Times New Roman"/>
+        </w:rPr>
+        <w:t>U</w:t>
+      </w:r>
+      <w:r>
+        <w:rPr>
+          <w:rFonts w:ascii="Times New Roman" w:hAnsi="Times New Roman" w:cs="Times New Roman"/>
+        </w:rPr>
+        <w:t>nion (SECU)</w:t>
+      </w:r>
+      <w:r>
+        <w:rPr>
+          <w:rFonts w:ascii="Times New Roman" w:hAnsi="Times New Roman" w:cs="Times New Roman"/>
+        </w:rPr>
+        <w:t xml:space="preserve">, and worked as interns at non-profit organizations. They were required to complete a data science project as part of the internship. I met with six of them individually throughout the summer, guiding them through the project from identifying data, analysis, to deciding presentation format and visualization. </w:t>
+      </w:r>
+      <w:r>
+        <w:rPr>
+          <w:rFonts w:ascii="Times New Roman" w:hAnsi="Times New Roman" w:cs="Times New Roman"/>
+        </w:rPr>
+        <w:t>None</w:t>
+      </w:r>
+      <w:r>
+        <w:rPr>
+          <w:rFonts w:ascii="Times New Roman" w:hAnsi="Times New Roman" w:cs="Times New Roman"/>
+        </w:rPr>
+        <w:t xml:space="preserve"> of my students were math</w:t>
+      </w:r>
+      <w:r>
+        <w:rPr>
+          <w:rFonts w:ascii="Times New Roman" w:hAnsi="Times New Roman" w:cs="Times New Roman"/>
+        </w:rPr>
+        <w:t>ematics</w:t>
+      </w:r>
+      <w:r>
+        <w:rPr>
+          <w:rFonts w:ascii="Times New Roman" w:hAnsi="Times New Roman" w:cs="Times New Roman"/>
+        </w:rPr>
+        <w:t xml:space="preserve"> or statistics majors, so they were unfamiliar with data analysis</w:t>
+      </w:r>
+      <w:r>
+        <w:rPr>
+          <w:rFonts w:ascii="Times New Roman" w:hAnsi="Times New Roman" w:cs="Times New Roman"/>
+        </w:rPr>
+        <w:t>, so it was even more important to keep the focus on the high-level</w:t>
+      </w:r>
+      <w:r>
+        <w:rPr>
+          <w:rFonts w:ascii="Times New Roman" w:hAnsi="Times New Roman" w:cs="Times New Roman"/>
+        </w:rPr>
+        <w:t xml:space="preserve"> </w:t>
+      </w:r>
+      <w:r>
+        <w:rPr>
+          <w:rFonts w:ascii="Times New Roman" w:hAnsi="Times New Roman" w:cs="Times New Roman"/>
+        </w:rPr>
+        <w:t>when they</w:t>
+      </w:r>
+      <w:r>
+        <w:rPr>
+          <w:rFonts w:ascii="Times New Roman" w:hAnsi="Times New Roman" w:cs="Times New Roman"/>
+        </w:rPr>
+        <w:t xml:space="preserve"> think through data and find the story behind the data. </w:t>
       </w:r>
     </w:p>
     <w:p>
@@ -243,7 +299,122 @@
         <w:rPr>
           <w:rFonts w:ascii="Times New Roman" w:hAnsi="Times New Roman" w:cs="Times New Roman"/>
         </w:rPr>
-        <w:t xml:space="preserve">After the short career in adjunct teaching in music history, I switched gear and went into statistics. I served as a teaching assistant in the summer of 2022 before I started my PhD study. My main duties were grading assignments and holding office hours. Although I did not have the opportunity to teach in the classroom, I maintained an open, engaging virtual environment. I helped students work through homework problems and study for exams. I enjoyed the teaching role, because through teaching I found myself discovering the topics in fresh light. </w:t>
+        <w:t xml:space="preserve">The high school students were participants in </w:t>
+      </w:r>
+      <w:r>
+        <w:rPr>
+          <w:rFonts w:ascii="Times New Roman" w:hAnsi="Times New Roman" w:cs="Times New Roman"/>
+        </w:rPr>
+        <w:t>the S</w:t>
+      </w:r>
+      <w:r>
+        <w:rPr>
+          <w:rFonts w:ascii="Times New Roman" w:hAnsi="Times New Roman" w:cs="Times New Roman"/>
+        </w:rPr>
+        <w:t>ummer Research and Innovation Programs</w:t>
+      </w:r>
+      <w:r>
+        <w:rPr>
+          <w:rFonts w:ascii="Times New Roman" w:hAnsi="Times New Roman" w:cs="Times New Roman"/>
+        </w:rPr>
+        <w:t xml:space="preserve">. </w:t>
+      </w:r>
+      <w:r>
+        <w:rPr>
+          <w:rFonts w:ascii="Times New Roman" w:hAnsi="Times New Roman" w:cs="Times New Roman"/>
+        </w:rPr>
+        <w:t>The 2025 cohort—with just six students—was smaller than usual; t</w:t>
+      </w:r>
+      <w:r>
+        <w:rPr>
+          <w:rFonts w:ascii="Times New Roman" w:hAnsi="Times New Roman" w:cs="Times New Roman"/>
+        </w:rPr>
+        <w:t>he</w:t>
+      </w:r>
+      <w:r>
+        <w:rPr>
+          <w:rFonts w:ascii="Times New Roman" w:hAnsi="Times New Roman" w:cs="Times New Roman"/>
+        </w:rPr>
+        <w:t>y</w:t>
+      </w:r>
+      <w:r>
+        <w:rPr>
+          <w:rFonts w:ascii="Times New Roman" w:hAnsi="Times New Roman" w:cs="Times New Roman"/>
+        </w:rPr>
+        <w:t xml:space="preserve"> were paired up with three community sponsors and each group embarked on a data science project in an intensive six-week program. Part of my duties was to give two tutorial sessions to all students. </w:t>
+      </w:r>
+      <w:r>
+        <w:rPr>
+          <w:rFonts w:ascii="Times New Roman" w:hAnsi="Times New Roman" w:cs="Times New Roman"/>
+        </w:rPr>
+        <w:t xml:space="preserve">I also </w:t>
+      </w:r>
+      <w:r>
+        <w:rPr>
+          <w:rFonts w:ascii="Times New Roman" w:hAnsi="Times New Roman" w:cs="Times New Roman"/>
+        </w:rPr>
+        <w:t>advis</w:t>
+      </w:r>
+      <w:r>
+        <w:rPr>
+          <w:rFonts w:ascii="Times New Roman" w:hAnsi="Times New Roman" w:cs="Times New Roman"/>
+        </w:rPr>
+        <w:t>ed</w:t>
+      </w:r>
+      <w:r>
+        <w:rPr>
+          <w:rFonts w:ascii="Times New Roman" w:hAnsi="Times New Roman" w:cs="Times New Roman"/>
+        </w:rPr>
+        <w:t xml:space="preserve"> two students assigned to work with the Lake James Environmental Association, who hoped to provide better visualization for their data. I held weekly office hours with my students, </w:t>
+      </w:r>
+      <w:r>
+        <w:rPr>
+          <w:rFonts w:ascii="Times New Roman" w:hAnsi="Times New Roman" w:cs="Times New Roman"/>
+        </w:rPr>
+        <w:t>understood</w:t>
+      </w:r>
+      <w:r>
+        <w:rPr>
+          <w:rFonts w:ascii="Times New Roman" w:hAnsi="Times New Roman" w:cs="Times New Roman"/>
+        </w:rPr>
+        <w:t xml:space="preserve"> the sponsor’s request</w:t>
+      </w:r>
+      <w:r>
+        <w:rPr>
+          <w:rFonts w:ascii="Times New Roman" w:hAnsi="Times New Roman" w:cs="Times New Roman"/>
+        </w:rPr>
+        <w:t>s,</w:t>
+      </w:r>
+      <w:r>
+        <w:rPr>
+          <w:rFonts w:ascii="Times New Roman" w:hAnsi="Times New Roman" w:cs="Times New Roman"/>
+        </w:rPr>
+        <w:t xml:space="preserve"> and suggested directions and resources. For the visualization request, I suggested my students use Shiny App to construct a dashboard, provided example code, and walked them through the concept. From the beginning, they were enthusiastic and ready to learn. Every week, it was truly a joy to watch them construct the dashboard, </w:t>
+      </w:r>
+      <w:r>
+        <w:rPr>
+          <w:rFonts w:ascii="Times New Roman" w:hAnsi="Times New Roman" w:cs="Times New Roman"/>
+        </w:rPr>
+        <w:lastRenderedPageBreak/>
+        <w:t xml:space="preserve">troubleshoot, and present their progress. </w:t>
+      </w:r>
+      <w:r>
+        <w:rPr>
+          <w:rFonts w:ascii="Times New Roman" w:hAnsi="Times New Roman" w:cs="Times New Roman"/>
+        </w:rPr>
+        <w:t>They ended up putting a dashboard online and gave an amazing final presentation, of both of which I am extremely proud.</w:t>
+      </w:r>
+      <w:r>
+        <w:rPr>
+          <w:rFonts w:ascii="Times New Roman" w:hAnsi="Times New Roman" w:cs="Times New Roman"/>
+        </w:rPr>
+        <w:t xml:space="preserve"> </w:t>
+      </w:r>
+      <w:r>
+        <w:rPr>
+          <w:rFonts w:ascii="Times New Roman" w:hAnsi="Times New Roman" w:cs="Times New Roman"/>
+        </w:rPr>
+        <w:t>The advising experience was so rewarding that it was sad to say goodbye to them in the final meeting.</w:t>
       </w:r>
     </w:p>
     <w:p>
@@ -257,122 +428,79 @@
         <w:rPr>
           <w:rFonts w:ascii="Times New Roman" w:hAnsi="Times New Roman" w:cs="Times New Roman"/>
         </w:rPr>
-        <w:t xml:space="preserve">Hoping to gain some teaching experience again, in the summer of 2025 I served as a graduate mentor for two groups of students—undergraduate students from NC State </w:t>
-      </w:r>
-      <w:r>
-        <w:rPr>
-          <w:rFonts w:ascii="Times New Roman" w:hAnsi="Times New Roman" w:cs="Times New Roman"/>
-        </w:rPr>
-        <w:t>and high school students from North Carolina School of Science and Mathematics. The undergraduate students were from a program ca</w:t>
-      </w:r>
-      <w:r>
-        <w:rPr>
-          <w:rFonts w:ascii="Times New Roman" w:hAnsi="Times New Roman" w:cs="Times New Roman"/>
-        </w:rPr>
-        <w:t>lled</w:t>
-      </w:r>
-      <w:r>
-        <w:rPr>
-          <w:rFonts w:ascii="Times New Roman" w:hAnsi="Times New Roman" w:cs="Times New Roman"/>
-        </w:rPr>
-        <w:t xml:space="preserve"> RuralWorks, sponsored by </w:t>
-      </w:r>
-      <w:r>
-        <w:rPr>
-          <w:rFonts w:ascii="Times New Roman" w:hAnsi="Times New Roman" w:cs="Times New Roman"/>
-        </w:rPr>
-        <w:t xml:space="preserve">the </w:t>
-      </w:r>
-      <w:r>
-        <w:rPr>
-          <w:rFonts w:ascii="Times New Roman" w:hAnsi="Times New Roman" w:cs="Times New Roman"/>
-        </w:rPr>
-        <w:t>S</w:t>
-      </w:r>
-      <w:r>
-        <w:rPr>
-          <w:rFonts w:ascii="Times New Roman" w:hAnsi="Times New Roman" w:cs="Times New Roman"/>
-        </w:rPr>
-        <w:t xml:space="preserve">tate </w:t>
-      </w:r>
-      <w:r>
-        <w:rPr>
-          <w:rFonts w:ascii="Times New Roman" w:hAnsi="Times New Roman" w:cs="Times New Roman"/>
-        </w:rPr>
-        <w:t>E</w:t>
-      </w:r>
-      <w:r>
-        <w:rPr>
-          <w:rFonts w:ascii="Times New Roman" w:hAnsi="Times New Roman" w:cs="Times New Roman"/>
-        </w:rPr>
-        <w:t xml:space="preserve">mployees’ </w:t>
-      </w:r>
-      <w:r>
-        <w:rPr>
-          <w:rFonts w:ascii="Times New Roman" w:hAnsi="Times New Roman" w:cs="Times New Roman"/>
-        </w:rPr>
-        <w:t>C</w:t>
-      </w:r>
-      <w:r>
-        <w:rPr>
-          <w:rFonts w:ascii="Times New Roman" w:hAnsi="Times New Roman" w:cs="Times New Roman"/>
-        </w:rPr>
-        <w:t xml:space="preserve">redit </w:t>
-      </w:r>
-      <w:r>
-        <w:rPr>
-          <w:rFonts w:ascii="Times New Roman" w:hAnsi="Times New Roman" w:cs="Times New Roman"/>
-        </w:rPr>
-        <w:t>U</w:t>
-      </w:r>
-      <w:r>
-        <w:rPr>
-          <w:rFonts w:ascii="Times New Roman" w:hAnsi="Times New Roman" w:cs="Times New Roman"/>
-        </w:rPr>
-        <w:t>nion (SECU)</w:t>
-      </w:r>
-      <w:r>
-        <w:rPr>
-          <w:rFonts w:ascii="Times New Roman" w:hAnsi="Times New Roman" w:cs="Times New Roman"/>
-        </w:rPr>
-        <w:t xml:space="preserve">, and worked as interns at non-profit organizations. They were required to complete a data science project as part of the internship. I met with six of them individually throughout the summer, guiding them through the project from identifying data, analysis, to </w:t>
-      </w:r>
-      <w:r>
-        <w:rPr>
-          <w:rFonts w:ascii="Times New Roman" w:hAnsi="Times New Roman" w:cs="Times New Roman"/>
-        </w:rPr>
-        <w:lastRenderedPageBreak/>
-        <w:t xml:space="preserve">deciding presentation format and visualization. </w:t>
-      </w:r>
-      <w:r>
-        <w:rPr>
-          <w:rFonts w:ascii="Times New Roman" w:hAnsi="Times New Roman" w:cs="Times New Roman"/>
-        </w:rPr>
-        <w:t>None</w:t>
-      </w:r>
-      <w:r>
-        <w:rPr>
-          <w:rFonts w:ascii="Times New Roman" w:hAnsi="Times New Roman" w:cs="Times New Roman"/>
-        </w:rPr>
-        <w:t xml:space="preserve"> of my students were math</w:t>
-      </w:r>
-      <w:r>
-        <w:rPr>
-          <w:rFonts w:ascii="Times New Roman" w:hAnsi="Times New Roman" w:cs="Times New Roman"/>
-        </w:rPr>
-        <w:t>ematics</w:t>
-      </w:r>
-      <w:r>
-        <w:rPr>
-          <w:rFonts w:ascii="Times New Roman" w:hAnsi="Times New Roman" w:cs="Times New Roman"/>
-        </w:rPr>
-        <w:t xml:space="preserve"> or statistics majors, so they were unfamiliar with data analysis</w:t>
-      </w:r>
-      <w:r>
-        <w:rPr>
-          <w:rFonts w:ascii="Times New Roman" w:hAnsi="Times New Roman" w:cs="Times New Roman"/>
-        </w:rPr>
-        <w:t>, so it was even more important to keep the focus on the high-level</w:t>
+        <w:t xml:space="preserve">Besides the teaching and advising experiences described above, I led discussion sessions as a teaching assistant and independently designed and taught a course. </w:t>
+      </w:r>
+      <w:r>
+        <w:rPr>
+          <w:rFonts w:ascii="Times New Roman" w:hAnsi="Times New Roman" w:cs="Times New Roman"/>
+        </w:rPr>
+        <w:t xml:space="preserve">As a </w:t>
+      </w:r>
+      <w:r>
+        <w:rPr>
+          <w:rFonts w:ascii="Times New Roman" w:hAnsi="Times New Roman" w:cs="Times New Roman"/>
+        </w:rPr>
+        <w:t>teaching assistant</w:t>
+      </w:r>
+      <w:r>
+        <w:rPr>
+          <w:rFonts w:ascii="Times New Roman" w:hAnsi="Times New Roman" w:cs="Times New Roman"/>
+        </w:rPr>
+        <w:t xml:space="preserve"> in musicology, I </w:t>
+      </w:r>
+      <w:r>
+        <w:rPr>
+          <w:rFonts w:ascii="Times New Roman" w:hAnsi="Times New Roman" w:cs="Times New Roman"/>
+        </w:rPr>
+        <w:t xml:space="preserve">led </w:t>
+      </w:r>
+      <w:r>
+        <w:rPr>
+          <w:rFonts w:ascii="Times New Roman" w:hAnsi="Times New Roman" w:cs="Times New Roman"/>
+        </w:rPr>
+        <w:t>weekly discussion sessions for music history classes for undergraduate music majors. The</w:t>
+      </w:r>
+      <w:r>
+        <w:rPr>
+          <w:rFonts w:ascii="Times New Roman" w:hAnsi="Times New Roman" w:cs="Times New Roman"/>
+        </w:rPr>
+        <w:t xml:space="preserve">se sessions were designed to </w:t>
+      </w:r>
+      <w:r>
+        <w:rPr>
+          <w:rFonts w:ascii="Times New Roman" w:hAnsi="Times New Roman" w:cs="Times New Roman"/>
+        </w:rPr>
+        <w:t xml:space="preserve">help students better understand the class contents and prepare for exams. I strove to keep students engaged, using different examples to reinforce concepts explained by the professor, and, when necessary, provided study guides to help them organize materials. Shortly after </w:t>
+      </w:r>
+      <w:r>
+        <w:rPr>
+          <w:rFonts w:ascii="Times New Roman" w:hAnsi="Times New Roman" w:cs="Times New Roman"/>
+        </w:rPr>
+        <w:t>earning my PhD in Musicology</w:t>
+      </w:r>
+      <w:r>
+        <w:rPr>
+          <w:rFonts w:ascii="Times New Roman" w:hAnsi="Times New Roman" w:cs="Times New Roman"/>
+        </w:rPr>
+        <w:t xml:space="preserve">, I became an </w:t>
+      </w:r>
+      <w:r>
+        <w:rPr>
+          <w:rFonts w:ascii="Times New Roman" w:hAnsi="Times New Roman" w:cs="Times New Roman"/>
+        </w:rPr>
+        <w:t>A</w:t>
+      </w:r>
+      <w:r>
+        <w:rPr>
+          <w:rFonts w:ascii="Times New Roman" w:hAnsi="Times New Roman" w:cs="Times New Roman"/>
+        </w:rPr>
+        <w:t xml:space="preserve">djunct </w:t>
+      </w:r>
+      <w:r>
+        <w:rPr>
+          <w:rFonts w:ascii="Times New Roman" w:hAnsi="Times New Roman" w:cs="Times New Roman"/>
+        </w:rPr>
+        <w:t>Assistant</w:t>
       </w:r>
       <w:r>
         <w:rPr>
@@ -384,13 +512,73 @@
         <w:rPr>
           <w:rFonts w:ascii="Times New Roman" w:hAnsi="Times New Roman" w:cs="Times New Roman"/>
         </w:rPr>
-        <w:t>when they</w:t>
-      </w:r>
-      <w:r>
-        <w:rPr>
-          <w:rFonts w:ascii="Times New Roman" w:hAnsi="Times New Roman" w:cs="Times New Roman"/>
-        </w:rPr>
-        <w:t xml:space="preserve"> think through data and find the story behind the data. </w:t>
+        <w:t>P</w:t>
+      </w:r>
+      <w:r>
+        <w:rPr>
+          <w:rFonts w:ascii="Times New Roman" w:hAnsi="Times New Roman" w:cs="Times New Roman"/>
+        </w:rPr>
+        <w:t xml:space="preserve">rofessor at Wake Forest University. I designed and taught MUS 101, </w:t>
+      </w:r>
+      <w:r>
+        <w:rPr>
+          <w:rFonts w:ascii="Times New Roman" w:hAnsi="Times New Roman" w:cs="Times New Roman"/>
+        </w:rPr>
+        <w:t>I</w:t>
+      </w:r>
+      <w:r>
+        <w:rPr>
+          <w:rFonts w:ascii="Times New Roman" w:hAnsi="Times New Roman" w:cs="Times New Roman"/>
+        </w:rPr>
+        <w:t>ntroduction</w:t>
+      </w:r>
+      <w:r>
+        <w:rPr>
+          <w:rFonts w:ascii="Times New Roman" w:hAnsi="Times New Roman" w:cs="Times New Roman"/>
+        </w:rPr>
+        <w:t xml:space="preserve"> </w:t>
+      </w:r>
+      <w:r>
+        <w:rPr>
+          <w:rFonts w:ascii="Times New Roman" w:hAnsi="Times New Roman" w:cs="Times New Roman"/>
+        </w:rPr>
+        <w:t>to</w:t>
+      </w:r>
+      <w:r>
+        <w:rPr>
+          <w:rFonts w:ascii="Times New Roman" w:hAnsi="Times New Roman" w:cs="Times New Roman"/>
+        </w:rPr>
+        <w:t xml:space="preserve"> W</w:t>
+      </w:r>
+      <w:r>
+        <w:rPr>
+          <w:rFonts w:ascii="Times New Roman" w:hAnsi="Times New Roman" w:cs="Times New Roman"/>
+        </w:rPr>
+        <w:t>estern</w:t>
+      </w:r>
+      <w:r>
+        <w:rPr>
+          <w:rFonts w:ascii="Times New Roman" w:hAnsi="Times New Roman" w:cs="Times New Roman"/>
+        </w:rPr>
+        <w:t xml:space="preserve"> M</w:t>
+      </w:r>
+      <w:r>
+        <w:rPr>
+          <w:rFonts w:ascii="Times New Roman" w:hAnsi="Times New Roman" w:cs="Times New Roman"/>
+        </w:rPr>
+        <w:t xml:space="preserve">usic at WFU, in Fall 2017. Since the students were not music majors, I carefully considered what topics in music history to cover and what depths to go into. I embedded writing assignments throughout the semester, since writing is an important part of studies in the humanities. I broke down the final paper into different stages—a proposal, an outline, an early draft, and a final draft—to guide students through the writing process. </w:t>
+      </w:r>
+      <w:r>
+        <w:rPr>
+          <w:rFonts w:ascii="Times New Roman" w:hAnsi="Times New Roman" w:cs="Times New Roman"/>
+        </w:rPr>
+        <w:t xml:space="preserve">The assignments modeled the writing process and helped students learn how to edit their own work. </w:t>
+      </w:r>
+      <w:r>
+        <w:rPr>
+          <w:rFonts w:ascii="Times New Roman" w:hAnsi="Times New Roman" w:cs="Times New Roman"/>
+        </w:rPr>
+        <w:t>I emphasized that music history is about studying artifacts to understand the past. The message is that, instead of memorizing composers’ biographies and dates of symphonies, we exercised critical thinking and writing through the lens of music.</w:t>
       </w:r>
     </w:p>
     <w:p>
@@ -404,131 +592,12 @@
         <w:rPr>
           <w:rFonts w:ascii="Times New Roman" w:hAnsi="Times New Roman" w:cs="Times New Roman"/>
         </w:rPr>
-        <w:t xml:space="preserve">The high school students were participants in </w:t>
-      </w:r>
-      <w:r>
-        <w:rPr>
-          <w:rFonts w:ascii="Times New Roman" w:hAnsi="Times New Roman" w:cs="Times New Roman"/>
-        </w:rPr>
-        <w:t>the S</w:t>
-      </w:r>
-      <w:r>
-        <w:rPr>
-          <w:rFonts w:ascii="Times New Roman" w:hAnsi="Times New Roman" w:cs="Times New Roman"/>
-        </w:rPr>
-        <w:t>ummer Research and Innovation Programs</w:t>
-      </w:r>
-      <w:r>
-        <w:rPr>
-          <w:rFonts w:ascii="Times New Roman" w:hAnsi="Times New Roman" w:cs="Times New Roman"/>
-        </w:rPr>
-        <w:t xml:space="preserve">. </w:t>
-      </w:r>
-      <w:r>
-        <w:rPr>
-          <w:rFonts w:ascii="Times New Roman" w:hAnsi="Times New Roman" w:cs="Times New Roman"/>
-        </w:rPr>
-        <w:t>The 2025 cohort—with just six students—was smaller than usual; t</w:t>
-      </w:r>
-      <w:r>
-        <w:rPr>
-          <w:rFonts w:ascii="Times New Roman" w:hAnsi="Times New Roman" w:cs="Times New Roman"/>
-        </w:rPr>
-        <w:t>he</w:t>
-      </w:r>
-      <w:r>
-        <w:rPr>
-          <w:rFonts w:ascii="Times New Roman" w:hAnsi="Times New Roman" w:cs="Times New Roman"/>
-        </w:rPr>
-        <w:t>y</w:t>
-      </w:r>
-      <w:r>
-        <w:rPr>
-          <w:rFonts w:ascii="Times New Roman" w:hAnsi="Times New Roman" w:cs="Times New Roman"/>
-        </w:rPr>
-        <w:t xml:space="preserve"> were paired up with three community sponsors and each group embarked on a data science project in an intensive six-week program. Part of my duties was to give two tutorial sessions to all students. </w:t>
-      </w:r>
-      <w:r>
-        <w:rPr>
-          <w:rFonts w:ascii="Times New Roman" w:hAnsi="Times New Roman" w:cs="Times New Roman"/>
-        </w:rPr>
-        <w:t xml:space="preserve">I also </w:t>
-      </w:r>
-      <w:r>
-        <w:rPr>
-          <w:rFonts w:ascii="Times New Roman" w:hAnsi="Times New Roman" w:cs="Times New Roman"/>
-        </w:rPr>
-        <w:t>advis</w:t>
-      </w:r>
-      <w:r>
-        <w:rPr>
-          <w:rFonts w:ascii="Times New Roman" w:hAnsi="Times New Roman" w:cs="Times New Roman"/>
-        </w:rPr>
-        <w:t>ed</w:t>
-      </w:r>
-      <w:r>
-        <w:rPr>
-          <w:rFonts w:ascii="Times New Roman" w:hAnsi="Times New Roman" w:cs="Times New Roman"/>
-        </w:rPr>
-        <w:t xml:space="preserve"> two students assigned to work with the Lake James Environmental Association, who hoped to provide better visualization for their data. I held weekly office hours with my students, </w:t>
-      </w:r>
-      <w:r>
-        <w:rPr>
-          <w:rFonts w:ascii="Times New Roman" w:hAnsi="Times New Roman" w:cs="Times New Roman"/>
-        </w:rPr>
-        <w:t>understood</w:t>
-      </w:r>
-      <w:r>
-        <w:rPr>
-          <w:rFonts w:ascii="Times New Roman" w:hAnsi="Times New Roman" w:cs="Times New Roman"/>
-        </w:rPr>
-        <w:t xml:space="preserve"> the sponsor’s request</w:t>
-      </w:r>
-      <w:r>
-        <w:rPr>
-          <w:rFonts w:ascii="Times New Roman" w:hAnsi="Times New Roman" w:cs="Times New Roman"/>
-        </w:rPr>
-        <w:t>s,</w:t>
-      </w:r>
-      <w:r>
-        <w:rPr>
-          <w:rFonts w:ascii="Times New Roman" w:hAnsi="Times New Roman" w:cs="Times New Roman"/>
-        </w:rPr>
-        <w:t xml:space="preserve"> and suggested directions and resources. For the visualization request, I suggested my students use Shiny App to construct a dashboard, provided example code, and walked them through the concept. From the beginning, they were enthusiastic and ready to learn. Every week, it was truly a joy to watch them construct the dashboard, troubleshoot, and present their progress. </w:t>
-      </w:r>
-      <w:r>
-        <w:rPr>
-          <w:rFonts w:ascii="Times New Roman" w:hAnsi="Times New Roman" w:cs="Times New Roman"/>
-        </w:rPr>
-        <w:t>They ended up putting a dashboard online and gave an amazing final presentation, of both of which I am extremely proud.</w:t>
-      </w:r>
-      <w:r>
-        <w:rPr>
-          <w:rFonts w:ascii="Times New Roman" w:hAnsi="Times New Roman" w:cs="Times New Roman"/>
-        </w:rPr>
-        <w:t xml:space="preserve"> </w:t>
-      </w:r>
-      <w:r>
-        <w:rPr>
-          <w:rFonts w:ascii="Times New Roman" w:hAnsi="Times New Roman" w:cs="Times New Roman"/>
-        </w:rPr>
-        <w:t>The advising experience was so rewarding that it was sad to say goodbye to them in the final meeting, and I am</w:t>
-      </w:r>
-      <w:r>
-        <w:rPr>
-          <w:rFonts w:ascii="Times New Roman" w:hAnsi="Times New Roman" w:cs="Times New Roman"/>
-        </w:rPr>
-        <w:t xml:space="preserve"> truly</w:t>
-      </w:r>
-      <w:r>
-        <w:rPr>
-          <w:rFonts w:ascii="Times New Roman" w:hAnsi="Times New Roman" w:cs="Times New Roman"/>
-        </w:rPr>
-        <w:t xml:space="preserve"> looking forward to advising master’s and undergraduate students at WFU.</w:t>
+        <w:t xml:space="preserve">[Say what classes I want to teach or design] </w:t>
       </w:r>
     </w:p>
     <w:p>
       <w:pPr>
+        <w:ind w:firstLine="720"/>
         <w:rPr>
           <w:rFonts w:ascii="Times New Roman" w:hAnsi="Times New Roman" w:cs="Times New Roman"/>
         </w:rPr>
@@ -537,26 +606,40 @@
         <w:rPr>
           <w:rFonts w:ascii="Times New Roman" w:hAnsi="Times New Roman" w:cs="Times New Roman"/>
         </w:rPr>
-        <w:t>[Do I need to say what classes I want to teach</w:t>
-      </w:r>
-      <w:r>
-        <w:rPr>
-          <w:rFonts w:ascii="Times New Roman" w:hAnsi="Times New Roman" w:cs="Times New Roman"/>
-        </w:rPr>
-        <w:t xml:space="preserve"> or design</w:t>
-      </w:r>
-      <w:r>
-        <w:rPr>
-          <w:rFonts w:ascii="Times New Roman" w:hAnsi="Times New Roman" w:cs="Times New Roman"/>
-        </w:rPr>
-        <w:t>?]</w:t>
-      </w:r>
-      <w:r>
-        <w:rPr>
-          <w:rFonts w:ascii="Times New Roman" w:hAnsi="Times New Roman" w:cs="Times New Roman"/>
-        </w:rPr>
-        <w:t xml:space="preserve"> </w:t>
-      </w:r>
+        <w:t xml:space="preserve">From musicology to statistics, I </w:t>
+      </w:r>
+      <w:r>
+        <w:rPr>
+          <w:rFonts w:ascii="Times New Roman" w:hAnsi="Times New Roman" w:cs="Times New Roman"/>
+        </w:rPr>
+        <w:t xml:space="preserve">remain convinced that logical thinking is the key to learning and the subjects are lens through which to teach the essential skills. </w:t>
+      </w:r>
+      <w:r>
+        <w:rPr>
+          <w:rFonts w:ascii="Times New Roman" w:hAnsi="Times New Roman" w:cs="Times New Roman"/>
+        </w:rPr>
+        <w:t xml:space="preserve">When the intuition is clear, technical details will fall into places that are more easily understood. </w:t>
+      </w:r>
+      <w:r>
+        <w:rPr>
+          <w:rFonts w:ascii="Times New Roman" w:hAnsi="Times New Roman" w:cs="Times New Roman"/>
+        </w:rPr>
+        <w:t xml:space="preserve">Understanding why something matters is also crucial; clearly providing the motivation of statistical methods can maintain learning interests. </w:t>
+      </w:r>
+      <w:r>
+        <w:rPr>
+          <w:rFonts w:ascii="Times New Roman" w:hAnsi="Times New Roman" w:cs="Times New Roman"/>
+        </w:rPr>
+        <w:t xml:space="preserve">Learning how to learn, I believe, is the ultimate goal. Besides providing motivation and intuition, a clear learning path that is composed of tangible steps can ease anxiety and model how students can learn something new on their own in the future. </w:t>
+      </w:r>
+    </w:p>
+    <w:p>
+      <w:pPr>
+        <w:ind w:firstLine="720"/>
+        <w:rPr>
+          <w:rFonts w:ascii="Times New Roman" w:hAnsi="Times New Roman" w:cs="Times New Roman"/>
+        </w:rPr>
+      </w:pPr>
     </w:p>
     <w:sectPr>
       <w:pgSz w:w="12240" w:h="15840"/>

--- a/assets/teaching_statement_WFU.docx
+++ b/assets/teaching_statement_WFU.docx
@@ -93,13 +93,73 @@
         <w:rPr>
           <w:rFonts w:ascii="Times New Roman" w:hAnsi="Times New Roman" w:cs="Times New Roman"/>
         </w:rPr>
-        <w:t xml:space="preserve"> Having taught statistics and music majors and non-majors, I believe that an instructor’s main job is to convey a way of thinking using the subject as a means, and students—majors, nonmajors, undergraduates, and graduate students—should be treated as future scholars. </w:t>
-      </w:r>
-      <w:r>
-        <w:rPr>
-          <w:rFonts w:ascii="Times New Roman" w:hAnsi="Times New Roman" w:cs="Times New Roman"/>
-        </w:rPr>
-        <w:t>[say some more about teaching philosophy]</w:t>
+        <w:t xml:space="preserve"> Having taught </w:t>
+      </w:r>
+      <w:r>
+        <w:rPr>
+          <w:rFonts w:ascii="Times New Roman" w:hAnsi="Times New Roman" w:cs="Times New Roman"/>
+        </w:rPr>
+        <w:t xml:space="preserve">majors and non-majors in </w:t>
+      </w:r>
+      <w:r>
+        <w:rPr>
+          <w:rFonts w:ascii="Times New Roman" w:hAnsi="Times New Roman" w:cs="Times New Roman"/>
+        </w:rPr>
+        <w:t>statistics and musi</w:t>
+      </w:r>
+      <w:r>
+        <w:rPr>
+          <w:rFonts w:ascii="Times New Roman" w:hAnsi="Times New Roman" w:cs="Times New Roman"/>
+        </w:rPr>
+        <w:t>c</w:t>
+      </w:r>
+      <w:r>
+        <w:rPr>
+          <w:rFonts w:ascii="Times New Roman" w:hAnsi="Times New Roman" w:cs="Times New Roman"/>
+        </w:rPr>
+        <w:t xml:space="preserve">, I believe that an instructor’s main job is to </w:t>
+      </w:r>
+      <w:r>
+        <w:rPr>
+          <w:rFonts w:ascii="Times New Roman" w:hAnsi="Times New Roman" w:cs="Times New Roman"/>
+        </w:rPr>
+        <w:t>develop skills in critical and logical</w:t>
+      </w:r>
+      <w:r>
+        <w:rPr>
+          <w:rFonts w:ascii="Times New Roman" w:hAnsi="Times New Roman" w:cs="Times New Roman"/>
+        </w:rPr>
+        <w:t xml:space="preserve"> thinking using the subject as a means, and students</w:t>
+      </w:r>
+      <w:r>
+        <w:rPr>
+          <w:rFonts w:ascii="Times New Roman" w:hAnsi="Times New Roman" w:cs="Times New Roman"/>
+        </w:rPr>
+        <w:t xml:space="preserve"> of all levels </w:t>
+      </w:r>
+      <w:r>
+        <w:rPr>
+          <w:rFonts w:ascii="Times New Roman" w:hAnsi="Times New Roman" w:cs="Times New Roman"/>
+        </w:rPr>
+        <w:t xml:space="preserve">should be treated as future scholars. </w:t>
+      </w:r>
+      <w:r>
+        <w:rPr>
+          <w:rFonts w:ascii="Times New Roman" w:hAnsi="Times New Roman" w:cs="Times New Roman"/>
+        </w:rPr>
+        <w:t>Moreover, I believe that instructors should strive to teach students how to learn. The specific course provides one special case of learning, and the tasks, assignments,</w:t>
+      </w:r>
+      <w:r>
+        <w:rPr>
+          <w:rFonts w:ascii="Times New Roman" w:hAnsi="Times New Roman" w:cs="Times New Roman"/>
+        </w:rPr>
+        <w:t xml:space="preserve"> and</w:t>
+      </w:r>
+      <w:r>
+        <w:rPr>
+          <w:rFonts w:ascii="Times New Roman" w:hAnsi="Times New Roman" w:cs="Times New Roman"/>
+        </w:rPr>
+        <w:t xml:space="preserve"> exams should all be designed to show the steps that can help one learn a new topic.</w:t>
       </w:r>
     </w:p>
     <w:p>
@@ -119,13 +179,25 @@
         <w:rPr>
           <w:rFonts w:ascii="Times New Roman" w:hAnsi="Times New Roman" w:cs="Times New Roman"/>
         </w:rPr>
-        <w:t>I served as a teaching assistant in the summer of 2022 before I started my PhD study. My main duties were grading assignments and holding office hours. Although I did not have the opportunity to teach in the classroom, I maintained an open, engaging virtual environment. I helped students work through homework problems and study for exams</w:t>
-      </w:r>
-      <w:r>
-        <w:rPr>
-          <w:rFonts w:ascii="Times New Roman" w:hAnsi="Times New Roman" w:cs="Times New Roman"/>
-        </w:rPr>
-        <w:t xml:space="preserve"> by walking them through the detailed steps, demonstrating the big pictures and intuitions, and helping them review the concepts. I strove to use the intuition to guide the details and motivate learning. </w:t>
+        <w:t>I served as a teaching assistant in the summer of 2022 before I started my PhD study. My main duties were grading assignments and holding office hours. Although I did not teach in the classroom, I maintained an open, engaging virtual environment. I helped students work through homework problems and study for exams</w:t>
+      </w:r>
+      <w:r>
+        <w:rPr>
+          <w:rFonts w:ascii="Times New Roman" w:hAnsi="Times New Roman" w:cs="Times New Roman"/>
+        </w:rPr>
+        <w:t xml:space="preserve"> by walking them through the detailed steps,</w:t>
+      </w:r>
+      <w:r>
+        <w:rPr>
+          <w:rFonts w:ascii="Times New Roman" w:hAnsi="Times New Roman" w:cs="Times New Roman"/>
+        </w:rPr>
+        <w:t xml:space="preserve"> modeling the steps of learning,</w:t>
+      </w:r>
+      <w:r>
+        <w:rPr>
+          <w:rFonts w:ascii="Times New Roman" w:hAnsi="Times New Roman" w:cs="Times New Roman"/>
+        </w:rPr>
+        <w:t xml:space="preserve"> and helping them review the concepts. I strove to use the intuition to guide the details and motivate learning. </w:t>
       </w:r>
       <w:r>
         <w:rPr>
@@ -163,118 +235,146 @@
         <w:rPr>
           <w:rFonts w:ascii="Times New Roman" w:hAnsi="Times New Roman" w:cs="Times New Roman"/>
         </w:rPr>
+        <w:t xml:space="preserve"> RuralWorks, sponsored by </w:t>
+      </w:r>
+      <w:r>
+        <w:rPr>
+          <w:rFonts w:ascii="Times New Roman" w:hAnsi="Times New Roman" w:cs="Times New Roman"/>
+        </w:rPr>
+        <w:t xml:space="preserve">the </w:t>
+      </w:r>
+      <w:r>
+        <w:rPr>
+          <w:rFonts w:ascii="Times New Roman" w:hAnsi="Times New Roman" w:cs="Times New Roman"/>
+        </w:rPr>
+        <w:t>S</w:t>
+      </w:r>
+      <w:r>
+        <w:rPr>
+          <w:rFonts w:ascii="Times New Roman" w:hAnsi="Times New Roman" w:cs="Times New Roman"/>
+        </w:rPr>
+        <w:t xml:space="preserve">tate </w:t>
+      </w:r>
+      <w:r>
+        <w:rPr>
+          <w:rFonts w:ascii="Times New Roman" w:hAnsi="Times New Roman" w:cs="Times New Roman"/>
+        </w:rPr>
+        <w:t>E</w:t>
+      </w:r>
+      <w:r>
+        <w:rPr>
+          <w:rFonts w:ascii="Times New Roman" w:hAnsi="Times New Roman" w:cs="Times New Roman"/>
+        </w:rPr>
+        <w:t xml:space="preserve">mployees’ </w:t>
+      </w:r>
+      <w:r>
+        <w:rPr>
+          <w:rFonts w:ascii="Times New Roman" w:hAnsi="Times New Roman" w:cs="Times New Roman"/>
+        </w:rPr>
+        <w:t>C</w:t>
+      </w:r>
+      <w:r>
+        <w:rPr>
+          <w:rFonts w:ascii="Times New Roman" w:hAnsi="Times New Roman" w:cs="Times New Roman"/>
+        </w:rPr>
+        <w:t xml:space="preserve">redit </w:t>
+      </w:r>
+      <w:r>
+        <w:rPr>
+          <w:rFonts w:ascii="Times New Roman" w:hAnsi="Times New Roman" w:cs="Times New Roman"/>
+        </w:rPr>
+        <w:t>U</w:t>
+      </w:r>
+      <w:r>
+        <w:rPr>
+          <w:rFonts w:ascii="Times New Roman" w:hAnsi="Times New Roman" w:cs="Times New Roman"/>
+        </w:rPr>
+        <w:t>nion (SECU)</w:t>
+      </w:r>
+      <w:r>
+        <w:rPr>
+          <w:rFonts w:ascii="Times New Roman" w:hAnsi="Times New Roman" w:cs="Times New Roman"/>
+        </w:rPr>
+        <w:t xml:space="preserve">, and worked as interns at non-profit organizations. They were required to complete a data science project as part of the internship. I met with six of them individually throughout the summer, guiding them through the project from identifying data, analysis, to deciding presentation format and visualization. </w:t>
+      </w:r>
+      <w:r>
+        <w:rPr>
+          <w:rFonts w:ascii="Times New Roman" w:hAnsi="Times New Roman" w:cs="Times New Roman"/>
+        </w:rPr>
+        <w:t>None</w:t>
+      </w:r>
+      <w:r>
+        <w:rPr>
+          <w:rFonts w:ascii="Times New Roman" w:hAnsi="Times New Roman" w:cs="Times New Roman"/>
+        </w:rPr>
+        <w:t xml:space="preserve"> of my students were math</w:t>
+      </w:r>
+      <w:r>
+        <w:rPr>
+          <w:rFonts w:ascii="Times New Roman" w:hAnsi="Times New Roman" w:cs="Times New Roman"/>
+        </w:rPr>
+        <w:t>ematics</w:t>
+      </w:r>
+      <w:r>
+        <w:rPr>
+          <w:rFonts w:ascii="Times New Roman" w:hAnsi="Times New Roman" w:cs="Times New Roman"/>
+        </w:rPr>
+        <w:t xml:space="preserve"> or statistics majors</w:t>
+      </w:r>
+      <w:r>
+        <w:rPr>
+          <w:rFonts w:ascii="Times New Roman" w:hAnsi="Times New Roman" w:cs="Times New Roman"/>
+        </w:rPr>
+        <w:t>. Since</w:t>
+      </w:r>
+      <w:r>
+        <w:rPr>
+          <w:rFonts w:ascii="Times New Roman" w:hAnsi="Times New Roman" w:cs="Times New Roman"/>
+        </w:rPr>
+        <w:t xml:space="preserve"> they were unfamiliar with data analysis</w:t>
+      </w:r>
+      <w:r>
+        <w:rPr>
+          <w:rFonts w:ascii="Times New Roman" w:hAnsi="Times New Roman" w:cs="Times New Roman"/>
+        </w:rPr>
+        <w:t>, i</w:t>
+      </w:r>
+      <w:r>
+        <w:rPr>
+          <w:rFonts w:ascii="Times New Roman" w:hAnsi="Times New Roman" w:cs="Times New Roman"/>
+        </w:rPr>
+        <w:t xml:space="preserve">t was </w:t>
+      </w:r>
+      <w:r>
+        <w:rPr>
+          <w:rFonts w:ascii="Times New Roman" w:hAnsi="Times New Roman" w:cs="Times New Roman"/>
+        </w:rPr>
+        <w:t xml:space="preserve">crucial </w:t>
+      </w:r>
+      <w:r>
+        <w:rPr>
+          <w:rFonts w:ascii="Times New Roman" w:hAnsi="Times New Roman" w:cs="Times New Roman"/>
+        </w:rPr>
+        <w:t xml:space="preserve">to </w:t>
+      </w:r>
+      <w:r>
+        <w:rPr>
+          <w:rFonts w:ascii="Times New Roman" w:hAnsi="Times New Roman" w:cs="Times New Roman"/>
+        </w:rPr>
+        <w:t xml:space="preserve">focus </w:t>
+      </w:r>
+      <w:r>
+        <w:rPr>
+          <w:rFonts w:ascii="Times New Roman" w:hAnsi="Times New Roman" w:cs="Times New Roman"/>
+        </w:rPr>
+        <w:t>on the high-level</w:t>
+      </w:r>
+      <w:r>
+        <w:rPr>
+          <w:rFonts w:ascii="Times New Roman" w:hAnsi="Times New Roman" w:cs="Times New Roman"/>
+        </w:rPr>
         <w:t xml:space="preserve"> </w:t>
       </w:r>
-      <w:proofErr w:type="spellStart"/>
-      <w:r>
-        <w:rPr>
-          <w:rFonts w:ascii="Times New Roman" w:hAnsi="Times New Roman" w:cs="Times New Roman"/>
-        </w:rPr>
-        <w:t>RuralWorks</w:t>
-      </w:r>
-      <w:proofErr w:type="spellEnd"/>
-      <w:r>
-        <w:rPr>
-          <w:rFonts w:ascii="Times New Roman" w:hAnsi="Times New Roman" w:cs="Times New Roman"/>
-        </w:rPr>
-        <w:t xml:space="preserve">, sponsored by </w:t>
-      </w:r>
-      <w:r>
-        <w:rPr>
-          <w:rFonts w:ascii="Times New Roman" w:hAnsi="Times New Roman" w:cs="Times New Roman"/>
-        </w:rPr>
-        <w:t xml:space="preserve">the </w:t>
-      </w:r>
-      <w:r>
-        <w:rPr>
-          <w:rFonts w:ascii="Times New Roman" w:hAnsi="Times New Roman" w:cs="Times New Roman"/>
-        </w:rPr>
-        <w:t>S</w:t>
-      </w:r>
-      <w:r>
-        <w:rPr>
-          <w:rFonts w:ascii="Times New Roman" w:hAnsi="Times New Roman" w:cs="Times New Roman"/>
-        </w:rPr>
-        <w:t xml:space="preserve">tate </w:t>
-      </w:r>
-      <w:r>
-        <w:rPr>
-          <w:rFonts w:ascii="Times New Roman" w:hAnsi="Times New Roman" w:cs="Times New Roman"/>
-        </w:rPr>
-        <w:t>E</w:t>
-      </w:r>
-      <w:r>
-        <w:rPr>
-          <w:rFonts w:ascii="Times New Roman" w:hAnsi="Times New Roman" w:cs="Times New Roman"/>
-        </w:rPr>
-        <w:t xml:space="preserve">mployees’ </w:t>
-      </w:r>
-      <w:r>
-        <w:rPr>
-          <w:rFonts w:ascii="Times New Roman" w:hAnsi="Times New Roman" w:cs="Times New Roman"/>
-        </w:rPr>
-        <w:t>C</w:t>
-      </w:r>
-      <w:r>
-        <w:rPr>
-          <w:rFonts w:ascii="Times New Roman" w:hAnsi="Times New Roman" w:cs="Times New Roman"/>
-        </w:rPr>
-        <w:t xml:space="preserve">redit </w:t>
-      </w:r>
-      <w:r>
-        <w:rPr>
-          <w:rFonts w:ascii="Times New Roman" w:hAnsi="Times New Roman" w:cs="Times New Roman"/>
-        </w:rPr>
-        <w:t>U</w:t>
-      </w:r>
-      <w:r>
-        <w:rPr>
-          <w:rFonts w:ascii="Times New Roman" w:hAnsi="Times New Roman" w:cs="Times New Roman"/>
-        </w:rPr>
-        <w:t>nion (SECU)</w:t>
-      </w:r>
-      <w:r>
-        <w:rPr>
-          <w:rFonts w:ascii="Times New Roman" w:hAnsi="Times New Roman" w:cs="Times New Roman"/>
-        </w:rPr>
-        <w:t xml:space="preserve">, and worked as interns at non-profit organizations. They were required to complete a data science project as part of the internship. I met with six of them individually throughout the summer, guiding them through the project from identifying data, analysis, to deciding presentation format and visualization. </w:t>
-      </w:r>
-      <w:r>
-        <w:rPr>
-          <w:rFonts w:ascii="Times New Roman" w:hAnsi="Times New Roman" w:cs="Times New Roman"/>
-        </w:rPr>
-        <w:t>None</w:t>
-      </w:r>
-      <w:r>
-        <w:rPr>
-          <w:rFonts w:ascii="Times New Roman" w:hAnsi="Times New Roman" w:cs="Times New Roman"/>
-        </w:rPr>
-        <w:t xml:space="preserve"> of my students were math</w:t>
-      </w:r>
-      <w:r>
-        <w:rPr>
-          <w:rFonts w:ascii="Times New Roman" w:hAnsi="Times New Roman" w:cs="Times New Roman"/>
-        </w:rPr>
-        <w:t>ematics</w:t>
-      </w:r>
-      <w:r>
-        <w:rPr>
-          <w:rFonts w:ascii="Times New Roman" w:hAnsi="Times New Roman" w:cs="Times New Roman"/>
-        </w:rPr>
-        <w:t xml:space="preserve"> or statistics majors, so they were unfamiliar with data analysis</w:t>
-      </w:r>
-      <w:r>
-        <w:rPr>
-          <w:rFonts w:ascii="Times New Roman" w:hAnsi="Times New Roman" w:cs="Times New Roman"/>
-        </w:rPr>
-        <w:t>, so it was even more important to keep the focus on the high-level</w:t>
-      </w:r>
-      <w:r>
-        <w:rPr>
-          <w:rFonts w:ascii="Times New Roman" w:hAnsi="Times New Roman" w:cs="Times New Roman"/>
-        </w:rPr>
-        <w:t xml:space="preserve"> </w:t>
-      </w:r>
       <w:r>
         <w:rPr>
           <w:rFonts w:ascii="Times New Roman" w:hAnsi="Times New Roman" w:cs="Times New Roman"/>
@@ -285,7 +385,25 @@
         <w:rPr>
           <w:rFonts w:ascii="Times New Roman" w:hAnsi="Times New Roman" w:cs="Times New Roman"/>
         </w:rPr>
-        <w:t xml:space="preserve"> think through data and find the story behind the data. </w:t>
+        <w:t xml:space="preserve"> think through data and find the story behind the data.</w:t>
+      </w:r>
+      <w:r>
+        <w:rPr>
+          <w:rFonts w:ascii="Times New Roman" w:hAnsi="Times New Roman" w:cs="Times New Roman"/>
+        </w:rPr>
+        <w:t xml:space="preserve"> When the goal was clear, the individual steps of data collection, analysis, and communication became less intimidating. I hope </w:t>
+      </w:r>
+      <w:r>
+        <w:rPr>
+          <w:rFonts w:ascii="Times New Roman" w:hAnsi="Times New Roman" w:cs="Times New Roman"/>
+        </w:rPr>
+        <w:t>my</w:t>
+      </w:r>
+      <w:r>
+        <w:rPr>
+          <w:rFonts w:ascii="Times New Roman" w:hAnsi="Times New Roman" w:cs="Times New Roman"/>
+        </w:rPr>
+        <w:t xml:space="preserve"> students remember that they were able to tell stories through data and that data analysis was inherent in human nature.</w:t>
       </w:r>
     </w:p>
     <w:p>
@@ -341,13 +459,55 @@
         <w:rPr>
           <w:rFonts w:ascii="Times New Roman" w:hAnsi="Times New Roman" w:cs="Times New Roman"/>
         </w:rPr>
-        <w:t xml:space="preserve"> were paired up with three community sponsors and each group embarked on a data science project in an intensive six-week program. Part of my duties was to give two tutorial sessions to all students. </w:t>
-      </w:r>
-      <w:r>
-        <w:rPr>
-          <w:rFonts w:ascii="Times New Roman" w:hAnsi="Times New Roman" w:cs="Times New Roman"/>
-        </w:rPr>
-        <w:t xml:space="preserve">I also </w:t>
+        <w:t xml:space="preserve"> were paired up with three community sponsors and each group embarked on a data science project in an intensive six-week program. </w:t>
+      </w:r>
+      <w:r>
+        <w:rPr>
+          <w:rFonts w:ascii="Times New Roman" w:hAnsi="Times New Roman" w:cs="Times New Roman"/>
+        </w:rPr>
+        <w:t>M</w:t>
+      </w:r>
+      <w:r>
+        <w:rPr>
+          <w:rFonts w:ascii="Times New Roman" w:hAnsi="Times New Roman" w:cs="Times New Roman"/>
+        </w:rPr>
+        <w:t xml:space="preserve">y duties </w:t>
+      </w:r>
+      <w:r>
+        <w:rPr>
+          <w:rFonts w:ascii="Times New Roman" w:hAnsi="Times New Roman" w:cs="Times New Roman"/>
+        </w:rPr>
+        <w:t>included</w:t>
+      </w:r>
+      <w:r>
+        <w:rPr>
+          <w:rFonts w:ascii="Times New Roman" w:hAnsi="Times New Roman" w:cs="Times New Roman"/>
+        </w:rPr>
+        <w:t xml:space="preserve"> giv</w:t>
+      </w:r>
+      <w:r>
+        <w:rPr>
+          <w:rFonts w:ascii="Times New Roman" w:hAnsi="Times New Roman" w:cs="Times New Roman"/>
+        </w:rPr>
+        <w:t>ing</w:t>
+      </w:r>
+      <w:r>
+        <w:rPr>
+          <w:rFonts w:ascii="Times New Roman" w:hAnsi="Times New Roman" w:cs="Times New Roman"/>
+        </w:rPr>
+        <w:t xml:space="preserve"> two tutorial sessions to all students</w:t>
+      </w:r>
+      <w:r>
+        <w:rPr>
+          <w:rFonts w:ascii="Times New Roman" w:hAnsi="Times New Roman" w:cs="Times New Roman"/>
+        </w:rPr>
+        <w:t xml:space="preserve"> and</w:t>
+      </w:r>
+      <w:r>
+        <w:rPr>
+          <w:rFonts w:ascii="Times New Roman" w:hAnsi="Times New Roman" w:cs="Times New Roman"/>
+        </w:rPr>
+        <w:t xml:space="preserve"> </w:t>
       </w:r>
       <w:r>
         <w:rPr>
@@ -359,7 +519,7 @@
         <w:rPr>
           <w:rFonts w:ascii="Times New Roman" w:hAnsi="Times New Roman" w:cs="Times New Roman"/>
         </w:rPr>
-        <w:t>ed</w:t>
+        <w:t>ing</w:t>
       </w:r>
       <w:r>
         <w:rPr>
@@ -371,6 +531,7 @@
         <w:rPr>
           <w:rFonts w:ascii="Times New Roman" w:hAnsi="Times New Roman" w:cs="Times New Roman"/>
         </w:rPr>
+        <w:lastRenderedPageBreak/>
         <w:t>understood</w:t>
       </w:r>
       <w:r>
@@ -389,14 +550,7 @@
         <w:rPr>
           <w:rFonts w:ascii="Times New Roman" w:hAnsi="Times New Roman" w:cs="Times New Roman"/>
         </w:rPr>
-        <w:t xml:space="preserve"> and suggested directions and resources. For the visualization request, I suggested my students use Shiny App to construct a dashboard, provided example code, and walked them through the concept. From the beginning, they were enthusiastic and ready to learn. Every week, it was truly a joy to watch them construct the dashboard, </w:t>
-      </w:r>
-      <w:r>
-        <w:rPr>
-          <w:rFonts w:ascii="Times New Roman" w:hAnsi="Times New Roman" w:cs="Times New Roman"/>
-        </w:rPr>
-        <w:lastRenderedPageBreak/>
-        <w:t xml:space="preserve">troubleshoot, and present their progress. </w:t>
+        <w:t xml:space="preserve"> and suggested directions and resources. For the visualization request, I suggested my students use Shiny App to construct a dashboard, provided example code, and walked them through the concept. From the beginning, they were enthusiastic and ready to learn. Every week, it was truly a joy to watch them construct the dashboard, troubleshoot, and present their progress. </w:t>
       </w:r>
       <w:r>
         <w:rPr>
@@ -428,79 +582,19 @@
         <w:rPr>
           <w:rFonts w:ascii="Times New Roman" w:hAnsi="Times New Roman" w:cs="Times New Roman"/>
         </w:rPr>
-        <w:t xml:space="preserve">Besides the teaching and advising experiences described above, I led discussion sessions as a teaching assistant and independently designed and taught a course. </w:t>
-      </w:r>
-      <w:r>
-        <w:rPr>
-          <w:rFonts w:ascii="Times New Roman" w:hAnsi="Times New Roman" w:cs="Times New Roman"/>
-        </w:rPr>
-        <w:t xml:space="preserve">As a </w:t>
-      </w:r>
-      <w:r>
-        <w:rPr>
-          <w:rFonts w:ascii="Times New Roman" w:hAnsi="Times New Roman" w:cs="Times New Roman"/>
-        </w:rPr>
-        <w:t>teaching assistant</w:t>
-      </w:r>
-      <w:r>
-        <w:rPr>
-          <w:rFonts w:ascii="Times New Roman" w:hAnsi="Times New Roman" w:cs="Times New Roman"/>
-        </w:rPr>
-        <w:t xml:space="preserve"> in musicology, I </w:t>
-      </w:r>
-      <w:r>
-        <w:rPr>
-          <w:rFonts w:ascii="Times New Roman" w:hAnsi="Times New Roman" w:cs="Times New Roman"/>
-        </w:rPr>
-        <w:t xml:space="preserve">led </w:t>
-      </w:r>
-      <w:r>
-        <w:rPr>
-          <w:rFonts w:ascii="Times New Roman" w:hAnsi="Times New Roman" w:cs="Times New Roman"/>
-        </w:rPr>
-        <w:t>weekly discussion sessions for music history classes for undergraduate music majors. The</w:t>
-      </w:r>
-      <w:r>
-        <w:rPr>
-          <w:rFonts w:ascii="Times New Roman" w:hAnsi="Times New Roman" w:cs="Times New Roman"/>
-        </w:rPr>
-        <w:t xml:space="preserve">se sessions were designed to </w:t>
-      </w:r>
-      <w:r>
-        <w:rPr>
-          <w:rFonts w:ascii="Times New Roman" w:hAnsi="Times New Roman" w:cs="Times New Roman"/>
-        </w:rPr>
-        <w:t xml:space="preserve">help students better understand the class contents and prepare for exams. I strove to keep students engaged, using different examples to reinforce concepts explained by the professor, and, when necessary, provided study guides to help them organize materials. Shortly after </w:t>
-      </w:r>
-      <w:r>
-        <w:rPr>
-          <w:rFonts w:ascii="Times New Roman" w:hAnsi="Times New Roman" w:cs="Times New Roman"/>
-        </w:rPr>
-        <w:t>earning my PhD in Musicology</w:t>
-      </w:r>
-      <w:r>
-        <w:rPr>
-          <w:rFonts w:ascii="Times New Roman" w:hAnsi="Times New Roman" w:cs="Times New Roman"/>
-        </w:rPr>
-        <w:t xml:space="preserve">, I became an </w:t>
-      </w:r>
-      <w:r>
-        <w:rPr>
-          <w:rFonts w:ascii="Times New Roman" w:hAnsi="Times New Roman" w:cs="Times New Roman"/>
-        </w:rPr>
-        <w:t>A</w:t>
-      </w:r>
-      <w:r>
-        <w:rPr>
-          <w:rFonts w:ascii="Times New Roman" w:hAnsi="Times New Roman" w:cs="Times New Roman"/>
-        </w:rPr>
-        <w:t xml:space="preserve">djunct </w:t>
-      </w:r>
-      <w:r>
-        <w:rPr>
-          <w:rFonts w:ascii="Times New Roman" w:hAnsi="Times New Roman" w:cs="Times New Roman"/>
-        </w:rPr>
-        <w:t>Assistant</w:t>
+        <w:t xml:space="preserve">Besides the teaching and advising experiences described above, I led discussion sessions as a teaching assistant and independently designed and taught a course. As a teaching assistant, I led weekly discussion sessions for music history classes for undergraduate music majors. These sessions were designed to help students better understand the class contents and prepare for exams. I strove to keep students engaged, using different examples to reinforce concepts explained by the professor, and, when necessary, provided study guides to help them organize materials. Shortly after earning my PhD in Musicology, I became an Adjunct Assistant Professor at Wake Forest University. I designed and taught MUS 101, </w:t>
+      </w:r>
+      <w:r>
+        <w:rPr>
+          <w:rFonts w:ascii="Times New Roman" w:hAnsi="Times New Roman" w:cs="Times New Roman"/>
+        </w:rPr>
+        <w:t>I</w:t>
+      </w:r>
+      <w:r>
+        <w:rPr>
+          <w:rFonts w:ascii="Times New Roman" w:hAnsi="Times New Roman" w:cs="Times New Roman"/>
+        </w:rPr>
+        <w:t>ntroduction</w:t>
       </w:r>
       <w:r>
         <w:rPr>
@@ -512,36 +606,6 @@
         <w:rPr>
           <w:rFonts w:ascii="Times New Roman" w:hAnsi="Times New Roman" w:cs="Times New Roman"/>
         </w:rPr>
-        <w:t>P</w:t>
-      </w:r>
-      <w:r>
-        <w:rPr>
-          <w:rFonts w:ascii="Times New Roman" w:hAnsi="Times New Roman" w:cs="Times New Roman"/>
-        </w:rPr>
-        <w:t xml:space="preserve">rofessor at Wake Forest University. I designed and taught MUS 101, </w:t>
-      </w:r>
-      <w:r>
-        <w:rPr>
-          <w:rFonts w:ascii="Times New Roman" w:hAnsi="Times New Roman" w:cs="Times New Roman"/>
-        </w:rPr>
-        <w:t>I</w:t>
-      </w:r>
-      <w:r>
-        <w:rPr>
-          <w:rFonts w:ascii="Times New Roman" w:hAnsi="Times New Roman" w:cs="Times New Roman"/>
-        </w:rPr>
-        <w:t>ntroduction</w:t>
-      </w:r>
-      <w:r>
-        <w:rPr>
-          <w:rFonts w:ascii="Times New Roman" w:hAnsi="Times New Roman" w:cs="Times New Roman"/>
-        </w:rPr>
-        <w:t xml:space="preserve"> </w:t>
-      </w:r>
-      <w:r>
-        <w:rPr>
-          <w:rFonts w:ascii="Times New Roman" w:hAnsi="Times New Roman" w:cs="Times New Roman"/>
-        </w:rPr>
         <w:t>to</w:t>
       </w:r>
       <w:r>
@@ -578,7 +642,19 @@
         <w:rPr>
           <w:rFonts w:ascii="Times New Roman" w:hAnsi="Times New Roman" w:cs="Times New Roman"/>
         </w:rPr>
-        <w:t>I emphasized that music history is about studying artifacts to understand the past. The message is that, instead of memorizing composers’ biographies and dates of symphonies, we exercised critical thinking and writing through the lens of music.</w:t>
+        <w:t xml:space="preserve">I emphasized </w:t>
+      </w:r>
+      <w:r>
+        <w:rPr>
+          <w:rFonts w:ascii="Times New Roman" w:hAnsi="Times New Roman" w:cs="Times New Roman"/>
+        </w:rPr>
+        <w:t>t</w:t>
+      </w:r>
+      <w:r>
+        <w:rPr>
+          <w:rFonts w:ascii="Times New Roman" w:hAnsi="Times New Roman" w:cs="Times New Roman"/>
+        </w:rPr>
+        <w:t>he message is that, instead of memorizing composers’ biographies and dates of symphonies, we exercised critical thinking and writing through the lens of music.</w:t>
       </w:r>
     </w:p>
     <w:p>
@@ -592,7 +668,103 @@
         <w:rPr>
           <w:rFonts w:ascii="Times New Roman" w:hAnsi="Times New Roman" w:cs="Times New Roman"/>
         </w:rPr>
-        <w:t xml:space="preserve">[Say what classes I want to teach or design] </w:t>
+        <w:t xml:space="preserve">If I were to teach at WFU, I would be particularly interested in teaching </w:t>
+      </w:r>
+      <w:r>
+        <w:rPr>
+          <w:rFonts w:ascii="Times New Roman" w:hAnsi="Times New Roman" w:cs="Times New Roman"/>
+        </w:rPr>
+        <w:t xml:space="preserve">STA 112 </w:t>
+      </w:r>
+      <w:r>
+        <w:rPr>
+          <w:rFonts w:ascii="Times New Roman" w:hAnsi="Times New Roman" w:cs="Times New Roman"/>
+        </w:rPr>
+        <w:t>(</w:t>
+      </w:r>
+      <w:r>
+        <w:rPr>
+          <w:rFonts w:ascii="Times New Roman" w:hAnsi="Times New Roman" w:cs="Times New Roman"/>
+        </w:rPr>
+        <w:t>Introduction to Regression and Data Scienc</w:t>
+      </w:r>
+      <w:r>
+        <w:rPr>
+          <w:rFonts w:ascii="Times New Roman" w:hAnsi="Times New Roman" w:cs="Times New Roman"/>
+        </w:rPr>
+        <w:t xml:space="preserve">e), </w:t>
+      </w:r>
+      <w:r>
+        <w:rPr>
+          <w:rFonts w:ascii="Times New Roman" w:hAnsi="Times New Roman" w:cs="Times New Roman"/>
+        </w:rPr>
+        <w:t xml:space="preserve">STA 312 </w:t>
+      </w:r>
+      <w:r>
+        <w:rPr>
+          <w:rFonts w:ascii="Times New Roman" w:hAnsi="Times New Roman" w:cs="Times New Roman"/>
+        </w:rPr>
+        <w:t>(</w:t>
+      </w:r>
+      <w:r>
+        <w:rPr>
+          <w:rFonts w:ascii="Times New Roman" w:hAnsi="Times New Roman" w:cs="Times New Roman"/>
+        </w:rPr>
+        <w:t>Linear Models</w:t>
+      </w:r>
+      <w:r>
+        <w:rPr>
+          <w:rFonts w:ascii="Times New Roman" w:hAnsi="Times New Roman" w:cs="Times New Roman"/>
+        </w:rPr>
+        <w:t xml:space="preserve">), and </w:t>
+      </w:r>
+      <w:r>
+        <w:rPr>
+          <w:rFonts w:ascii="Times New Roman" w:hAnsi="Times New Roman" w:cs="Times New Roman"/>
+        </w:rPr>
+        <w:t xml:space="preserve">STA 365 </w:t>
+      </w:r>
+      <w:r>
+        <w:rPr>
+          <w:rFonts w:ascii="Times New Roman" w:hAnsi="Times New Roman" w:cs="Times New Roman"/>
+        </w:rPr>
+        <w:t>(</w:t>
+      </w:r>
+      <w:r>
+        <w:rPr>
+          <w:rFonts w:ascii="Times New Roman" w:hAnsi="Times New Roman" w:cs="Times New Roman"/>
+        </w:rPr>
+        <w:t>Applied Bayesian Statistics</w:t>
+      </w:r>
+      <w:r>
+        <w:rPr>
+          <w:rFonts w:ascii="Times New Roman" w:hAnsi="Times New Roman" w:cs="Times New Roman"/>
+        </w:rPr>
+        <w:t>)</w:t>
+      </w:r>
+      <w:r>
+        <w:rPr>
+          <w:rFonts w:ascii="Times New Roman" w:hAnsi="Times New Roman" w:cs="Times New Roman"/>
+        </w:rPr>
+        <w:t>.</w:t>
+      </w:r>
+      <w:r>
+        <w:rPr>
+          <w:rFonts w:ascii="Times New Roman" w:hAnsi="Times New Roman" w:cs="Times New Roman"/>
+        </w:rPr>
+        <w:t xml:space="preserve"> </w:t>
+      </w:r>
+      <w:r>
+        <w:rPr>
+          <w:rFonts w:ascii="Times New Roman" w:hAnsi="Times New Roman" w:cs="Times New Roman"/>
+        </w:rPr>
+        <w:t xml:space="preserve">I would also be interested in developing a course </w:t>
+      </w:r>
+      <w:r>
+        <w:rPr>
+          <w:rFonts w:ascii="Times New Roman" w:hAnsi="Times New Roman" w:cs="Times New Roman"/>
+        </w:rPr>
+        <w:t xml:space="preserve">with the emphasis on using a programming language (R or Python) for statistics. </w:t>
       </w:r>
     </w:p>
     <w:p>
@@ -624,7 +796,7 @@
         <w:rPr>
           <w:rFonts w:ascii="Times New Roman" w:hAnsi="Times New Roman" w:cs="Times New Roman"/>
         </w:rPr>
-        <w:t xml:space="preserve">Understanding why something matters is also crucial; clearly providing the motivation of statistical methods can maintain learning interests. </w:t>
+        <w:t xml:space="preserve">Understanding why something matters is crucial; clearly providing the motivation of statistical methods can maintain learning interests. </w:t>
       </w:r>
       <w:r>
         <w:rPr>

--- a/assets/teaching_statement_WFU.docx
+++ b/assets/teaching_statement_WFU.docx
@@ -129,37 +129,43 @@
         <w:rPr>
           <w:rFonts w:ascii="Times New Roman" w:hAnsi="Times New Roman" w:cs="Times New Roman"/>
         </w:rPr>
-        <w:t xml:space="preserve"> thinking using the subject as a means, and students</w:t>
-      </w:r>
-      <w:r>
-        <w:rPr>
-          <w:rFonts w:ascii="Times New Roman" w:hAnsi="Times New Roman" w:cs="Times New Roman"/>
-        </w:rPr>
-        <w:t xml:space="preserve"> of all levels </w:t>
-      </w:r>
-      <w:r>
-        <w:rPr>
-          <w:rFonts w:ascii="Times New Roman" w:hAnsi="Times New Roman" w:cs="Times New Roman"/>
-        </w:rPr>
-        <w:t xml:space="preserve">should be treated as future scholars. </w:t>
-      </w:r>
-      <w:r>
-        <w:rPr>
-          <w:rFonts w:ascii="Times New Roman" w:hAnsi="Times New Roman" w:cs="Times New Roman"/>
-        </w:rPr>
-        <w:t>Moreover, I believe that instructors should strive to teach students how to learn. The specific course provides one special case of learning, and the tasks, assignments,</w:t>
-      </w:r>
-      <w:r>
-        <w:rPr>
-          <w:rFonts w:ascii="Times New Roman" w:hAnsi="Times New Roman" w:cs="Times New Roman"/>
-        </w:rPr>
-        <w:t xml:space="preserve"> and</w:t>
-      </w:r>
-      <w:r>
-        <w:rPr>
-          <w:rFonts w:ascii="Times New Roman" w:hAnsi="Times New Roman" w:cs="Times New Roman"/>
-        </w:rPr>
-        <w:t xml:space="preserve"> exams should all be designed to show the steps that can help one learn a new topic.</w:t>
+        <w:t xml:space="preserve"> thinking using the subject as a means</w:t>
+      </w:r>
+      <w:r>
+        <w:rPr>
+          <w:rFonts w:ascii="Times New Roman" w:hAnsi="Times New Roman" w:cs="Times New Roman"/>
+        </w:rPr>
+        <w:t xml:space="preserve"> and teach students how to learn. </w:t>
+      </w:r>
+      <w:r>
+        <w:rPr>
+          <w:rFonts w:ascii="Times New Roman" w:hAnsi="Times New Roman" w:cs="Times New Roman"/>
+        </w:rPr>
+        <w:t xml:space="preserve">The specific course provides one special case of learning, and </w:t>
+      </w:r>
+      <w:r>
+        <w:rPr>
+          <w:rFonts w:ascii="Times New Roman" w:hAnsi="Times New Roman" w:cs="Times New Roman"/>
+        </w:rPr>
+        <w:t>all components</w:t>
+      </w:r>
+      <w:r>
+        <w:rPr>
+          <w:rFonts w:ascii="Times New Roman" w:hAnsi="Times New Roman" w:cs="Times New Roman"/>
+        </w:rPr>
+        <w:t xml:space="preserve"> should all be designed to show the steps that can help one learn a new topic.</w:t>
+      </w:r>
+      <w:r>
+        <w:rPr>
+          <w:rFonts w:ascii="Times New Roman" w:hAnsi="Times New Roman" w:cs="Times New Roman"/>
+        </w:rPr>
+        <w:t xml:space="preserve"> </w:t>
+      </w:r>
+      <w:r>
+        <w:rPr>
+          <w:rFonts w:ascii="Times New Roman" w:hAnsi="Times New Roman" w:cs="Times New Roman"/>
+        </w:rPr>
+        <w:t>Lastly, students of all levels should be treated as future scholars.</w:t>
       </w:r>
     </w:p>
     <w:p>
@@ -167,43 +173,17 @@
         <w:ind w:firstLine="720"/>
         <w:rPr>
           <w:rFonts w:ascii="Times New Roman" w:hAnsi="Times New Roman" w:cs="Times New Roman"/>
-        </w:rPr>
-      </w:pPr>
-      <w:r>
-        <w:rPr>
-          <w:rFonts w:ascii="Times New Roman" w:hAnsi="Times New Roman" w:cs="Times New Roman"/>
-        </w:rPr>
-        <w:t xml:space="preserve">In Summer 2022, </w:t>
-      </w:r>
-      <w:r>
-        <w:rPr>
-          <w:rFonts w:ascii="Times New Roman" w:hAnsi="Times New Roman" w:cs="Times New Roman"/>
-        </w:rPr>
-        <w:t>I served as a teaching assistant in the summer of 2022 before I started my PhD study. My main duties were grading assignments and holding office hours. Although I did not teach in the classroom, I maintained an open, engaging virtual environment. I helped students work through homework problems and study for exams</w:t>
-      </w:r>
-      <w:r>
-        <w:rPr>
-          <w:rFonts w:ascii="Times New Roman" w:hAnsi="Times New Roman" w:cs="Times New Roman"/>
-        </w:rPr>
-        <w:t xml:space="preserve"> by walking them through the detailed steps,</w:t>
-      </w:r>
-      <w:r>
-        <w:rPr>
-          <w:rFonts w:ascii="Times New Roman" w:hAnsi="Times New Roman" w:cs="Times New Roman"/>
-        </w:rPr>
-        <w:t xml:space="preserve"> modeling the steps of learning,</w:t>
-      </w:r>
-      <w:r>
-        <w:rPr>
-          <w:rFonts w:ascii="Times New Roman" w:hAnsi="Times New Roman" w:cs="Times New Roman"/>
-        </w:rPr>
-        <w:t xml:space="preserve"> and helping them review the concepts. I strove to use the intuition to guide the details and motivate learning. </w:t>
-      </w:r>
-      <w:r>
-        <w:rPr>
-          <w:rFonts w:ascii="Times New Roman" w:hAnsi="Times New Roman" w:cs="Times New Roman"/>
-        </w:rPr>
-        <w:t xml:space="preserve">I enjoyed the teaching role, because through teaching I found myself discovering the topics in fresh light. </w:t>
+          <w:b/>
+          <w:bCs/>
+        </w:rPr>
+      </w:pPr>
+      <w:r>
+        <w:rPr>
+          <w:rFonts w:ascii="Times New Roman" w:hAnsi="Times New Roman" w:cs="Times New Roman"/>
+          <w:b/>
+          <w:bCs/>
+        </w:rPr>
+        <w:t>critical thinking using the subject as the means</w:t>
       </w:r>
     </w:p>
     <w:p>
@@ -217,157 +197,61 @@
         <w:rPr>
           <w:rFonts w:ascii="Times New Roman" w:hAnsi="Times New Roman" w:cs="Times New Roman"/>
         </w:rPr>
-        <w:t xml:space="preserve">Hoping to gain some teaching experience again, in the summer of 2025 I served as a graduate mentor for two groups of students—undergraduate students from NC State </w:t>
-      </w:r>
-      <w:r>
-        <w:rPr>
-          <w:rFonts w:ascii="Times New Roman" w:hAnsi="Times New Roman" w:cs="Times New Roman"/>
-        </w:rPr>
-        <w:t>and high school students from North Carolina School of Science and Mathematics. The undergraduate students were from a program ca</w:t>
-      </w:r>
-      <w:r>
-        <w:rPr>
-          <w:rFonts w:ascii="Times New Roman" w:hAnsi="Times New Roman" w:cs="Times New Roman"/>
-        </w:rPr>
-        <w:t>lled</w:t>
-      </w:r>
-      <w:r>
-        <w:rPr>
-          <w:rFonts w:ascii="Times New Roman" w:hAnsi="Times New Roman" w:cs="Times New Roman"/>
-        </w:rPr>
-        <w:t xml:space="preserve"> RuralWorks, sponsored by </w:t>
-      </w:r>
-      <w:r>
-        <w:rPr>
-          <w:rFonts w:ascii="Times New Roman" w:hAnsi="Times New Roman" w:cs="Times New Roman"/>
-        </w:rPr>
-        <w:t xml:space="preserve">the </w:t>
-      </w:r>
-      <w:r>
-        <w:rPr>
-          <w:rFonts w:ascii="Times New Roman" w:hAnsi="Times New Roman" w:cs="Times New Roman"/>
-        </w:rPr>
-        <w:t>S</w:t>
-      </w:r>
-      <w:r>
-        <w:rPr>
-          <w:rFonts w:ascii="Times New Roman" w:hAnsi="Times New Roman" w:cs="Times New Roman"/>
-        </w:rPr>
-        <w:t xml:space="preserve">tate </w:t>
-      </w:r>
-      <w:r>
-        <w:rPr>
-          <w:rFonts w:ascii="Times New Roman" w:hAnsi="Times New Roman" w:cs="Times New Roman"/>
-        </w:rPr>
-        <w:t>E</w:t>
-      </w:r>
-      <w:r>
-        <w:rPr>
-          <w:rFonts w:ascii="Times New Roman" w:hAnsi="Times New Roman" w:cs="Times New Roman"/>
-        </w:rPr>
-        <w:t xml:space="preserve">mployees’ </w:t>
-      </w:r>
-      <w:r>
-        <w:rPr>
-          <w:rFonts w:ascii="Times New Roman" w:hAnsi="Times New Roman" w:cs="Times New Roman"/>
-        </w:rPr>
-        <w:t>C</w:t>
-      </w:r>
-      <w:r>
-        <w:rPr>
-          <w:rFonts w:ascii="Times New Roman" w:hAnsi="Times New Roman" w:cs="Times New Roman"/>
-        </w:rPr>
-        <w:t xml:space="preserve">redit </w:t>
-      </w:r>
-      <w:r>
-        <w:rPr>
-          <w:rFonts w:ascii="Times New Roman" w:hAnsi="Times New Roman" w:cs="Times New Roman"/>
-        </w:rPr>
-        <w:t>U</w:t>
-      </w:r>
-      <w:r>
-        <w:rPr>
-          <w:rFonts w:ascii="Times New Roman" w:hAnsi="Times New Roman" w:cs="Times New Roman"/>
-        </w:rPr>
-        <w:t>nion (SECU)</w:t>
-      </w:r>
-      <w:r>
-        <w:rPr>
-          <w:rFonts w:ascii="Times New Roman" w:hAnsi="Times New Roman" w:cs="Times New Roman"/>
-        </w:rPr>
-        <w:t xml:space="preserve">, and worked as interns at non-profit organizations. They were required to complete a data science project as part of the internship. I met with six of them individually throughout the summer, guiding them through the project from identifying data, analysis, to deciding presentation format and visualization. </w:t>
-      </w:r>
-      <w:r>
-        <w:rPr>
-          <w:rFonts w:ascii="Times New Roman" w:hAnsi="Times New Roman" w:cs="Times New Roman"/>
-        </w:rPr>
-        <w:t>None</w:t>
-      </w:r>
-      <w:r>
-        <w:rPr>
-          <w:rFonts w:ascii="Times New Roman" w:hAnsi="Times New Roman" w:cs="Times New Roman"/>
-        </w:rPr>
-        <w:t xml:space="preserve"> of my students were math</w:t>
-      </w:r>
-      <w:r>
-        <w:rPr>
-          <w:rFonts w:ascii="Times New Roman" w:hAnsi="Times New Roman" w:cs="Times New Roman"/>
-        </w:rPr>
-        <w:t>ematics</w:t>
-      </w:r>
-      <w:r>
-        <w:rPr>
-          <w:rFonts w:ascii="Times New Roman" w:hAnsi="Times New Roman" w:cs="Times New Roman"/>
-        </w:rPr>
-        <w:t xml:space="preserve"> or statistics majors</w:t>
-      </w:r>
-      <w:r>
-        <w:rPr>
-          <w:rFonts w:ascii="Times New Roman" w:hAnsi="Times New Roman" w:cs="Times New Roman"/>
-        </w:rPr>
-        <w:t>. Since</w:t>
-      </w:r>
-      <w:r>
-        <w:rPr>
-          <w:rFonts w:ascii="Times New Roman" w:hAnsi="Times New Roman" w:cs="Times New Roman"/>
-        </w:rPr>
-        <w:t xml:space="preserve"> they were unfamiliar with data analysis</w:t>
-      </w:r>
-      <w:r>
-        <w:rPr>
-          <w:rFonts w:ascii="Times New Roman" w:hAnsi="Times New Roman" w:cs="Times New Roman"/>
-        </w:rPr>
-        <w:t>, i</w:t>
-      </w:r>
-      <w:r>
-        <w:rPr>
-          <w:rFonts w:ascii="Times New Roman" w:hAnsi="Times New Roman" w:cs="Times New Roman"/>
-        </w:rPr>
-        <w:t xml:space="preserve">t was </w:t>
-      </w:r>
-      <w:r>
-        <w:rPr>
-          <w:rFonts w:ascii="Times New Roman" w:hAnsi="Times New Roman" w:cs="Times New Roman"/>
-        </w:rPr>
-        <w:t xml:space="preserve">crucial </w:t>
-      </w:r>
-      <w:r>
-        <w:rPr>
-          <w:rFonts w:ascii="Times New Roman" w:hAnsi="Times New Roman" w:cs="Times New Roman"/>
-        </w:rPr>
-        <w:t xml:space="preserve">to </w:t>
-      </w:r>
-      <w:r>
-        <w:rPr>
-          <w:rFonts w:ascii="Times New Roman" w:hAnsi="Times New Roman" w:cs="Times New Roman"/>
-        </w:rPr>
-        <w:t xml:space="preserve">focus </w:t>
-      </w:r>
-      <w:r>
-        <w:rPr>
-          <w:rFonts w:ascii="Times New Roman" w:hAnsi="Times New Roman" w:cs="Times New Roman"/>
-        </w:rPr>
-        <w:t>on the high-level</w:t>
+        <w:t xml:space="preserve">In </w:t>
+      </w:r>
+      <w:r>
+        <w:rPr>
+          <w:rFonts w:ascii="Times New Roman" w:hAnsi="Times New Roman" w:cs="Times New Roman"/>
+        </w:rPr>
+        <w:t>Summer</w:t>
+      </w:r>
+      <w:r>
+        <w:rPr>
+          <w:rFonts w:ascii="Times New Roman" w:hAnsi="Times New Roman" w:cs="Times New Roman"/>
+        </w:rPr>
+        <w:t xml:space="preserve"> 2025</w:t>
+      </w:r>
+      <w:r>
+        <w:rPr>
+          <w:rFonts w:ascii="Times New Roman" w:hAnsi="Times New Roman" w:cs="Times New Roman"/>
+        </w:rPr>
+        <w:t>,</w:t>
+      </w:r>
+      <w:r>
+        <w:rPr>
+          <w:rFonts w:ascii="Times New Roman" w:hAnsi="Times New Roman" w:cs="Times New Roman"/>
+        </w:rPr>
+        <w:t xml:space="preserve"> I </w:t>
+      </w:r>
+      <w:r>
+        <w:rPr>
+          <w:rFonts w:ascii="Times New Roman" w:hAnsi="Times New Roman" w:cs="Times New Roman"/>
+        </w:rPr>
+        <w:t>mentored</w:t>
+      </w:r>
+      <w:r>
+        <w:rPr>
+          <w:rFonts w:ascii="Times New Roman" w:hAnsi="Times New Roman" w:cs="Times New Roman"/>
+        </w:rPr>
+        <w:t xml:space="preserve"> two groups of students—undergraduate students from NC State and high school students from North Carolina School of Science and Mathematics</w:t>
+      </w:r>
+      <w:r>
+        <w:rPr>
+          <w:rFonts w:ascii="Times New Roman" w:hAnsi="Times New Roman" w:cs="Times New Roman"/>
+        </w:rPr>
+        <w:t>—on data science projects</w:t>
+      </w:r>
+      <w:r>
+        <w:rPr>
+          <w:rFonts w:ascii="Times New Roman" w:hAnsi="Times New Roman" w:cs="Times New Roman"/>
+        </w:rPr>
+        <w:t>. The undergraduate students were from a program called RuralWorks, sponsored by the State Employees’ Credit Union (SECU), and worked as interns at non-profit organizations</w:t>
+      </w:r>
+      <w:r>
+        <w:rPr>
+          <w:rFonts w:ascii="Times New Roman" w:hAnsi="Times New Roman" w:cs="Times New Roman"/>
+        </w:rPr>
+        <w:t>,</w:t>
       </w:r>
       <w:r>
         <w:rPr>
@@ -379,31 +263,73 @@
         <w:rPr>
           <w:rFonts w:ascii="Times New Roman" w:hAnsi="Times New Roman" w:cs="Times New Roman"/>
         </w:rPr>
-        <w:t>when they</w:t>
-      </w:r>
-      <w:r>
-        <w:rPr>
-          <w:rFonts w:ascii="Times New Roman" w:hAnsi="Times New Roman" w:cs="Times New Roman"/>
-        </w:rPr>
-        <w:t xml:space="preserve"> think through data and find the story behind the data.</w:t>
-      </w:r>
-      <w:r>
-        <w:rPr>
-          <w:rFonts w:ascii="Times New Roman" w:hAnsi="Times New Roman" w:cs="Times New Roman"/>
-        </w:rPr>
-        <w:t xml:space="preserve"> When the goal was clear, the individual steps of data collection, analysis, and communication became less intimidating. I hope </w:t>
-      </w:r>
-      <w:r>
-        <w:rPr>
-          <w:rFonts w:ascii="Times New Roman" w:hAnsi="Times New Roman" w:cs="Times New Roman"/>
-        </w:rPr>
-        <w:t>my</w:t>
-      </w:r>
-      <w:r>
-        <w:rPr>
-          <w:rFonts w:ascii="Times New Roman" w:hAnsi="Times New Roman" w:cs="Times New Roman"/>
-        </w:rPr>
-        <w:t xml:space="preserve"> students remember that they were able to tell stories through data and that data analysis was inherent in human nature.</w:t>
+        <w:t xml:space="preserve">and </w:t>
+      </w:r>
+      <w:r>
+        <w:rPr>
+          <w:rFonts w:ascii="Times New Roman" w:hAnsi="Times New Roman" w:cs="Times New Roman"/>
+        </w:rPr>
+        <w:t xml:space="preserve">required to complete a data science project as part of the internship. I met with six of them individually throughout the summer, guiding them through the project from identifying data, analysis, to deciding presentation format and visualization. None of my students were mathematics or statistics majors. Since they were unfamiliar with data analysis, </w:t>
+      </w:r>
+      <w:r>
+        <w:rPr>
+          <w:rFonts w:ascii="Times New Roman" w:hAnsi="Times New Roman" w:cs="Times New Roman"/>
+        </w:rPr>
+        <w:t>I emphasized that the data was the means to learn how to critically think about the findings</w:t>
+      </w:r>
+      <w:r>
+        <w:rPr>
+          <w:rFonts w:ascii="Times New Roman" w:hAnsi="Times New Roman" w:cs="Times New Roman"/>
+        </w:rPr>
+        <w:t xml:space="preserve">, and </w:t>
+      </w:r>
+      <w:r>
+        <w:rPr>
+          <w:rFonts w:ascii="Times New Roman" w:hAnsi="Times New Roman" w:cs="Times New Roman"/>
+        </w:rPr>
+        <w:t>data analysis</w:t>
+      </w:r>
+      <w:r>
+        <w:rPr>
+          <w:rFonts w:ascii="Times New Roman" w:hAnsi="Times New Roman" w:cs="Times New Roman"/>
+        </w:rPr>
+        <w:t>, when thought of as story-telling,</w:t>
+      </w:r>
+      <w:r>
+        <w:rPr>
+          <w:rFonts w:ascii="Times New Roman" w:hAnsi="Times New Roman" w:cs="Times New Roman"/>
+        </w:rPr>
+        <w:t xml:space="preserve"> was inherent in human nature</w:t>
+      </w:r>
+      <w:r>
+        <w:rPr>
+          <w:rFonts w:ascii="Times New Roman" w:hAnsi="Times New Roman" w:cs="Times New Roman"/>
+        </w:rPr>
+        <w:t xml:space="preserve">. </w:t>
+      </w:r>
+      <w:r>
+        <w:rPr>
+          <w:rFonts w:ascii="Times New Roman" w:hAnsi="Times New Roman" w:cs="Times New Roman"/>
+        </w:rPr>
+        <w:t xml:space="preserve">When the goal was clear, the individual steps of data collection, analysis, and communication became less intimidating. </w:t>
+      </w:r>
+      <w:r>
+        <w:rPr>
+          <w:rFonts w:ascii="Times New Roman" w:hAnsi="Times New Roman" w:cs="Times New Roman"/>
+        </w:rPr>
+        <w:t>All of</w:t>
+      </w:r>
+      <w:r>
+        <w:rPr>
+          <w:rFonts w:ascii="Times New Roman" w:hAnsi="Times New Roman" w:cs="Times New Roman"/>
+        </w:rPr>
+        <w:t xml:space="preserve"> my students were able to tell stories through data </w:t>
+      </w:r>
+      <w:r>
+        <w:rPr>
+          <w:rFonts w:ascii="Times New Roman" w:hAnsi="Times New Roman" w:cs="Times New Roman"/>
+        </w:rPr>
+        <w:t>in their final presentations.</w:t>
       </w:r>
     </w:p>
     <w:p>
@@ -411,164 +337,17 @@
         <w:ind w:firstLine="720"/>
         <w:rPr>
           <w:rFonts w:ascii="Times New Roman" w:hAnsi="Times New Roman" w:cs="Times New Roman"/>
-        </w:rPr>
-      </w:pPr>
-      <w:r>
-        <w:rPr>
-          <w:rFonts w:ascii="Times New Roman" w:hAnsi="Times New Roman" w:cs="Times New Roman"/>
-        </w:rPr>
-        <w:t xml:space="preserve">The high school students were participants in </w:t>
-      </w:r>
-      <w:r>
-        <w:rPr>
-          <w:rFonts w:ascii="Times New Roman" w:hAnsi="Times New Roman" w:cs="Times New Roman"/>
-        </w:rPr>
-        <w:t>the S</w:t>
-      </w:r>
-      <w:r>
-        <w:rPr>
-          <w:rFonts w:ascii="Times New Roman" w:hAnsi="Times New Roman" w:cs="Times New Roman"/>
-        </w:rPr>
-        <w:t>ummer Research and Innovation Programs</w:t>
-      </w:r>
-      <w:r>
-        <w:rPr>
-          <w:rFonts w:ascii="Times New Roman" w:hAnsi="Times New Roman" w:cs="Times New Roman"/>
-        </w:rPr>
-        <w:t xml:space="preserve">. </w:t>
-      </w:r>
-      <w:r>
-        <w:rPr>
-          <w:rFonts w:ascii="Times New Roman" w:hAnsi="Times New Roman" w:cs="Times New Roman"/>
-        </w:rPr>
-        <w:t>The 2025 cohort—with just six students—was smaller than usual; t</w:t>
-      </w:r>
-      <w:r>
-        <w:rPr>
-          <w:rFonts w:ascii="Times New Roman" w:hAnsi="Times New Roman" w:cs="Times New Roman"/>
-        </w:rPr>
-        <w:t>he</w:t>
-      </w:r>
-      <w:r>
-        <w:rPr>
-          <w:rFonts w:ascii="Times New Roman" w:hAnsi="Times New Roman" w:cs="Times New Roman"/>
-        </w:rPr>
-        <w:t>y</w:t>
-      </w:r>
-      <w:r>
-        <w:rPr>
-          <w:rFonts w:ascii="Times New Roman" w:hAnsi="Times New Roman" w:cs="Times New Roman"/>
-        </w:rPr>
-        <w:t xml:space="preserve"> were paired up with three community sponsors and each group embarked on a data science project in an intensive six-week program. </w:t>
-      </w:r>
-      <w:r>
-        <w:rPr>
-          <w:rFonts w:ascii="Times New Roman" w:hAnsi="Times New Roman" w:cs="Times New Roman"/>
-        </w:rPr>
-        <w:t>M</w:t>
-      </w:r>
-      <w:r>
-        <w:rPr>
-          <w:rFonts w:ascii="Times New Roman" w:hAnsi="Times New Roman" w:cs="Times New Roman"/>
-        </w:rPr>
-        <w:t xml:space="preserve">y duties </w:t>
-      </w:r>
-      <w:r>
-        <w:rPr>
-          <w:rFonts w:ascii="Times New Roman" w:hAnsi="Times New Roman" w:cs="Times New Roman"/>
-        </w:rPr>
-        <w:t>included</w:t>
-      </w:r>
-      <w:r>
-        <w:rPr>
-          <w:rFonts w:ascii="Times New Roman" w:hAnsi="Times New Roman" w:cs="Times New Roman"/>
-        </w:rPr>
-        <w:t xml:space="preserve"> giv</w:t>
-      </w:r>
-      <w:r>
-        <w:rPr>
-          <w:rFonts w:ascii="Times New Roman" w:hAnsi="Times New Roman" w:cs="Times New Roman"/>
-        </w:rPr>
-        <w:t>ing</w:t>
-      </w:r>
-      <w:r>
-        <w:rPr>
-          <w:rFonts w:ascii="Times New Roman" w:hAnsi="Times New Roman" w:cs="Times New Roman"/>
-        </w:rPr>
-        <w:t xml:space="preserve"> two tutorial sessions to all students</w:t>
-      </w:r>
-      <w:r>
-        <w:rPr>
-          <w:rFonts w:ascii="Times New Roman" w:hAnsi="Times New Roman" w:cs="Times New Roman"/>
-        </w:rPr>
-        <w:t xml:space="preserve"> and</w:t>
-      </w:r>
-      <w:r>
-        <w:rPr>
-          <w:rFonts w:ascii="Times New Roman" w:hAnsi="Times New Roman" w:cs="Times New Roman"/>
-        </w:rPr>
-        <w:t xml:space="preserve"> </w:t>
-      </w:r>
-      <w:r>
-        <w:rPr>
-          <w:rFonts w:ascii="Times New Roman" w:hAnsi="Times New Roman" w:cs="Times New Roman"/>
-        </w:rPr>
-        <w:t>advis</w:t>
-      </w:r>
-      <w:r>
-        <w:rPr>
-          <w:rFonts w:ascii="Times New Roman" w:hAnsi="Times New Roman" w:cs="Times New Roman"/>
-        </w:rPr>
-        <w:t>ing</w:t>
-      </w:r>
-      <w:r>
-        <w:rPr>
-          <w:rFonts w:ascii="Times New Roman" w:hAnsi="Times New Roman" w:cs="Times New Roman"/>
-        </w:rPr>
-        <w:t xml:space="preserve"> two students assigned to work with the Lake James Environmental Association, who hoped to provide better visualization for their data. I held weekly office hours with my students, </w:t>
-      </w:r>
-      <w:r>
-        <w:rPr>
-          <w:rFonts w:ascii="Times New Roman" w:hAnsi="Times New Roman" w:cs="Times New Roman"/>
-        </w:rPr>
-        <w:lastRenderedPageBreak/>
-        <w:t>understood</w:t>
-      </w:r>
-      <w:r>
-        <w:rPr>
-          <w:rFonts w:ascii="Times New Roman" w:hAnsi="Times New Roman" w:cs="Times New Roman"/>
-        </w:rPr>
-        <w:t xml:space="preserve"> the sponsor’s request</w:t>
-      </w:r>
-      <w:r>
-        <w:rPr>
-          <w:rFonts w:ascii="Times New Roman" w:hAnsi="Times New Roman" w:cs="Times New Roman"/>
-        </w:rPr>
-        <w:t>s,</w:t>
-      </w:r>
-      <w:r>
-        <w:rPr>
-          <w:rFonts w:ascii="Times New Roman" w:hAnsi="Times New Roman" w:cs="Times New Roman"/>
-        </w:rPr>
-        <w:t xml:space="preserve"> and suggested directions and resources. For the visualization request, I suggested my students use Shiny App to construct a dashboard, provided example code, and walked them through the concept. From the beginning, they were enthusiastic and ready to learn. Every week, it was truly a joy to watch them construct the dashboard, troubleshoot, and present their progress. </w:t>
-      </w:r>
-      <w:r>
-        <w:rPr>
-          <w:rFonts w:ascii="Times New Roman" w:hAnsi="Times New Roman" w:cs="Times New Roman"/>
-        </w:rPr>
-        <w:t>They ended up putting a dashboard online and gave an amazing final presentation, of both of which I am extremely proud.</w:t>
-      </w:r>
-      <w:r>
-        <w:rPr>
-          <w:rFonts w:ascii="Times New Roman" w:hAnsi="Times New Roman" w:cs="Times New Roman"/>
-        </w:rPr>
-        <w:t xml:space="preserve"> </w:t>
-      </w:r>
-      <w:r>
-        <w:rPr>
-          <w:rFonts w:ascii="Times New Roman" w:hAnsi="Times New Roman" w:cs="Times New Roman"/>
-        </w:rPr>
-        <w:t>The advising experience was so rewarding that it was sad to say goodbye to them in the final meeting.</w:t>
+          <w:b/>
+          <w:bCs/>
+        </w:rPr>
+      </w:pPr>
+      <w:r>
+        <w:rPr>
+          <w:rFonts w:ascii="Times New Roman" w:hAnsi="Times New Roman" w:cs="Times New Roman"/>
+          <w:b/>
+          <w:bCs/>
+        </w:rPr>
+        <w:t>teach students how to learn</w:t>
       </w:r>
     </w:p>
     <w:p>
@@ -582,19 +361,25 @@
         <w:rPr>
           <w:rFonts w:ascii="Times New Roman" w:hAnsi="Times New Roman" w:cs="Times New Roman"/>
         </w:rPr>
-        <w:t xml:space="preserve">Besides the teaching and advising experiences described above, I led discussion sessions as a teaching assistant and independently designed and taught a course. As a teaching assistant, I led weekly discussion sessions for music history classes for undergraduate music majors. These sessions were designed to help students better understand the class contents and prepare for exams. I strove to keep students engaged, using different examples to reinforce concepts explained by the professor, and, when necessary, provided study guides to help them organize materials. Shortly after earning my PhD in Musicology, I became an Adjunct Assistant Professor at Wake Forest University. I designed and taught MUS 101, </w:t>
-      </w:r>
-      <w:r>
-        <w:rPr>
-          <w:rFonts w:ascii="Times New Roman" w:hAnsi="Times New Roman" w:cs="Times New Roman"/>
-        </w:rPr>
-        <w:t>I</w:t>
-      </w:r>
-      <w:r>
-        <w:rPr>
-          <w:rFonts w:ascii="Times New Roman" w:hAnsi="Times New Roman" w:cs="Times New Roman"/>
-        </w:rPr>
-        <w:t>ntroduction</w:t>
+        <w:t xml:space="preserve">The high school students were participants in the Summer Research and Innovation Programs. The 2025 cohort—with just six students—was smaller than usual; they were paired up with three community sponsors and each group embarked on a data science project in an intensive six-week program. My duties included giving two tutorial sessions to all students and advising two students assigned to work with the Lake James Environmental Association, who hoped to provide better visualization for their data. I held weekly office hours with my students, understood the sponsor’s requests, and suggested directions and resources. </w:t>
+      </w:r>
+      <w:r>
+        <w:rPr>
+          <w:rFonts w:ascii="Times New Roman" w:hAnsi="Times New Roman" w:cs="Times New Roman"/>
+        </w:rPr>
+        <w:t>My goal was enabling my students to learn</w:t>
+      </w:r>
+      <w:r>
+        <w:rPr>
+          <w:rFonts w:ascii="Times New Roman" w:hAnsi="Times New Roman" w:cs="Times New Roman"/>
+        </w:rPr>
+        <w:t xml:space="preserve"> on their own</w:t>
+      </w:r>
+      <w:r>
+        <w:rPr>
+          <w:rFonts w:ascii="Times New Roman" w:hAnsi="Times New Roman" w:cs="Times New Roman"/>
+        </w:rPr>
+        <w:t>.</w:t>
       </w:r>
       <w:r>
         <w:rPr>
@@ -606,55 +391,86 @@
         <w:rPr>
           <w:rFonts w:ascii="Times New Roman" w:hAnsi="Times New Roman" w:cs="Times New Roman"/>
         </w:rPr>
-        <w:t>to</w:t>
-      </w:r>
-      <w:r>
-        <w:rPr>
-          <w:rFonts w:ascii="Times New Roman" w:hAnsi="Times New Roman" w:cs="Times New Roman"/>
-        </w:rPr>
-        <w:t xml:space="preserve"> W</w:t>
-      </w:r>
-      <w:r>
-        <w:rPr>
-          <w:rFonts w:ascii="Times New Roman" w:hAnsi="Times New Roman" w:cs="Times New Roman"/>
-        </w:rPr>
-        <w:t>estern</w:t>
-      </w:r>
-      <w:r>
-        <w:rPr>
-          <w:rFonts w:ascii="Times New Roman" w:hAnsi="Times New Roman" w:cs="Times New Roman"/>
-        </w:rPr>
-        <w:t xml:space="preserve"> M</w:t>
-      </w:r>
-      <w:r>
-        <w:rPr>
-          <w:rFonts w:ascii="Times New Roman" w:hAnsi="Times New Roman" w:cs="Times New Roman"/>
-        </w:rPr>
-        <w:t xml:space="preserve">usic at WFU, in Fall 2017. Since the students were not music majors, I carefully considered what topics in music history to cover and what depths to go into. I embedded writing assignments throughout the semester, since writing is an important part of studies in the humanities. I broke down the final paper into different stages—a proposal, an outline, an early draft, and a final draft—to guide students through the writing process. </w:t>
-      </w:r>
-      <w:r>
-        <w:rPr>
-          <w:rFonts w:ascii="Times New Roman" w:hAnsi="Times New Roman" w:cs="Times New Roman"/>
-        </w:rPr>
-        <w:t xml:space="preserve">The assignments modeled the writing process and helped students learn how to edit their own work. </w:t>
-      </w:r>
-      <w:r>
-        <w:rPr>
-          <w:rFonts w:ascii="Times New Roman" w:hAnsi="Times New Roman" w:cs="Times New Roman"/>
-        </w:rPr>
-        <w:t xml:space="preserve">I emphasized </w:t>
-      </w:r>
-      <w:r>
-        <w:rPr>
-          <w:rFonts w:ascii="Times New Roman" w:hAnsi="Times New Roman" w:cs="Times New Roman"/>
-        </w:rPr>
-        <w:t>t</w:t>
-      </w:r>
-      <w:r>
-        <w:rPr>
-          <w:rFonts w:ascii="Times New Roman" w:hAnsi="Times New Roman" w:cs="Times New Roman"/>
-        </w:rPr>
-        <w:t>he message is that, instead of memorizing composers’ biographies and dates of symphonies, we exercised critical thinking and writing through the lens of music.</w:t>
+        <w:t>Therefore</w:t>
+      </w:r>
+      <w:r>
+        <w:rPr>
+          <w:rFonts w:ascii="Times New Roman" w:hAnsi="Times New Roman" w:cs="Times New Roman"/>
+        </w:rPr>
+        <w:t>, f</w:t>
+      </w:r>
+      <w:r>
+        <w:rPr>
+          <w:rFonts w:ascii="Times New Roman" w:hAnsi="Times New Roman" w:cs="Times New Roman"/>
+        </w:rPr>
+        <w:t xml:space="preserve">or the visualization request, I suggested my students use Shiny App to construct a dashboard, provided example code, and walked them through the concept. </w:t>
+      </w:r>
+      <w:r>
+        <w:rPr>
+          <w:rFonts w:ascii="Times New Roman" w:hAnsi="Times New Roman" w:cs="Times New Roman"/>
+        </w:rPr>
+        <w:t>With the suggested directions, my students quickly got into coding</w:t>
+      </w:r>
+      <w:r>
+        <w:rPr>
+          <w:rFonts w:ascii="Times New Roman" w:hAnsi="Times New Roman" w:cs="Times New Roman"/>
+        </w:rPr>
+        <w:t>.</w:t>
+      </w:r>
+      <w:r>
+        <w:rPr>
+          <w:rFonts w:ascii="Times New Roman" w:hAnsi="Times New Roman" w:cs="Times New Roman"/>
+        </w:rPr>
+        <w:t xml:space="preserve"> </w:t>
+      </w:r>
+      <w:r>
+        <w:rPr>
+          <w:rFonts w:ascii="Times New Roman" w:hAnsi="Times New Roman" w:cs="Times New Roman"/>
+        </w:rPr>
+        <w:t>When they</w:t>
+      </w:r>
+      <w:r>
+        <w:rPr>
+          <w:rFonts w:ascii="Times New Roman" w:hAnsi="Times New Roman" w:cs="Times New Roman"/>
+        </w:rPr>
+        <w:t xml:space="preserve"> asked for help when they were stuck</w:t>
+      </w:r>
+      <w:r>
+        <w:rPr>
+          <w:rFonts w:ascii="Times New Roman" w:hAnsi="Times New Roman" w:cs="Times New Roman"/>
+        </w:rPr>
+        <w:t>,</w:t>
+      </w:r>
+      <w:r>
+        <w:rPr>
+          <w:rFonts w:ascii="Times New Roman" w:hAnsi="Times New Roman" w:cs="Times New Roman"/>
+        </w:rPr>
+        <w:t xml:space="preserve"> I help</w:t>
+      </w:r>
+      <w:r>
+        <w:rPr>
+          <w:rFonts w:ascii="Times New Roman" w:hAnsi="Times New Roman" w:cs="Times New Roman"/>
+        </w:rPr>
+        <w:t>ed</w:t>
+      </w:r>
+      <w:r>
+        <w:rPr>
+          <w:rFonts w:ascii="Times New Roman" w:hAnsi="Times New Roman" w:cs="Times New Roman"/>
+        </w:rPr>
+        <w:t xml:space="preserve"> them debug in real-time, modeling how to test code and find bugs. </w:t>
+      </w:r>
+      <w:r>
+        <w:rPr>
+          <w:rFonts w:ascii="Times New Roman" w:hAnsi="Times New Roman" w:cs="Times New Roman"/>
+        </w:rPr>
+        <w:t xml:space="preserve">Every week, it was truly a joy to watch them construct the dashboard, troubleshoot, and present their progress. They ended up putting a dashboard online and gave an </w:t>
+      </w:r>
+      <w:r>
+        <w:rPr>
+          <w:rFonts w:ascii="Times New Roman" w:hAnsi="Times New Roman" w:cs="Times New Roman"/>
+        </w:rPr>
+        <w:lastRenderedPageBreak/>
+        <w:t>amazing final presentation, of both of which I am extremely proud. The advising experience was so rewarding that it was sad to say goodbye to them in the final meeting.</w:t>
       </w:r>
     </w:p>
     <w:p>
@@ -662,109 +478,17 @@
         <w:ind w:firstLine="720"/>
         <w:rPr>
           <w:rFonts w:ascii="Times New Roman" w:hAnsi="Times New Roman" w:cs="Times New Roman"/>
-        </w:rPr>
-      </w:pPr>
-      <w:r>
-        <w:rPr>
-          <w:rFonts w:ascii="Times New Roman" w:hAnsi="Times New Roman" w:cs="Times New Roman"/>
-        </w:rPr>
-        <w:t xml:space="preserve">If I were to teach at WFU, I would be particularly interested in teaching </w:t>
-      </w:r>
-      <w:r>
-        <w:rPr>
-          <w:rFonts w:ascii="Times New Roman" w:hAnsi="Times New Roman" w:cs="Times New Roman"/>
-        </w:rPr>
-        <w:t xml:space="preserve">STA 112 </w:t>
-      </w:r>
-      <w:r>
-        <w:rPr>
-          <w:rFonts w:ascii="Times New Roman" w:hAnsi="Times New Roman" w:cs="Times New Roman"/>
-        </w:rPr>
-        <w:t>(</w:t>
-      </w:r>
-      <w:r>
-        <w:rPr>
-          <w:rFonts w:ascii="Times New Roman" w:hAnsi="Times New Roman" w:cs="Times New Roman"/>
-        </w:rPr>
-        <w:t>Introduction to Regression and Data Scienc</w:t>
-      </w:r>
-      <w:r>
-        <w:rPr>
-          <w:rFonts w:ascii="Times New Roman" w:hAnsi="Times New Roman" w:cs="Times New Roman"/>
-        </w:rPr>
-        <w:t xml:space="preserve">e), </w:t>
-      </w:r>
-      <w:r>
-        <w:rPr>
-          <w:rFonts w:ascii="Times New Roman" w:hAnsi="Times New Roman" w:cs="Times New Roman"/>
-        </w:rPr>
-        <w:t xml:space="preserve">STA 312 </w:t>
-      </w:r>
-      <w:r>
-        <w:rPr>
-          <w:rFonts w:ascii="Times New Roman" w:hAnsi="Times New Roman" w:cs="Times New Roman"/>
-        </w:rPr>
-        <w:t>(</w:t>
-      </w:r>
-      <w:r>
-        <w:rPr>
-          <w:rFonts w:ascii="Times New Roman" w:hAnsi="Times New Roman" w:cs="Times New Roman"/>
-        </w:rPr>
-        <w:t>Linear Models</w:t>
-      </w:r>
-      <w:r>
-        <w:rPr>
-          <w:rFonts w:ascii="Times New Roman" w:hAnsi="Times New Roman" w:cs="Times New Roman"/>
-        </w:rPr>
-        <w:t xml:space="preserve">), and </w:t>
-      </w:r>
-      <w:r>
-        <w:rPr>
-          <w:rFonts w:ascii="Times New Roman" w:hAnsi="Times New Roman" w:cs="Times New Roman"/>
-        </w:rPr>
-        <w:t xml:space="preserve">STA 365 </w:t>
-      </w:r>
-      <w:r>
-        <w:rPr>
-          <w:rFonts w:ascii="Times New Roman" w:hAnsi="Times New Roman" w:cs="Times New Roman"/>
-        </w:rPr>
-        <w:t>(</w:t>
-      </w:r>
-      <w:r>
-        <w:rPr>
-          <w:rFonts w:ascii="Times New Roman" w:hAnsi="Times New Roman" w:cs="Times New Roman"/>
-        </w:rPr>
-        <w:t>Applied Bayesian Statistics</w:t>
-      </w:r>
-      <w:r>
-        <w:rPr>
-          <w:rFonts w:ascii="Times New Roman" w:hAnsi="Times New Roman" w:cs="Times New Roman"/>
-        </w:rPr>
-        <w:t>)</w:t>
-      </w:r>
-      <w:r>
-        <w:rPr>
-          <w:rFonts w:ascii="Times New Roman" w:hAnsi="Times New Roman" w:cs="Times New Roman"/>
-        </w:rPr>
-        <w:t>.</w:t>
-      </w:r>
-      <w:r>
-        <w:rPr>
-          <w:rFonts w:ascii="Times New Roman" w:hAnsi="Times New Roman" w:cs="Times New Roman"/>
-        </w:rPr>
-        <w:t xml:space="preserve"> </w:t>
-      </w:r>
-      <w:r>
-        <w:rPr>
-          <w:rFonts w:ascii="Times New Roman" w:hAnsi="Times New Roman" w:cs="Times New Roman"/>
-        </w:rPr>
-        <w:t xml:space="preserve">I would also be interested in developing a course </w:t>
-      </w:r>
-      <w:r>
-        <w:rPr>
-          <w:rFonts w:ascii="Times New Roman" w:hAnsi="Times New Roman" w:cs="Times New Roman"/>
-        </w:rPr>
-        <w:t xml:space="preserve">with the emphasis on using a programming language (R or Python) for statistics. </w:t>
+          <w:b/>
+          <w:bCs/>
+        </w:rPr>
+      </w:pPr>
+      <w:r>
+        <w:rPr>
+          <w:rFonts w:ascii="Times New Roman" w:hAnsi="Times New Roman" w:cs="Times New Roman"/>
+          <w:b/>
+          <w:bCs/>
+        </w:rPr>
+        <w:t>all students should be treated as future scholars</w:t>
       </w:r>
     </w:p>
     <w:p>
@@ -778,13 +502,321 @@
         <w:rPr>
           <w:rFonts w:ascii="Times New Roman" w:hAnsi="Times New Roman" w:cs="Times New Roman"/>
         </w:rPr>
+        <w:t>In Summer 2022, I served as a teaching assistant in the summer of 2022 before I started my PhD study. My main duties were grading assignments and holding office hours. I maintained an open, engaging virtual environment</w:t>
+      </w:r>
+      <w:r>
+        <w:rPr>
+          <w:rFonts w:ascii="Times New Roman" w:hAnsi="Times New Roman" w:cs="Times New Roman"/>
+        </w:rPr>
+        <w:t>, treating the students as future scholars rather than students more junior than I was</w:t>
+      </w:r>
+      <w:r>
+        <w:rPr>
+          <w:rFonts w:ascii="Times New Roman" w:hAnsi="Times New Roman" w:cs="Times New Roman"/>
+        </w:rPr>
+        <w:t xml:space="preserve">. </w:t>
+      </w:r>
+      <w:r>
+        <w:rPr>
+          <w:rFonts w:ascii="Times New Roman" w:hAnsi="Times New Roman" w:cs="Times New Roman"/>
+        </w:rPr>
+        <w:t xml:space="preserve">Trusting that they would master the skills given enough practice, </w:t>
+      </w:r>
+      <w:r>
+        <w:rPr>
+          <w:rFonts w:ascii="Times New Roman" w:hAnsi="Times New Roman" w:cs="Times New Roman"/>
+        </w:rPr>
+        <w:t xml:space="preserve">I helped students work through homework problems and study for exams by walking them through the detailed steps, modeling the steps of learning, and helping them review the concepts. </w:t>
+      </w:r>
+    </w:p>
+    <w:p>
+      <w:pPr>
+        <w:ind w:firstLine="720"/>
+        <w:rPr>
+          <w:rFonts w:ascii="Times New Roman" w:hAnsi="Times New Roman" w:cs="Times New Roman"/>
+          <w:b/>
+          <w:bCs/>
+        </w:rPr>
+      </w:pPr>
+      <w:r>
+        <w:rPr>
+          <w:rFonts w:ascii="Times New Roman" w:hAnsi="Times New Roman" w:cs="Times New Roman"/>
+          <w:b/>
+          <w:bCs/>
+        </w:rPr>
+        <w:t>how you designed the course to show steps that helps one learn</w:t>
+      </w:r>
+    </w:p>
+    <w:p>
+      <w:pPr>
+        <w:ind w:firstLine="720"/>
+        <w:rPr>
+          <w:rFonts w:ascii="Times New Roman" w:hAnsi="Times New Roman" w:cs="Times New Roman"/>
+        </w:rPr>
+      </w:pPr>
+      <w:r>
+        <w:rPr>
+          <w:rFonts w:ascii="Times New Roman" w:hAnsi="Times New Roman" w:cs="Times New Roman"/>
+        </w:rPr>
+        <w:t xml:space="preserve">Shortly after earning my PhD in Musicology, I became an Adjunct Assistant Professor at Wake Forest University. I designed and taught MUS 101, </w:t>
+      </w:r>
+      <w:r>
+        <w:rPr>
+          <w:rFonts w:ascii="Times New Roman" w:hAnsi="Times New Roman" w:cs="Times New Roman"/>
+        </w:rPr>
+        <w:t>I</w:t>
+      </w:r>
+      <w:r>
+        <w:rPr>
+          <w:rFonts w:ascii="Times New Roman" w:hAnsi="Times New Roman" w:cs="Times New Roman"/>
+        </w:rPr>
+        <w:t>ntroduction</w:t>
+      </w:r>
+      <w:r>
+        <w:rPr>
+          <w:rFonts w:ascii="Times New Roman" w:hAnsi="Times New Roman" w:cs="Times New Roman"/>
+        </w:rPr>
+        <w:t xml:space="preserve"> </w:t>
+      </w:r>
+      <w:r>
+        <w:rPr>
+          <w:rFonts w:ascii="Times New Roman" w:hAnsi="Times New Roman" w:cs="Times New Roman"/>
+        </w:rPr>
+        <w:t>to</w:t>
+      </w:r>
+      <w:r>
+        <w:rPr>
+          <w:rFonts w:ascii="Times New Roman" w:hAnsi="Times New Roman" w:cs="Times New Roman"/>
+        </w:rPr>
+        <w:t xml:space="preserve"> W</w:t>
+      </w:r>
+      <w:r>
+        <w:rPr>
+          <w:rFonts w:ascii="Times New Roman" w:hAnsi="Times New Roman" w:cs="Times New Roman"/>
+        </w:rPr>
+        <w:t>estern</w:t>
+      </w:r>
+      <w:r>
+        <w:rPr>
+          <w:rFonts w:ascii="Times New Roman" w:hAnsi="Times New Roman" w:cs="Times New Roman"/>
+        </w:rPr>
+        <w:t xml:space="preserve"> M</w:t>
+      </w:r>
+      <w:r>
+        <w:rPr>
+          <w:rFonts w:ascii="Times New Roman" w:hAnsi="Times New Roman" w:cs="Times New Roman"/>
+        </w:rPr>
+        <w:t xml:space="preserve">usic at WFU, in Fall 2017. Since the students were not music majors, I carefully considered what topics in music history to cover and what depths to go into. I embedded writing assignments throughout the semester, since writing is an important part of studies in the humanities. I broke down the final paper into different stages—a proposal, an outline, an early draft, and a final draft—to guide students through the writing process. </w:t>
+      </w:r>
+      <w:r>
+        <w:rPr>
+          <w:rFonts w:ascii="Times New Roman" w:hAnsi="Times New Roman" w:cs="Times New Roman"/>
+        </w:rPr>
+        <w:t xml:space="preserve">The assignments </w:t>
+      </w:r>
+      <w:r>
+        <w:rPr>
+          <w:rFonts w:ascii="Times New Roman" w:hAnsi="Times New Roman" w:cs="Times New Roman"/>
+        </w:rPr>
+        <w:t xml:space="preserve">were not just tasks that kept students busy; they </w:t>
+      </w:r>
+      <w:r>
+        <w:rPr>
+          <w:rFonts w:ascii="Times New Roman" w:hAnsi="Times New Roman" w:cs="Times New Roman"/>
+        </w:rPr>
+        <w:t xml:space="preserve">modeled the writing process and helped students learn how to edit their own work. </w:t>
+      </w:r>
+      <w:r>
+        <w:rPr>
+          <w:rFonts w:ascii="Times New Roman" w:hAnsi="Times New Roman" w:cs="Times New Roman"/>
+        </w:rPr>
+        <w:t xml:space="preserve">I emphasized </w:t>
+      </w:r>
+      <w:r>
+        <w:rPr>
+          <w:rFonts w:ascii="Times New Roman" w:hAnsi="Times New Roman" w:cs="Times New Roman"/>
+        </w:rPr>
+        <w:t>t</w:t>
+      </w:r>
+      <w:r>
+        <w:rPr>
+          <w:rFonts w:ascii="Times New Roman" w:hAnsi="Times New Roman" w:cs="Times New Roman"/>
+        </w:rPr>
+        <w:t>he message is that, instead of memorizing composers’ biographies and dates of symphonies, we exercised critical thinking and writing through the lens of music.</w:t>
+      </w:r>
+    </w:p>
+    <w:p>
+      <w:pPr>
+        <w:ind w:firstLine="720"/>
+        <w:rPr>
+          <w:rFonts w:ascii="Times New Roman" w:hAnsi="Times New Roman" w:cs="Times New Roman"/>
+          <w:b/>
+          <w:bCs/>
+        </w:rPr>
+      </w:pPr>
+      <w:r>
+        <w:rPr>
+          <w:rFonts w:ascii="Times New Roman" w:hAnsi="Times New Roman" w:cs="Times New Roman"/>
+          <w:b/>
+          <w:bCs/>
+        </w:rPr>
+        <w:t>v</w:t>
+      </w:r>
+      <w:r>
+        <w:rPr>
+          <w:rFonts w:ascii="Times New Roman" w:hAnsi="Times New Roman" w:cs="Times New Roman"/>
+          <w:b/>
+          <w:bCs/>
+        </w:rPr>
+        <w:t>ision and future plan</w:t>
+      </w:r>
+    </w:p>
+    <w:p>
+      <w:pPr>
+        <w:ind w:firstLine="720"/>
+        <w:rPr>
+          <w:rFonts w:ascii="Times New Roman" w:hAnsi="Times New Roman" w:cs="Times New Roman"/>
+        </w:rPr>
+      </w:pPr>
+      <w:r>
+        <w:rPr>
+          <w:rFonts w:ascii="Times New Roman" w:hAnsi="Times New Roman" w:cs="Times New Roman"/>
+        </w:rPr>
+        <w:t xml:space="preserve">If I were to teach at WFU, I would be particularly interested in teaching </w:t>
+      </w:r>
+      <w:r>
+        <w:rPr>
+          <w:rFonts w:ascii="Times New Roman" w:hAnsi="Times New Roman" w:cs="Times New Roman"/>
+        </w:rPr>
+        <w:t xml:space="preserve">STA 112 </w:t>
+      </w:r>
+      <w:r>
+        <w:rPr>
+          <w:rFonts w:ascii="Times New Roman" w:hAnsi="Times New Roman" w:cs="Times New Roman"/>
+        </w:rPr>
+        <w:t>(</w:t>
+      </w:r>
+      <w:r>
+        <w:rPr>
+          <w:rFonts w:ascii="Times New Roman" w:hAnsi="Times New Roman" w:cs="Times New Roman"/>
+        </w:rPr>
+        <w:t>Introduction to Regression and Data Scienc</w:t>
+      </w:r>
+      <w:r>
+        <w:rPr>
+          <w:rFonts w:ascii="Times New Roman" w:hAnsi="Times New Roman" w:cs="Times New Roman"/>
+        </w:rPr>
+        <w:t xml:space="preserve">e), </w:t>
+      </w:r>
+      <w:r>
+        <w:rPr>
+          <w:rFonts w:ascii="Times New Roman" w:hAnsi="Times New Roman" w:cs="Times New Roman"/>
+        </w:rPr>
+        <w:t xml:space="preserve">STA 312 </w:t>
+      </w:r>
+      <w:r>
+        <w:rPr>
+          <w:rFonts w:ascii="Times New Roman" w:hAnsi="Times New Roman" w:cs="Times New Roman"/>
+        </w:rPr>
+        <w:t>(</w:t>
+      </w:r>
+      <w:r>
+        <w:rPr>
+          <w:rFonts w:ascii="Times New Roman" w:hAnsi="Times New Roman" w:cs="Times New Roman"/>
+        </w:rPr>
+        <w:t>Linear Models</w:t>
+      </w:r>
+      <w:r>
+        <w:rPr>
+          <w:rFonts w:ascii="Times New Roman" w:hAnsi="Times New Roman" w:cs="Times New Roman"/>
+        </w:rPr>
+        <w:t xml:space="preserve">), and </w:t>
+      </w:r>
+      <w:r>
+        <w:rPr>
+          <w:rFonts w:ascii="Times New Roman" w:hAnsi="Times New Roman" w:cs="Times New Roman"/>
+        </w:rPr>
+        <w:t xml:space="preserve">STA 365 </w:t>
+      </w:r>
+      <w:r>
+        <w:rPr>
+          <w:rFonts w:ascii="Times New Roman" w:hAnsi="Times New Roman" w:cs="Times New Roman"/>
+        </w:rPr>
+        <w:t>(</w:t>
+      </w:r>
+      <w:r>
+        <w:rPr>
+          <w:rFonts w:ascii="Times New Roman" w:hAnsi="Times New Roman" w:cs="Times New Roman"/>
+        </w:rPr>
+        <w:t>Applied Bayesian Statistics</w:t>
+      </w:r>
+      <w:r>
+        <w:rPr>
+          <w:rFonts w:ascii="Times New Roman" w:hAnsi="Times New Roman" w:cs="Times New Roman"/>
+        </w:rPr>
+        <w:t>)</w:t>
+      </w:r>
+      <w:r>
+        <w:rPr>
+          <w:rFonts w:ascii="Times New Roman" w:hAnsi="Times New Roman" w:cs="Times New Roman"/>
+        </w:rPr>
+        <w:t>.</w:t>
+      </w:r>
+      <w:r>
+        <w:rPr>
+          <w:rFonts w:ascii="Times New Roman" w:hAnsi="Times New Roman" w:cs="Times New Roman"/>
+        </w:rPr>
+        <w:t xml:space="preserve"> </w:t>
+      </w:r>
+      <w:r>
+        <w:rPr>
+          <w:rFonts w:ascii="Times New Roman" w:hAnsi="Times New Roman" w:cs="Times New Roman"/>
+        </w:rPr>
+        <w:t xml:space="preserve">I would also be interested in developing a course </w:t>
+      </w:r>
+      <w:r>
+        <w:rPr>
+          <w:rFonts w:ascii="Times New Roman" w:hAnsi="Times New Roman" w:cs="Times New Roman"/>
+        </w:rPr>
+        <w:t xml:space="preserve">with the emphasis on using a programming language (R or Python) for statistics. </w:t>
+      </w:r>
+    </w:p>
+    <w:p>
+      <w:pPr>
+        <w:ind w:firstLine="720"/>
+        <w:rPr>
+          <w:rFonts w:ascii="Times New Roman" w:hAnsi="Times New Roman" w:cs="Times New Roman"/>
+        </w:rPr>
+      </w:pPr>
+      <w:r>
+        <w:rPr>
+          <w:rFonts w:ascii="Times New Roman" w:hAnsi="Times New Roman" w:cs="Times New Roman"/>
+        </w:rPr>
         <w:t xml:space="preserve">From musicology to statistics, I </w:t>
       </w:r>
       <w:r>
         <w:rPr>
           <w:rFonts w:ascii="Times New Roman" w:hAnsi="Times New Roman" w:cs="Times New Roman"/>
         </w:rPr>
-        <w:t xml:space="preserve">remain convinced that logical thinking is the key to learning and the subjects are lens through which to teach the essential skills. </w:t>
+        <w:t>remain convinced that logical thinking is the key to learni</w:t>
+      </w:r>
+      <w:r>
+        <w:rPr>
+          <w:rFonts w:ascii="Times New Roman" w:hAnsi="Times New Roman" w:cs="Times New Roman"/>
+        </w:rPr>
+        <w:t>ng how to learn</w:t>
+      </w:r>
+      <w:r>
+        <w:rPr>
+          <w:rFonts w:ascii="Times New Roman" w:hAnsi="Times New Roman" w:cs="Times New Roman"/>
+        </w:rPr>
+        <w:t>,</w:t>
+      </w:r>
+      <w:r>
+        <w:rPr>
+          <w:rFonts w:ascii="Times New Roman" w:hAnsi="Times New Roman" w:cs="Times New Roman"/>
+        </w:rPr>
+        <w:t xml:space="preserve"> and the subjects are lens through which to teach the essential skills. </w:t>
       </w:r>
       <w:r>
         <w:rPr>
@@ -803,6 +835,12 @@
           <w:rFonts w:ascii="Times New Roman" w:hAnsi="Times New Roman" w:cs="Times New Roman"/>
         </w:rPr>
         <w:t xml:space="preserve">Learning how to learn, I believe, is the ultimate goal. Besides providing motivation and intuition, a clear learning path that is composed of tangible steps can ease anxiety and model how students can learn something new on their own in the future. </w:t>
+      </w:r>
+      <w:r>
+        <w:rPr>
+          <w:rFonts w:ascii="Times New Roman" w:hAnsi="Times New Roman" w:cs="Times New Roman"/>
+        </w:rPr>
+        <w:t>With my experience and deep interest in teaching, I am convinced that I am ready to work with students of all levels and majors at WFU.</w:t>
       </w:r>
     </w:p>
     <w:p>
@@ -821,6 +859,103 @@
     </w:sectPr>
   </w:body>
 </w:document>
+</file>
+
+<file path=word/numbering.xml><?xml version="1.0" encoding="utf-8"?>
+<w:numbering xmlns:wpc="http://schemas.microsoft.com/office/word/2010/wordprocessingCanvas" xmlns:cx="http://schemas.microsoft.com/office/drawing/2014/chartex" xmlns:cx1="http://schemas.microsoft.com/office/drawing/2015/9/8/chartex" xmlns:cx2="http://schemas.microsoft.com/office/drawing/2015/10/21/chartex" xmlns:cx3="http://schemas.microsoft.com/office/drawing/2016/5/9/chartex" xmlns:cx4="http://schemas.microsoft.com/office/drawing/2016/5/10/chartex" xmlns:cx5="http://schemas.microsoft.com/office/drawing/2016/5/11/chartex" xmlns:cx6="http://schemas.microsoft.com/office/drawing/2016/5/12/chartex" xmlns:cx7="http://schemas.microsoft.com/office/drawing/2016/5/13/chartex" xmlns:cx8="http://schemas.microsoft.com/office/drawing/2016/5/14/chartex" xmlns:mc="http://schemas.openxmlformats.org/markup-compatibility/2006" xmlns:aink="http://schemas.microsoft.com/office/drawing/2016/ink" xmlns:am3d="http://schemas.microsoft.com/office/drawing/2017/model3d" xmlns:o="urn:schemas-microsoft-com:office:office" xmlns:oel="http://schemas.microsoft.com/office/2019/extlst" xmlns:r="http://schemas.openxmlformats.org/officeDocument/2006/relationships" xmlns:m="http://schemas.openxmlformats.org/officeDocument/2006/math" xmlns:v="urn:schemas-microsoft-com:vml" xmlns:wp14="http://schemas.microsoft.com/office/word/2010/wordprocessingDrawing" xmlns:wp="http://schemas.openxmlformats.org/drawingml/2006/wordprocessingDrawing" xmlns:w10="urn:schemas-microsoft-com:office:word" xmlns:w="http://schemas.openxmlformats.org/wordprocessingml/2006/main" xmlns:w14="http://schemas.microsoft.com/office/word/2010/wordml" xmlns:w15="http://schemas.microsoft.com/office/word/2012/wordml" xmlns:w16cex="http://schemas.microsoft.com/office/word/2018/wordml/cex" xmlns:w16cid="http://schemas.microsoft.com/office/word/2016/wordml/cid" xmlns:w16="http://schemas.microsoft.com/office/word/2018/wordml" xmlns:w16du="http://schemas.microsoft.com/office/word/2023/wordml/word16du" xmlns:w16sdtdh="http://schemas.microsoft.com/office/word/2020/wordml/sdtdatahash" xmlns:w16sdtfl="http://schemas.microsoft.com/office/word/2024/wordml/sdtformatlock" xmlns:w16se="http://schemas.microsoft.com/office/word/2015/wordml/symex" xmlns:wpg="http://schemas.microsoft.com/office/word/2010/wordprocessingGroup" xmlns:wpi="http://schemas.microsoft.com/office/word/2010/wordprocessingInk" xmlns:wne="http://schemas.microsoft.com/office/word/2006/wordml" xmlns:wps="http://schemas.microsoft.com/office/word/2010/wordprocessingShape" mc:Ignorable="w14 w15 w16se w16cid w16 w16cex w16sdtdh w16sdtfl w16du wp14">
+  <w:abstractNum w:abstractNumId="0" w15:restartNumberingAfterBreak="0">
+    <w:nsid w:val="325233CE"/>
+    <w:multiLevelType w:val="hybridMultilevel"/>
+    <w:tmpl w:val="DE167864"/>
+    <w:lvl w:ilvl="0" w:tplc="8C424AAA">
+      <w:start w:val="1"/>
+      <w:numFmt w:val="decimal"/>
+      <w:lvlText w:val="%1)"/>
+      <w:lvlJc w:val="left"/>
+      <w:pPr>
+        <w:ind w:left="1080" w:hanging="360"/>
+      </w:pPr>
+      <w:rPr>
+        <w:rFonts w:hint="default"/>
+      </w:rPr>
+    </w:lvl>
+    <w:lvl w:ilvl="1" w:tplc="04090019" w:tentative="1">
+      <w:start w:val="1"/>
+      <w:numFmt w:val="lowerLetter"/>
+      <w:lvlText w:val="%2."/>
+      <w:lvlJc w:val="left"/>
+      <w:pPr>
+        <w:ind w:left="1800" w:hanging="360"/>
+      </w:pPr>
+    </w:lvl>
+    <w:lvl w:ilvl="2" w:tplc="0409001B" w:tentative="1">
+      <w:start w:val="1"/>
+      <w:numFmt w:val="lowerRoman"/>
+      <w:lvlText w:val="%3."/>
+      <w:lvlJc w:val="right"/>
+      <w:pPr>
+        <w:ind w:left="2520" w:hanging="180"/>
+      </w:pPr>
+    </w:lvl>
+    <w:lvl w:ilvl="3" w:tplc="0409000F" w:tentative="1">
+      <w:start w:val="1"/>
+      <w:numFmt w:val="decimal"/>
+      <w:lvlText w:val="%4."/>
+      <w:lvlJc w:val="left"/>
+      <w:pPr>
+        <w:ind w:left="3240" w:hanging="360"/>
+      </w:pPr>
+    </w:lvl>
+    <w:lvl w:ilvl="4" w:tplc="04090019" w:tentative="1">
+      <w:start w:val="1"/>
+      <w:numFmt w:val="lowerLetter"/>
+      <w:lvlText w:val="%5."/>
+      <w:lvlJc w:val="left"/>
+      <w:pPr>
+        <w:ind w:left="3960" w:hanging="360"/>
+      </w:pPr>
+    </w:lvl>
+    <w:lvl w:ilvl="5" w:tplc="0409001B" w:tentative="1">
+      <w:start w:val="1"/>
+      <w:numFmt w:val="lowerRoman"/>
+      <w:lvlText w:val="%6."/>
+      <w:lvlJc w:val="right"/>
+      <w:pPr>
+        <w:ind w:left="4680" w:hanging="180"/>
+      </w:pPr>
+    </w:lvl>
+    <w:lvl w:ilvl="6" w:tplc="0409000F" w:tentative="1">
+      <w:start w:val="1"/>
+      <w:numFmt w:val="decimal"/>
+      <w:lvlText w:val="%7."/>
+      <w:lvlJc w:val="left"/>
+      <w:pPr>
+        <w:ind w:left="5400" w:hanging="360"/>
+      </w:pPr>
+    </w:lvl>
+    <w:lvl w:ilvl="7" w:tplc="04090019" w:tentative="1">
+      <w:start w:val="1"/>
+      <w:numFmt w:val="lowerLetter"/>
+      <w:lvlText w:val="%8."/>
+      <w:lvlJc w:val="left"/>
+      <w:pPr>
+        <w:ind w:left="6120" w:hanging="360"/>
+      </w:pPr>
+    </w:lvl>
+    <w:lvl w:ilvl="8" w:tplc="0409001B" w:tentative="1">
+      <w:start w:val="1"/>
+      <w:numFmt w:val="lowerRoman"/>
+      <w:lvlText w:val="%9."/>
+      <w:lvlJc w:val="right"/>
+      <w:pPr>
+        <w:ind w:left="6840" w:hanging="180"/>
+      </w:pPr>
+    </w:lvl>
+  </w:abstractNum>
+  <w:num w:numId="1" w16cid:durableId="1338535267">
+    <w:abstractNumId w:val="0"/>
+  </w:num>
+</w:numbering>
 </file>
 
 <file path=word/styles.xml><?xml version="1.0" encoding="utf-8"?>

--- a/assets/teaching_statement_WFU.docx
+++ b/assets/teaching_statement_WFU.docx
@@ -165,7 +165,19 @@
         <w:rPr>
           <w:rFonts w:ascii="Times New Roman" w:hAnsi="Times New Roman" w:cs="Times New Roman"/>
         </w:rPr>
-        <w:t>Lastly, students of all levels should be treated as future scholars.</w:t>
+        <w:t>Lastly</w:t>
+      </w:r>
+      <w:r>
+        <w:rPr>
+          <w:rFonts w:ascii="Times New Roman" w:hAnsi="Times New Roman" w:cs="Times New Roman"/>
+        </w:rPr>
+        <w:t xml:space="preserve"> and equally importantly</w:t>
+      </w:r>
+      <w:r>
+        <w:rPr>
+          <w:rFonts w:ascii="Times New Roman" w:hAnsi="Times New Roman" w:cs="Times New Roman"/>
+        </w:rPr>
+        <w:t>, students of all levels should be treated as future scholars.</w:t>
       </w:r>
     </w:p>
     <w:p>
@@ -173,17 +185,219 @@
         <w:ind w:firstLine="720"/>
         <w:rPr>
           <w:rFonts w:ascii="Times New Roman" w:hAnsi="Times New Roman" w:cs="Times New Roman"/>
-          <w:b/>
-          <w:bCs/>
         </w:rPr>
       </w:pPr>
       <w:r>
         <w:rPr>
           <w:rFonts w:ascii="Times New Roman" w:hAnsi="Times New Roman" w:cs="Times New Roman"/>
-          <w:b/>
-          <w:bCs/>
-        </w:rPr>
-        <w:t>critical thinking using the subject as the means</w:t>
+        </w:rPr>
+        <w:t>I have always believed that critical thinking underlines all learning, and I had the opportunity to put it into practice i</w:t>
+      </w:r>
+      <w:r>
+        <w:rPr>
+          <w:rFonts w:ascii="Times New Roman" w:hAnsi="Times New Roman" w:cs="Times New Roman"/>
+        </w:rPr>
+        <w:t xml:space="preserve">n </w:t>
+      </w:r>
+      <w:r>
+        <w:rPr>
+          <w:rFonts w:ascii="Times New Roman" w:hAnsi="Times New Roman" w:cs="Times New Roman"/>
+        </w:rPr>
+        <w:t>Summer</w:t>
+      </w:r>
+      <w:r>
+        <w:rPr>
+          <w:rFonts w:ascii="Times New Roman" w:hAnsi="Times New Roman" w:cs="Times New Roman"/>
+        </w:rPr>
+        <w:t xml:space="preserve"> 2025</w:t>
+      </w:r>
+      <w:r>
+        <w:rPr>
+          <w:rFonts w:ascii="Times New Roman" w:hAnsi="Times New Roman" w:cs="Times New Roman"/>
+        </w:rPr>
+        <w:t>,</w:t>
+      </w:r>
+      <w:r>
+        <w:rPr>
+          <w:rFonts w:ascii="Times New Roman" w:hAnsi="Times New Roman" w:cs="Times New Roman"/>
+        </w:rPr>
+        <w:t xml:space="preserve"> </w:t>
+      </w:r>
+      <w:r>
+        <w:rPr>
+          <w:rFonts w:ascii="Times New Roman" w:hAnsi="Times New Roman" w:cs="Times New Roman"/>
+        </w:rPr>
+        <w:t xml:space="preserve">when </w:t>
+      </w:r>
+      <w:r>
+        <w:rPr>
+          <w:rFonts w:ascii="Times New Roman" w:hAnsi="Times New Roman" w:cs="Times New Roman"/>
+        </w:rPr>
+        <w:t xml:space="preserve">I </w:t>
+      </w:r>
+      <w:r>
+        <w:rPr>
+          <w:rFonts w:ascii="Times New Roman" w:hAnsi="Times New Roman" w:cs="Times New Roman"/>
+        </w:rPr>
+        <w:t>advised</w:t>
+      </w:r>
+      <w:r>
+        <w:rPr>
+          <w:rFonts w:ascii="Times New Roman" w:hAnsi="Times New Roman" w:cs="Times New Roman"/>
+        </w:rPr>
+        <w:t xml:space="preserve"> two groups of students—undergraduate students from NC State and high school students from North Carolina School of Science and Mathematics</w:t>
+      </w:r>
+      <w:r>
+        <w:rPr>
+          <w:rFonts w:ascii="Times New Roman" w:hAnsi="Times New Roman" w:cs="Times New Roman"/>
+        </w:rPr>
+        <w:t>—on data science projects</w:t>
+      </w:r>
+      <w:r>
+        <w:rPr>
+          <w:rFonts w:ascii="Times New Roman" w:hAnsi="Times New Roman" w:cs="Times New Roman"/>
+        </w:rPr>
+        <w:t xml:space="preserve">. The undergraduate students were </w:t>
+      </w:r>
+      <w:r>
+        <w:rPr>
+          <w:rFonts w:ascii="Times New Roman" w:hAnsi="Times New Roman" w:cs="Times New Roman"/>
+        </w:rPr>
+        <w:t xml:space="preserve">participants of </w:t>
+      </w:r>
+      <w:r>
+        <w:rPr>
+          <w:rFonts w:ascii="Times New Roman" w:hAnsi="Times New Roman" w:cs="Times New Roman"/>
+          <w:i/>
+          <w:iCs/>
+        </w:rPr>
+        <w:t>Rural</w:t>
+      </w:r>
+      <w:r>
+        <w:rPr>
+          <w:rFonts w:ascii="Times New Roman" w:hAnsi="Times New Roman" w:cs="Times New Roman"/>
+          <w:i/>
+          <w:iCs/>
+        </w:rPr>
+        <w:t xml:space="preserve"> </w:t>
+      </w:r>
+      <w:r>
+        <w:rPr>
+          <w:rFonts w:ascii="Times New Roman" w:hAnsi="Times New Roman" w:cs="Times New Roman"/>
+          <w:i/>
+          <w:iCs/>
+        </w:rPr>
+        <w:t>Works</w:t>
+      </w:r>
+      <w:r>
+        <w:rPr>
+          <w:rFonts w:ascii="Times New Roman" w:hAnsi="Times New Roman" w:cs="Times New Roman"/>
+          <w:i/>
+          <w:iCs/>
+        </w:rPr>
+        <w:t>!</w:t>
+      </w:r>
+      <w:r>
+        <w:rPr>
+          <w:rFonts w:ascii="Times New Roman" w:hAnsi="Times New Roman" w:cs="Times New Roman"/>
+        </w:rPr>
+        <w:t>, sponsored by the State Employees’ Credit Union (SECU), and worked as interns at non-profit organizations</w:t>
+      </w:r>
+      <w:r>
+        <w:rPr>
+          <w:rFonts w:ascii="Times New Roman" w:hAnsi="Times New Roman" w:cs="Times New Roman"/>
+        </w:rPr>
+        <w:t xml:space="preserve">. A requirement of their internships was </w:t>
+      </w:r>
+      <w:r>
+        <w:rPr>
+          <w:rFonts w:ascii="Times New Roman" w:hAnsi="Times New Roman" w:cs="Times New Roman"/>
+        </w:rPr>
+        <w:t xml:space="preserve">a data science project. I met with six of them individually throughout the summer, guiding them through the project from identifying data, analysis, to deciding presentation format and visualization. None of my students were mathematics or statistics majors. Since they were unfamiliar with data analysis, </w:t>
+      </w:r>
+      <w:r>
+        <w:rPr>
+          <w:rFonts w:ascii="Times New Roman" w:hAnsi="Times New Roman" w:cs="Times New Roman"/>
+        </w:rPr>
+        <w:t>I emphasized that the data was the means to learn how to critically think about the findings</w:t>
+      </w:r>
+      <w:r>
+        <w:rPr>
+          <w:rFonts w:ascii="Times New Roman" w:hAnsi="Times New Roman" w:cs="Times New Roman"/>
+        </w:rPr>
+        <w:t xml:space="preserve">, and </w:t>
+      </w:r>
+      <w:r>
+        <w:rPr>
+          <w:rFonts w:ascii="Times New Roman" w:hAnsi="Times New Roman" w:cs="Times New Roman"/>
+        </w:rPr>
+        <w:t>data analysis</w:t>
+      </w:r>
+      <w:r>
+        <w:rPr>
+          <w:rFonts w:ascii="Times New Roman" w:hAnsi="Times New Roman" w:cs="Times New Roman"/>
+        </w:rPr>
+        <w:t xml:space="preserve"> was a form of story-telling and</w:t>
+      </w:r>
+      <w:r>
+        <w:rPr>
+          <w:rFonts w:ascii="Times New Roman" w:hAnsi="Times New Roman" w:cs="Times New Roman"/>
+        </w:rPr>
+        <w:t xml:space="preserve"> inherent in human nature</w:t>
+      </w:r>
+      <w:r>
+        <w:rPr>
+          <w:rFonts w:ascii="Times New Roman" w:hAnsi="Times New Roman" w:cs="Times New Roman"/>
+        </w:rPr>
+        <w:t xml:space="preserve">. </w:t>
+      </w:r>
+      <w:r>
+        <w:rPr>
+          <w:rFonts w:ascii="Times New Roman" w:hAnsi="Times New Roman" w:cs="Times New Roman"/>
+        </w:rPr>
+        <w:t xml:space="preserve">When the goal was clear, the individual steps of data collection, analysis, and communication became less intimidating. </w:t>
+      </w:r>
+      <w:r>
+        <w:rPr>
+          <w:rFonts w:ascii="Times New Roman" w:hAnsi="Times New Roman" w:cs="Times New Roman"/>
+        </w:rPr>
+        <w:t xml:space="preserve">My </w:t>
+      </w:r>
+      <w:r>
+        <w:rPr>
+          <w:rFonts w:ascii="Times New Roman" w:hAnsi="Times New Roman" w:cs="Times New Roman"/>
+        </w:rPr>
+        <w:t xml:space="preserve">students </w:t>
+      </w:r>
+      <w:r>
+        <w:rPr>
+          <w:rFonts w:ascii="Times New Roman" w:hAnsi="Times New Roman" w:cs="Times New Roman"/>
+        </w:rPr>
+        <w:t>presented their</w:t>
+      </w:r>
+      <w:r>
+        <w:rPr>
+          <w:rFonts w:ascii="Times New Roman" w:hAnsi="Times New Roman" w:cs="Times New Roman"/>
+        </w:rPr>
+        <w:t xml:space="preserve"> data</w:t>
+      </w:r>
+      <w:r>
+        <w:rPr>
+          <w:rFonts w:ascii="Times New Roman" w:hAnsi="Times New Roman" w:cs="Times New Roman"/>
+        </w:rPr>
+        <w:t xml:space="preserve"> with effective visualization and storyline</w:t>
+      </w:r>
+      <w:r>
+        <w:rPr>
+          <w:rFonts w:ascii="Times New Roman" w:hAnsi="Times New Roman" w:cs="Times New Roman"/>
+        </w:rPr>
+        <w:t xml:space="preserve"> </w:t>
+      </w:r>
+      <w:r>
+        <w:rPr>
+          <w:rFonts w:ascii="Times New Roman" w:hAnsi="Times New Roman" w:cs="Times New Roman"/>
+        </w:rPr>
+        <w:t>in their final presentations.</w:t>
       </w:r>
     </w:p>
     <w:p>
@@ -197,19 +411,127 @@
         <w:rPr>
           <w:rFonts w:ascii="Times New Roman" w:hAnsi="Times New Roman" w:cs="Times New Roman"/>
         </w:rPr>
-        <w:t xml:space="preserve">In </w:t>
-      </w:r>
-      <w:r>
-        <w:rPr>
-          <w:rFonts w:ascii="Times New Roman" w:hAnsi="Times New Roman" w:cs="Times New Roman"/>
-        </w:rPr>
-        <w:t>Summer</w:t>
-      </w:r>
-      <w:r>
-        <w:rPr>
-          <w:rFonts w:ascii="Times New Roman" w:hAnsi="Times New Roman" w:cs="Times New Roman"/>
-        </w:rPr>
-        <w:t xml:space="preserve"> 2025</w:t>
+        <w:t xml:space="preserve">During the same summer, I also put into practice my philosophy of helping students learn on their own. </w:t>
+      </w:r>
+      <w:r>
+        <w:rPr>
+          <w:rFonts w:ascii="Times New Roman" w:hAnsi="Times New Roman" w:cs="Times New Roman"/>
+        </w:rPr>
+        <w:t>The high school students were participants in the Summer Research and Innovation Programs. The 2025 cohort—with just six students—was smaller than usual; they were paired up with three community sponsors and each group embarked on a data science project in an intensive six-week program. My duties included giving two tutorial sessions</w:t>
+      </w:r>
+      <w:r>
+        <w:rPr>
+          <w:rFonts w:ascii="Times New Roman" w:hAnsi="Times New Roman" w:cs="Times New Roman"/>
+        </w:rPr>
+        <w:t xml:space="preserve"> (Introduction to R and Python)</w:t>
+      </w:r>
+      <w:r>
+        <w:rPr>
+          <w:rFonts w:ascii="Times New Roman" w:hAnsi="Times New Roman" w:cs="Times New Roman"/>
+        </w:rPr>
+        <w:t xml:space="preserve"> to all students and advising two students assigned to work with the Lake James Environmental Association, who hoped to provide better visualization for their data. I held weekly office hours with my students, </w:t>
+      </w:r>
+      <w:r>
+        <w:rPr>
+          <w:rFonts w:ascii="Times New Roman" w:hAnsi="Times New Roman" w:cs="Times New Roman"/>
+        </w:rPr>
+        <w:t>considered how to respond to</w:t>
+      </w:r>
+      <w:r>
+        <w:rPr>
+          <w:rFonts w:ascii="Times New Roman" w:hAnsi="Times New Roman" w:cs="Times New Roman"/>
+        </w:rPr>
+        <w:t xml:space="preserve"> the sponsor’s requests, and suggested directions and resources. </w:t>
+      </w:r>
+      <w:r>
+        <w:rPr>
+          <w:rFonts w:ascii="Times New Roman" w:hAnsi="Times New Roman" w:cs="Times New Roman"/>
+        </w:rPr>
+        <w:t xml:space="preserve">My goal was </w:t>
+      </w:r>
+      <w:r>
+        <w:rPr>
+          <w:rFonts w:ascii="Times New Roman" w:hAnsi="Times New Roman" w:cs="Times New Roman"/>
+        </w:rPr>
+        <w:t>to enable</w:t>
+      </w:r>
+      <w:r>
+        <w:rPr>
+          <w:rFonts w:ascii="Times New Roman" w:hAnsi="Times New Roman" w:cs="Times New Roman"/>
+        </w:rPr>
+        <w:t xml:space="preserve"> my students to learn</w:t>
+      </w:r>
+      <w:r>
+        <w:rPr>
+          <w:rFonts w:ascii="Times New Roman" w:hAnsi="Times New Roman" w:cs="Times New Roman"/>
+        </w:rPr>
+        <w:t xml:space="preserve"> on their own</w:t>
+      </w:r>
+      <w:r>
+        <w:rPr>
+          <w:rFonts w:ascii="Times New Roman" w:hAnsi="Times New Roman" w:cs="Times New Roman"/>
+        </w:rPr>
+        <w:t>.</w:t>
+      </w:r>
+      <w:r>
+        <w:rPr>
+          <w:rFonts w:ascii="Times New Roman" w:hAnsi="Times New Roman" w:cs="Times New Roman"/>
+        </w:rPr>
+        <w:t xml:space="preserve"> </w:t>
+      </w:r>
+      <w:r>
+        <w:rPr>
+          <w:rFonts w:ascii="Times New Roman" w:hAnsi="Times New Roman" w:cs="Times New Roman"/>
+        </w:rPr>
+        <w:t>Therefore</w:t>
+      </w:r>
+      <w:r>
+        <w:rPr>
+          <w:rFonts w:ascii="Times New Roman" w:hAnsi="Times New Roman" w:cs="Times New Roman"/>
+        </w:rPr>
+        <w:t>, f</w:t>
+      </w:r>
+      <w:r>
+        <w:rPr>
+          <w:rFonts w:ascii="Times New Roman" w:hAnsi="Times New Roman" w:cs="Times New Roman"/>
+        </w:rPr>
+        <w:t xml:space="preserve">or the visualization request, I suggested my students use Shiny App to construct a dashboard, provided example code, and walked them through the concept. </w:t>
+      </w:r>
+      <w:r>
+        <w:rPr>
+          <w:rFonts w:ascii="Times New Roman" w:hAnsi="Times New Roman" w:cs="Times New Roman"/>
+        </w:rPr>
+        <w:t xml:space="preserve">With the suggested directions, my students quickly got into </w:t>
+      </w:r>
+      <w:r>
+        <w:rPr>
+          <w:rFonts w:ascii="Times New Roman" w:hAnsi="Times New Roman" w:cs="Times New Roman"/>
+        </w:rPr>
+        <w:t>action</w:t>
+      </w:r>
+      <w:r>
+        <w:rPr>
+          <w:rFonts w:ascii="Times New Roman" w:hAnsi="Times New Roman" w:cs="Times New Roman"/>
+        </w:rPr>
+        <w:t>.</w:t>
+      </w:r>
+      <w:r>
+        <w:rPr>
+          <w:rFonts w:ascii="Times New Roman" w:hAnsi="Times New Roman" w:cs="Times New Roman"/>
+        </w:rPr>
+        <w:t xml:space="preserve"> </w:t>
+      </w:r>
+      <w:r>
+        <w:rPr>
+          <w:rFonts w:ascii="Times New Roman" w:hAnsi="Times New Roman" w:cs="Times New Roman"/>
+        </w:rPr>
+        <w:t>When they</w:t>
+      </w:r>
+      <w:r>
+        <w:rPr>
+          <w:rFonts w:ascii="Times New Roman" w:hAnsi="Times New Roman" w:cs="Times New Roman"/>
+        </w:rPr>
+        <w:t xml:space="preserve"> asked for help when they were stuck</w:t>
       </w:r>
       <w:r>
         <w:rPr>
@@ -221,115 +543,50 @@
         <w:rPr>
           <w:rFonts w:ascii="Times New Roman" w:hAnsi="Times New Roman" w:cs="Times New Roman"/>
         </w:rPr>
-        <w:t xml:space="preserve"> I </w:t>
-      </w:r>
-      <w:r>
-        <w:rPr>
-          <w:rFonts w:ascii="Times New Roman" w:hAnsi="Times New Roman" w:cs="Times New Roman"/>
-        </w:rPr>
-        <w:t>mentored</w:t>
-      </w:r>
-      <w:r>
-        <w:rPr>
-          <w:rFonts w:ascii="Times New Roman" w:hAnsi="Times New Roman" w:cs="Times New Roman"/>
-        </w:rPr>
-        <w:t xml:space="preserve"> two groups of students—undergraduate students from NC State and high school students from North Carolina School of Science and Mathematics</w:t>
-      </w:r>
-      <w:r>
-        <w:rPr>
-          <w:rFonts w:ascii="Times New Roman" w:hAnsi="Times New Roman" w:cs="Times New Roman"/>
-        </w:rPr>
-        <w:t>—on data science projects</w:t>
-      </w:r>
-      <w:r>
-        <w:rPr>
-          <w:rFonts w:ascii="Times New Roman" w:hAnsi="Times New Roman" w:cs="Times New Roman"/>
-        </w:rPr>
-        <w:t>. The undergraduate students were from a program called RuralWorks, sponsored by the State Employees’ Credit Union (SECU), and worked as interns at non-profit organizations</w:t>
-      </w:r>
-      <w:r>
-        <w:rPr>
-          <w:rFonts w:ascii="Times New Roman" w:hAnsi="Times New Roman" w:cs="Times New Roman"/>
-        </w:rPr>
-        <w:t>,</w:t>
-      </w:r>
-      <w:r>
-        <w:rPr>
-          <w:rFonts w:ascii="Times New Roman" w:hAnsi="Times New Roman" w:cs="Times New Roman"/>
-        </w:rPr>
-        <w:t xml:space="preserve"> </w:t>
-      </w:r>
-      <w:r>
-        <w:rPr>
-          <w:rFonts w:ascii="Times New Roman" w:hAnsi="Times New Roman" w:cs="Times New Roman"/>
-        </w:rPr>
-        <w:t xml:space="preserve">and </w:t>
-      </w:r>
-      <w:r>
-        <w:rPr>
-          <w:rFonts w:ascii="Times New Roman" w:hAnsi="Times New Roman" w:cs="Times New Roman"/>
-        </w:rPr>
-        <w:t xml:space="preserve">required to complete a data science project as part of the internship. I met with six of them individually throughout the summer, guiding them through the project from identifying data, analysis, to deciding presentation format and visualization. None of my students were mathematics or statistics majors. Since they were unfamiliar with data analysis, </w:t>
-      </w:r>
-      <w:r>
-        <w:rPr>
-          <w:rFonts w:ascii="Times New Roman" w:hAnsi="Times New Roman" w:cs="Times New Roman"/>
-        </w:rPr>
-        <w:t>I emphasized that the data was the means to learn how to critically think about the findings</w:t>
-      </w:r>
-      <w:r>
-        <w:rPr>
-          <w:rFonts w:ascii="Times New Roman" w:hAnsi="Times New Roman" w:cs="Times New Roman"/>
-        </w:rPr>
-        <w:t xml:space="preserve">, and </w:t>
-      </w:r>
-      <w:r>
-        <w:rPr>
-          <w:rFonts w:ascii="Times New Roman" w:hAnsi="Times New Roman" w:cs="Times New Roman"/>
-        </w:rPr>
-        <w:t>data analysis</w:t>
-      </w:r>
-      <w:r>
-        <w:rPr>
-          <w:rFonts w:ascii="Times New Roman" w:hAnsi="Times New Roman" w:cs="Times New Roman"/>
-        </w:rPr>
-        <w:t>, when thought of as story-telling,</w:t>
-      </w:r>
-      <w:r>
-        <w:rPr>
-          <w:rFonts w:ascii="Times New Roman" w:hAnsi="Times New Roman" w:cs="Times New Roman"/>
-        </w:rPr>
-        <w:t xml:space="preserve"> was inherent in human nature</w:t>
-      </w:r>
-      <w:r>
-        <w:rPr>
-          <w:rFonts w:ascii="Times New Roman" w:hAnsi="Times New Roman" w:cs="Times New Roman"/>
-        </w:rPr>
-        <w:t xml:space="preserve">. </w:t>
-      </w:r>
-      <w:r>
-        <w:rPr>
-          <w:rFonts w:ascii="Times New Roman" w:hAnsi="Times New Roman" w:cs="Times New Roman"/>
-        </w:rPr>
-        <w:t xml:space="preserve">When the goal was clear, the individual steps of data collection, analysis, and communication became less intimidating. </w:t>
-      </w:r>
-      <w:r>
-        <w:rPr>
-          <w:rFonts w:ascii="Times New Roman" w:hAnsi="Times New Roman" w:cs="Times New Roman"/>
-        </w:rPr>
-        <w:t>All of</w:t>
-      </w:r>
-      <w:r>
-        <w:rPr>
-          <w:rFonts w:ascii="Times New Roman" w:hAnsi="Times New Roman" w:cs="Times New Roman"/>
-        </w:rPr>
-        <w:t xml:space="preserve"> my students were able to tell stories through data </w:t>
-      </w:r>
-      <w:r>
-        <w:rPr>
-          <w:rFonts w:ascii="Times New Roman" w:hAnsi="Times New Roman" w:cs="Times New Roman"/>
-        </w:rPr>
-        <w:t>in their final presentations.</w:t>
+        <w:t xml:space="preserve"> I help</w:t>
+      </w:r>
+      <w:r>
+        <w:rPr>
+          <w:rFonts w:ascii="Times New Roman" w:hAnsi="Times New Roman" w:cs="Times New Roman"/>
+        </w:rPr>
+        <w:t>ed</w:t>
+      </w:r>
+      <w:r>
+        <w:rPr>
+          <w:rFonts w:ascii="Times New Roman" w:hAnsi="Times New Roman" w:cs="Times New Roman"/>
+        </w:rPr>
+        <w:t xml:space="preserve"> them debug in real-time, modeling how to test code and find bugs. </w:t>
+      </w:r>
+      <w:r>
+        <w:rPr>
+          <w:rFonts w:ascii="Times New Roman" w:hAnsi="Times New Roman" w:cs="Times New Roman"/>
+        </w:rPr>
+        <w:t>I</w:t>
+      </w:r>
+      <w:r>
+        <w:rPr>
+          <w:rFonts w:ascii="Times New Roman" w:hAnsi="Times New Roman" w:cs="Times New Roman"/>
+        </w:rPr>
+        <w:t xml:space="preserve">t was truly a joy to watch them construct the dashboard, troubleshoot, and present their progress. They ended up </w:t>
+      </w:r>
+      <w:r>
+        <w:rPr>
+          <w:rFonts w:ascii="Times New Roman" w:hAnsi="Times New Roman" w:cs="Times New Roman"/>
+        </w:rPr>
+        <w:lastRenderedPageBreak/>
+        <w:t>putting a dashboard online and gave an amazing final presentation,</w:t>
+      </w:r>
+      <w:r>
+        <w:rPr>
+          <w:rFonts w:ascii="Times New Roman" w:hAnsi="Times New Roman" w:cs="Times New Roman"/>
+        </w:rPr>
+        <w:t xml:space="preserve"> and I could not be more proud of them</w:t>
+      </w:r>
+      <w:r>
+        <w:rPr>
+          <w:rFonts w:ascii="Times New Roman" w:hAnsi="Times New Roman" w:cs="Times New Roman"/>
+        </w:rPr>
+        <w:t>. The advising experience was so rewarding that it was sad to say goodbye to them in the final meeting.</w:t>
       </w:r>
     </w:p>
     <w:p>
@@ -337,17 +594,43 @@
         <w:ind w:firstLine="720"/>
         <w:rPr>
           <w:rFonts w:ascii="Times New Roman" w:hAnsi="Times New Roman" w:cs="Times New Roman"/>
-          <w:b/>
-          <w:bCs/>
         </w:rPr>
       </w:pPr>
       <w:r>
         <w:rPr>
           <w:rFonts w:ascii="Times New Roman" w:hAnsi="Times New Roman" w:cs="Times New Roman"/>
-          <w:b/>
-          <w:bCs/>
-        </w:rPr>
-        <w:t>teach students how to learn</w:t>
+        </w:rPr>
+        <w:t xml:space="preserve">Besides enabling students to learn, respect is critical in the learning environment. </w:t>
+      </w:r>
+      <w:r>
+        <w:rPr>
+          <w:rFonts w:ascii="Times New Roman" w:hAnsi="Times New Roman" w:cs="Times New Roman"/>
+        </w:rPr>
+        <w:t>In Summer 2022, I served as a teaching assistant in the summer of 2022 before I started my PhD study. My main duties were grading assignments and holding office hours. I maintained an open, engaging virtual environment</w:t>
+      </w:r>
+      <w:r>
+        <w:rPr>
+          <w:rFonts w:ascii="Times New Roman" w:hAnsi="Times New Roman" w:cs="Times New Roman"/>
+        </w:rPr>
+        <w:t>, treating the students as future scholars rather than students more junior than I was</w:t>
+      </w:r>
+      <w:r>
+        <w:rPr>
+          <w:rFonts w:ascii="Times New Roman" w:hAnsi="Times New Roman" w:cs="Times New Roman"/>
+        </w:rPr>
+        <w:t xml:space="preserve">. </w:t>
+      </w:r>
+      <w:r>
+        <w:rPr>
+          <w:rFonts w:ascii="Times New Roman" w:hAnsi="Times New Roman" w:cs="Times New Roman"/>
+        </w:rPr>
+        <w:t xml:space="preserve">Trusting that they would master the skills given enough practice, </w:t>
+      </w:r>
+      <w:r>
+        <w:rPr>
+          <w:rFonts w:ascii="Times New Roman" w:hAnsi="Times New Roman" w:cs="Times New Roman"/>
+        </w:rPr>
+        <w:t xml:space="preserve">I helped students work through homework problems and study for exams by walking them through the detailed steps, modeling the steps of learning, and helping them review the concepts. </w:t>
       </w:r>
     </w:p>
     <w:p>
@@ -361,25 +644,25 @@
         <w:rPr>
           <w:rFonts w:ascii="Times New Roman" w:hAnsi="Times New Roman" w:cs="Times New Roman"/>
         </w:rPr>
-        <w:t xml:space="preserve">The high school students were participants in the Summer Research and Innovation Programs. The 2025 cohort—with just six students—was smaller than usual; they were paired up with three community sponsors and each group embarked on a data science project in an intensive six-week program. My duties included giving two tutorial sessions to all students and advising two students assigned to work with the Lake James Environmental Association, who hoped to provide better visualization for their data. I held weekly office hours with my students, understood the sponsor’s requests, and suggested directions and resources. </w:t>
-      </w:r>
-      <w:r>
-        <w:rPr>
-          <w:rFonts w:ascii="Times New Roman" w:hAnsi="Times New Roman" w:cs="Times New Roman"/>
-        </w:rPr>
-        <w:t>My goal was enabling my students to learn</w:t>
-      </w:r>
-      <w:r>
-        <w:rPr>
-          <w:rFonts w:ascii="Times New Roman" w:hAnsi="Times New Roman" w:cs="Times New Roman"/>
-        </w:rPr>
-        <w:t xml:space="preserve"> on their own</w:t>
-      </w:r>
-      <w:r>
-        <w:rPr>
-          <w:rFonts w:ascii="Times New Roman" w:hAnsi="Times New Roman" w:cs="Times New Roman"/>
-        </w:rPr>
-        <w:t>.</w:t>
+        <w:t xml:space="preserve">Guided by teaching philosophy and helped by a respectful environment, the details of a course should also work together to enhance the learning experience. </w:t>
+      </w:r>
+      <w:r>
+        <w:rPr>
+          <w:rFonts w:ascii="Times New Roman" w:hAnsi="Times New Roman" w:cs="Times New Roman"/>
+        </w:rPr>
+        <w:t xml:space="preserve">Shortly after earning my PhD in Musicology, I became an Adjunct Assistant Professor at Wake Forest University. I designed and taught MUS 101, </w:t>
+      </w:r>
+      <w:r>
+        <w:rPr>
+          <w:rFonts w:ascii="Times New Roman" w:hAnsi="Times New Roman" w:cs="Times New Roman"/>
+        </w:rPr>
+        <w:t>I</w:t>
+      </w:r>
+      <w:r>
+        <w:rPr>
+          <w:rFonts w:ascii="Times New Roman" w:hAnsi="Times New Roman" w:cs="Times New Roman"/>
+        </w:rPr>
+        <w:t>ntroduction</w:t>
       </w:r>
       <w:r>
         <w:rPr>
@@ -391,86 +674,67 @@
         <w:rPr>
           <w:rFonts w:ascii="Times New Roman" w:hAnsi="Times New Roman" w:cs="Times New Roman"/>
         </w:rPr>
-        <w:t>Therefore</w:t>
-      </w:r>
-      <w:r>
-        <w:rPr>
-          <w:rFonts w:ascii="Times New Roman" w:hAnsi="Times New Roman" w:cs="Times New Roman"/>
-        </w:rPr>
-        <w:t>, f</w:t>
-      </w:r>
-      <w:r>
-        <w:rPr>
-          <w:rFonts w:ascii="Times New Roman" w:hAnsi="Times New Roman" w:cs="Times New Roman"/>
-        </w:rPr>
-        <w:t xml:space="preserve">or the visualization request, I suggested my students use Shiny App to construct a dashboard, provided example code, and walked them through the concept. </w:t>
-      </w:r>
-      <w:r>
-        <w:rPr>
-          <w:rFonts w:ascii="Times New Roman" w:hAnsi="Times New Roman" w:cs="Times New Roman"/>
-        </w:rPr>
-        <w:t>With the suggested directions, my students quickly got into coding</w:t>
-      </w:r>
-      <w:r>
-        <w:rPr>
-          <w:rFonts w:ascii="Times New Roman" w:hAnsi="Times New Roman" w:cs="Times New Roman"/>
-        </w:rPr>
-        <w:t>.</w:t>
-      </w:r>
-      <w:r>
-        <w:rPr>
-          <w:rFonts w:ascii="Times New Roman" w:hAnsi="Times New Roman" w:cs="Times New Roman"/>
-        </w:rPr>
-        <w:t xml:space="preserve"> </w:t>
-      </w:r>
-      <w:r>
-        <w:rPr>
-          <w:rFonts w:ascii="Times New Roman" w:hAnsi="Times New Roman" w:cs="Times New Roman"/>
-        </w:rPr>
-        <w:t>When they</w:t>
-      </w:r>
-      <w:r>
-        <w:rPr>
-          <w:rFonts w:ascii="Times New Roman" w:hAnsi="Times New Roman" w:cs="Times New Roman"/>
-        </w:rPr>
-        <w:t xml:space="preserve"> asked for help when they were stuck</w:t>
-      </w:r>
-      <w:r>
-        <w:rPr>
-          <w:rFonts w:ascii="Times New Roman" w:hAnsi="Times New Roman" w:cs="Times New Roman"/>
-        </w:rPr>
-        <w:t>,</w:t>
-      </w:r>
-      <w:r>
-        <w:rPr>
-          <w:rFonts w:ascii="Times New Roman" w:hAnsi="Times New Roman" w:cs="Times New Roman"/>
-        </w:rPr>
-        <w:t xml:space="preserve"> I help</w:t>
-      </w:r>
-      <w:r>
-        <w:rPr>
-          <w:rFonts w:ascii="Times New Roman" w:hAnsi="Times New Roman" w:cs="Times New Roman"/>
-        </w:rPr>
-        <w:t>ed</w:t>
-      </w:r>
-      <w:r>
-        <w:rPr>
-          <w:rFonts w:ascii="Times New Roman" w:hAnsi="Times New Roman" w:cs="Times New Roman"/>
-        </w:rPr>
-        <w:t xml:space="preserve"> them debug in real-time, modeling how to test code and find bugs. </w:t>
-      </w:r>
-      <w:r>
-        <w:rPr>
-          <w:rFonts w:ascii="Times New Roman" w:hAnsi="Times New Roman" w:cs="Times New Roman"/>
-        </w:rPr>
-        <w:t xml:space="preserve">Every week, it was truly a joy to watch them construct the dashboard, troubleshoot, and present their progress. They ended up putting a dashboard online and gave an </w:t>
-      </w:r>
-      <w:r>
-        <w:rPr>
-          <w:rFonts w:ascii="Times New Roman" w:hAnsi="Times New Roman" w:cs="Times New Roman"/>
-        </w:rPr>
-        <w:lastRenderedPageBreak/>
-        <w:t>amazing final presentation, of both of which I am extremely proud. The advising experience was so rewarding that it was sad to say goodbye to them in the final meeting.</w:t>
+        <w:t>to</w:t>
+      </w:r>
+      <w:r>
+        <w:rPr>
+          <w:rFonts w:ascii="Times New Roman" w:hAnsi="Times New Roman" w:cs="Times New Roman"/>
+        </w:rPr>
+        <w:t xml:space="preserve"> W</w:t>
+      </w:r>
+      <w:r>
+        <w:rPr>
+          <w:rFonts w:ascii="Times New Roman" w:hAnsi="Times New Roman" w:cs="Times New Roman"/>
+        </w:rPr>
+        <w:t>estern</w:t>
+      </w:r>
+      <w:r>
+        <w:rPr>
+          <w:rFonts w:ascii="Times New Roman" w:hAnsi="Times New Roman" w:cs="Times New Roman"/>
+        </w:rPr>
+        <w:t xml:space="preserve"> M</w:t>
+      </w:r>
+      <w:r>
+        <w:rPr>
+          <w:rFonts w:ascii="Times New Roman" w:hAnsi="Times New Roman" w:cs="Times New Roman"/>
+        </w:rPr>
+        <w:t xml:space="preserve">usic at WFU, in Fall 2017. Since the students were not music majors, I carefully considered what topics in music history to cover and what depths to go into. I embedded writing assignments throughout the semester, since writing is an important part of studies in the humanities. I broke down the final paper into different stages—a proposal, an outline, an early draft, and a final draft—to guide students through the writing process. </w:t>
+      </w:r>
+      <w:r>
+        <w:rPr>
+          <w:rFonts w:ascii="Times New Roman" w:hAnsi="Times New Roman" w:cs="Times New Roman"/>
+        </w:rPr>
+        <w:t xml:space="preserve">The assignments </w:t>
+      </w:r>
+      <w:r>
+        <w:rPr>
+          <w:rFonts w:ascii="Times New Roman" w:hAnsi="Times New Roman" w:cs="Times New Roman"/>
+        </w:rPr>
+        <w:t xml:space="preserve">were not just tasks that kept students busy; they </w:t>
+      </w:r>
+      <w:r>
+        <w:rPr>
+          <w:rFonts w:ascii="Times New Roman" w:hAnsi="Times New Roman" w:cs="Times New Roman"/>
+        </w:rPr>
+        <w:t xml:space="preserve">modeled the writing process and helped students learn how to edit their own work. </w:t>
+      </w:r>
+      <w:r>
+        <w:rPr>
+          <w:rFonts w:ascii="Times New Roman" w:hAnsi="Times New Roman" w:cs="Times New Roman"/>
+        </w:rPr>
+        <w:t xml:space="preserve">I emphasized </w:t>
+      </w:r>
+      <w:r>
+        <w:rPr>
+          <w:rFonts w:ascii="Times New Roman" w:hAnsi="Times New Roman" w:cs="Times New Roman"/>
+        </w:rPr>
+        <w:t>t</w:t>
+      </w:r>
+      <w:r>
+        <w:rPr>
+          <w:rFonts w:ascii="Times New Roman" w:hAnsi="Times New Roman" w:cs="Times New Roman"/>
+        </w:rPr>
+        <w:t>he message is that, instead of memorizing composers’ biographies and dates of symphonies, we exercised critical thinking and writing through the lens of music.</w:t>
       </w:r>
     </w:p>
     <w:p>
@@ -478,17 +742,127 @@
         <w:ind w:firstLine="720"/>
         <w:rPr>
           <w:rFonts w:ascii="Times New Roman" w:hAnsi="Times New Roman" w:cs="Times New Roman"/>
-          <w:b/>
-          <w:bCs/>
         </w:rPr>
       </w:pPr>
       <w:r>
         <w:rPr>
           <w:rFonts w:ascii="Times New Roman" w:hAnsi="Times New Roman" w:cs="Times New Roman"/>
-          <w:b/>
-          <w:bCs/>
-        </w:rPr>
-        <w:t>all students should be treated as future scholars</w:t>
+        </w:rPr>
+        <w:t>Looking ahead to the future, I cannot be more excited to have more opportunit</w:t>
+      </w:r>
+      <w:r>
+        <w:rPr>
+          <w:rFonts w:ascii="Times New Roman" w:hAnsi="Times New Roman" w:cs="Times New Roman"/>
+        </w:rPr>
+        <w:t>ies</w:t>
+      </w:r>
+      <w:r>
+        <w:rPr>
+          <w:rFonts w:ascii="Times New Roman" w:hAnsi="Times New Roman" w:cs="Times New Roman"/>
+        </w:rPr>
+        <w:t xml:space="preserve"> to teach and advise students. </w:t>
+      </w:r>
+      <w:r>
+        <w:rPr>
+          <w:rFonts w:ascii="Times New Roman" w:hAnsi="Times New Roman" w:cs="Times New Roman"/>
+        </w:rPr>
+        <w:t xml:space="preserve">If I were to teach at WFU, I would be particularly interested in teaching </w:t>
+      </w:r>
+      <w:r>
+        <w:rPr>
+          <w:rFonts w:ascii="Times New Roman" w:hAnsi="Times New Roman" w:cs="Times New Roman"/>
+        </w:rPr>
+        <w:t xml:space="preserve">STA 112 </w:t>
+      </w:r>
+      <w:r>
+        <w:rPr>
+          <w:rFonts w:ascii="Times New Roman" w:hAnsi="Times New Roman" w:cs="Times New Roman"/>
+        </w:rPr>
+        <w:t>(</w:t>
+      </w:r>
+      <w:r>
+        <w:rPr>
+          <w:rFonts w:ascii="Times New Roman" w:hAnsi="Times New Roman" w:cs="Times New Roman"/>
+        </w:rPr>
+        <w:t>Introduction to Regression and Data Scienc</w:t>
+      </w:r>
+      <w:r>
+        <w:rPr>
+          <w:rFonts w:ascii="Times New Roman" w:hAnsi="Times New Roman" w:cs="Times New Roman"/>
+        </w:rPr>
+        <w:t xml:space="preserve">e), </w:t>
+      </w:r>
+      <w:r>
+        <w:rPr>
+          <w:rFonts w:ascii="Times New Roman" w:hAnsi="Times New Roman" w:cs="Times New Roman"/>
+        </w:rPr>
+        <w:t xml:space="preserve">STA 312 </w:t>
+      </w:r>
+      <w:r>
+        <w:rPr>
+          <w:rFonts w:ascii="Times New Roman" w:hAnsi="Times New Roman" w:cs="Times New Roman"/>
+        </w:rPr>
+        <w:t>(</w:t>
+      </w:r>
+      <w:r>
+        <w:rPr>
+          <w:rFonts w:ascii="Times New Roman" w:hAnsi="Times New Roman" w:cs="Times New Roman"/>
+        </w:rPr>
+        <w:t>Linear Models</w:t>
+      </w:r>
+      <w:r>
+        <w:rPr>
+          <w:rFonts w:ascii="Times New Roman" w:hAnsi="Times New Roman" w:cs="Times New Roman"/>
+        </w:rPr>
+        <w:t xml:space="preserve">), and </w:t>
+      </w:r>
+      <w:r>
+        <w:rPr>
+          <w:rFonts w:ascii="Times New Roman" w:hAnsi="Times New Roman" w:cs="Times New Roman"/>
+        </w:rPr>
+        <w:t xml:space="preserve">STA 365 </w:t>
+      </w:r>
+      <w:r>
+        <w:rPr>
+          <w:rFonts w:ascii="Times New Roman" w:hAnsi="Times New Roman" w:cs="Times New Roman"/>
+        </w:rPr>
+        <w:t>(</w:t>
+      </w:r>
+      <w:r>
+        <w:rPr>
+          <w:rFonts w:ascii="Times New Roman" w:hAnsi="Times New Roman" w:cs="Times New Roman"/>
+        </w:rPr>
+        <w:t>Applied Bayesian Statistics</w:t>
+      </w:r>
+      <w:r>
+        <w:rPr>
+          <w:rFonts w:ascii="Times New Roman" w:hAnsi="Times New Roman" w:cs="Times New Roman"/>
+        </w:rPr>
+        <w:t>)</w:t>
+      </w:r>
+      <w:r>
+        <w:rPr>
+          <w:rFonts w:ascii="Times New Roman" w:hAnsi="Times New Roman" w:cs="Times New Roman"/>
+        </w:rPr>
+        <w:t>.</w:t>
+      </w:r>
+      <w:r>
+        <w:rPr>
+          <w:rFonts w:ascii="Times New Roman" w:hAnsi="Times New Roman" w:cs="Times New Roman"/>
+        </w:rPr>
+        <w:t xml:space="preserve"> </w:t>
+      </w:r>
+      <w:r>
+        <w:rPr>
+          <w:rFonts w:ascii="Times New Roman" w:hAnsi="Times New Roman" w:cs="Times New Roman"/>
+        </w:rPr>
+        <w:t xml:space="preserve">I would also be interested in developing a course </w:t>
+      </w:r>
+      <w:r>
+        <w:rPr>
+          <w:rFonts w:ascii="Times New Roman" w:hAnsi="Times New Roman" w:cs="Times New Roman"/>
+        </w:rPr>
+        <w:t xml:space="preserve">with the emphasis on using a programming language (R or Python) for statistics. </w:t>
       </w:r>
     </w:p>
     <w:p>
@@ -502,75 +876,67 @@
         <w:rPr>
           <w:rFonts w:ascii="Times New Roman" w:hAnsi="Times New Roman" w:cs="Times New Roman"/>
         </w:rPr>
-        <w:t>In Summer 2022, I served as a teaching assistant in the summer of 2022 before I started my PhD study. My main duties were grading assignments and holding office hours. I maintained an open, engaging virtual environment</w:t>
-      </w:r>
-      <w:r>
-        <w:rPr>
-          <w:rFonts w:ascii="Times New Roman" w:hAnsi="Times New Roman" w:cs="Times New Roman"/>
-        </w:rPr>
-        <w:t>, treating the students as future scholars rather than students more junior than I was</w:t>
-      </w:r>
-      <w:r>
-        <w:rPr>
-          <w:rFonts w:ascii="Times New Roman" w:hAnsi="Times New Roman" w:cs="Times New Roman"/>
-        </w:rPr>
-        <w:t xml:space="preserve">. </w:t>
-      </w:r>
-      <w:r>
-        <w:rPr>
-          <w:rFonts w:ascii="Times New Roman" w:hAnsi="Times New Roman" w:cs="Times New Roman"/>
-        </w:rPr>
-        <w:t xml:space="preserve">Trusting that they would master the skills given enough practice, </w:t>
-      </w:r>
-      <w:r>
-        <w:rPr>
-          <w:rFonts w:ascii="Times New Roman" w:hAnsi="Times New Roman" w:cs="Times New Roman"/>
-        </w:rPr>
-        <w:t xml:space="preserve">I helped students work through homework problems and study for exams by walking them through the detailed steps, modeling the steps of learning, and helping them review the concepts. </w:t>
-      </w:r>
-    </w:p>
-    <w:p>
-      <w:pPr>
-        <w:ind w:firstLine="720"/>
-        <w:rPr>
-          <w:rFonts w:ascii="Times New Roman" w:hAnsi="Times New Roman" w:cs="Times New Roman"/>
-          <w:b/>
-          <w:bCs/>
-        </w:rPr>
-      </w:pPr>
-      <w:r>
-        <w:rPr>
-          <w:rFonts w:ascii="Times New Roman" w:hAnsi="Times New Roman" w:cs="Times New Roman"/>
-          <w:b/>
-          <w:bCs/>
-        </w:rPr>
-        <w:t>how you designed the course to show steps that helps one learn</w:t>
-      </w:r>
-    </w:p>
-    <w:p>
-      <w:pPr>
-        <w:ind w:firstLine="720"/>
-        <w:rPr>
-          <w:rFonts w:ascii="Times New Roman" w:hAnsi="Times New Roman" w:cs="Times New Roman"/>
-        </w:rPr>
-      </w:pPr>
-      <w:r>
-        <w:rPr>
-          <w:rFonts w:ascii="Times New Roman" w:hAnsi="Times New Roman" w:cs="Times New Roman"/>
-        </w:rPr>
-        <w:t xml:space="preserve">Shortly after earning my PhD in Musicology, I became an Adjunct Assistant Professor at Wake Forest University. I designed and taught MUS 101, </w:t>
-      </w:r>
-      <w:r>
-        <w:rPr>
-          <w:rFonts w:ascii="Times New Roman" w:hAnsi="Times New Roman" w:cs="Times New Roman"/>
-        </w:rPr>
-        <w:t>I</w:t>
-      </w:r>
-      <w:r>
-        <w:rPr>
-          <w:rFonts w:ascii="Times New Roman" w:hAnsi="Times New Roman" w:cs="Times New Roman"/>
-        </w:rPr>
-        <w:t>ntroduction</w:t>
+        <w:t xml:space="preserve">From musicology to statistics, I </w:t>
+      </w:r>
+      <w:r>
+        <w:rPr>
+          <w:rFonts w:ascii="Times New Roman" w:hAnsi="Times New Roman" w:cs="Times New Roman"/>
+        </w:rPr>
+        <w:t>remain convinced that logical thinking is the key to learni</w:t>
+      </w:r>
+      <w:r>
+        <w:rPr>
+          <w:rFonts w:ascii="Times New Roman" w:hAnsi="Times New Roman" w:cs="Times New Roman"/>
+        </w:rPr>
+        <w:t>ng how to learn</w:t>
+      </w:r>
+      <w:r>
+        <w:rPr>
+          <w:rFonts w:ascii="Times New Roman" w:hAnsi="Times New Roman" w:cs="Times New Roman"/>
+        </w:rPr>
+        <w:t>,</w:t>
+      </w:r>
+      <w:r>
+        <w:rPr>
+          <w:rFonts w:ascii="Times New Roman" w:hAnsi="Times New Roman" w:cs="Times New Roman"/>
+        </w:rPr>
+        <w:t xml:space="preserve"> and the subjects are lens through which to teach the essential skills. </w:t>
+      </w:r>
+      <w:r>
+        <w:rPr>
+          <w:rFonts w:ascii="Times New Roman" w:hAnsi="Times New Roman" w:cs="Times New Roman"/>
+        </w:rPr>
+        <w:t xml:space="preserve">When the intuition is clear, technical details will fall into places that are more easily understood. </w:t>
+      </w:r>
+      <w:r>
+        <w:rPr>
+          <w:rFonts w:ascii="Times New Roman" w:hAnsi="Times New Roman" w:cs="Times New Roman"/>
+        </w:rPr>
+        <w:t xml:space="preserve">I will implement these ideas in my future courses by </w:t>
+      </w:r>
+      <w:r>
+        <w:rPr>
+          <w:rFonts w:ascii="Times New Roman" w:hAnsi="Times New Roman" w:cs="Times New Roman"/>
+        </w:rPr>
+        <w:t xml:space="preserve">providing the motivation </w:t>
+      </w:r>
+      <w:r>
+        <w:rPr>
+          <w:rFonts w:ascii="Times New Roman" w:hAnsi="Times New Roman" w:cs="Times New Roman"/>
+        </w:rPr>
+        <w:t xml:space="preserve">and intuition </w:t>
+      </w:r>
+      <w:r>
+        <w:rPr>
+          <w:rFonts w:ascii="Times New Roman" w:hAnsi="Times New Roman" w:cs="Times New Roman"/>
+        </w:rPr>
+        <w:t>of statistical methods</w:t>
+      </w:r>
+      <w:r>
+        <w:rPr>
+          <w:rFonts w:ascii="Times New Roman" w:hAnsi="Times New Roman" w:cs="Times New Roman"/>
+        </w:rPr>
+        <w:t>, helping students think through the theory</w:t>
       </w:r>
       <w:r>
         <w:rPr>
@@ -582,265 +948,31 @@
         <w:rPr>
           <w:rFonts w:ascii="Times New Roman" w:hAnsi="Times New Roman" w:cs="Times New Roman"/>
         </w:rPr>
-        <w:t>to</w:t>
-      </w:r>
-      <w:r>
-        <w:rPr>
-          <w:rFonts w:ascii="Times New Roman" w:hAnsi="Times New Roman" w:cs="Times New Roman"/>
-        </w:rPr>
-        <w:t xml:space="preserve"> W</w:t>
-      </w:r>
-      <w:r>
-        <w:rPr>
-          <w:rFonts w:ascii="Times New Roman" w:hAnsi="Times New Roman" w:cs="Times New Roman"/>
-        </w:rPr>
-        <w:t>estern</w:t>
-      </w:r>
-      <w:r>
-        <w:rPr>
-          <w:rFonts w:ascii="Times New Roman" w:hAnsi="Times New Roman" w:cs="Times New Roman"/>
-        </w:rPr>
-        <w:t xml:space="preserve"> M</w:t>
-      </w:r>
-      <w:r>
-        <w:rPr>
-          <w:rFonts w:ascii="Times New Roman" w:hAnsi="Times New Roman" w:cs="Times New Roman"/>
-        </w:rPr>
-        <w:t xml:space="preserve">usic at WFU, in Fall 2017. Since the students were not music majors, I carefully considered what topics in music history to cover and what depths to go into. I embedded writing assignments throughout the semester, since writing is an important part of studies in the humanities. I broke down the final paper into different stages—a proposal, an outline, an early draft, and a final draft—to guide students through the writing process. </w:t>
-      </w:r>
-      <w:r>
-        <w:rPr>
-          <w:rFonts w:ascii="Times New Roman" w:hAnsi="Times New Roman" w:cs="Times New Roman"/>
-        </w:rPr>
-        <w:t xml:space="preserve">The assignments </w:t>
-      </w:r>
-      <w:r>
-        <w:rPr>
-          <w:rFonts w:ascii="Times New Roman" w:hAnsi="Times New Roman" w:cs="Times New Roman"/>
-        </w:rPr>
-        <w:t xml:space="preserve">were not just tasks that kept students busy; they </w:t>
-      </w:r>
-      <w:r>
-        <w:rPr>
-          <w:rFonts w:ascii="Times New Roman" w:hAnsi="Times New Roman" w:cs="Times New Roman"/>
-        </w:rPr>
-        <w:t xml:space="preserve">modeled the writing process and helped students learn how to edit their own work. </w:t>
-      </w:r>
-      <w:r>
-        <w:rPr>
-          <w:rFonts w:ascii="Times New Roman" w:hAnsi="Times New Roman" w:cs="Times New Roman"/>
-        </w:rPr>
-        <w:t xml:space="preserve">I emphasized </w:t>
-      </w:r>
-      <w:r>
-        <w:rPr>
-          <w:rFonts w:ascii="Times New Roman" w:hAnsi="Times New Roman" w:cs="Times New Roman"/>
-        </w:rPr>
-        <w:t>t</w:t>
-      </w:r>
-      <w:r>
-        <w:rPr>
-          <w:rFonts w:ascii="Times New Roman" w:hAnsi="Times New Roman" w:cs="Times New Roman"/>
-        </w:rPr>
-        <w:t>he message is that, instead of memorizing composers’ biographies and dates of symphonies, we exercised critical thinking and writing through the lens of music.</w:t>
-      </w:r>
-    </w:p>
-    <w:p>
-      <w:pPr>
-        <w:ind w:firstLine="720"/>
-        <w:rPr>
-          <w:rFonts w:ascii="Times New Roman" w:hAnsi="Times New Roman" w:cs="Times New Roman"/>
-          <w:b/>
-          <w:bCs/>
-        </w:rPr>
-      </w:pPr>
-      <w:r>
-        <w:rPr>
-          <w:rFonts w:ascii="Times New Roman" w:hAnsi="Times New Roman" w:cs="Times New Roman"/>
-          <w:b/>
-          <w:bCs/>
-        </w:rPr>
-        <w:t>v</w:t>
-      </w:r>
-      <w:r>
-        <w:rPr>
-          <w:rFonts w:ascii="Times New Roman" w:hAnsi="Times New Roman" w:cs="Times New Roman"/>
-          <w:b/>
-          <w:bCs/>
-        </w:rPr>
-        <w:t>ision and future plan</w:t>
-      </w:r>
-    </w:p>
-    <w:p>
-      <w:pPr>
-        <w:ind w:firstLine="720"/>
-        <w:rPr>
-          <w:rFonts w:ascii="Times New Roman" w:hAnsi="Times New Roman" w:cs="Times New Roman"/>
-        </w:rPr>
-      </w:pPr>
-      <w:r>
-        <w:rPr>
-          <w:rFonts w:ascii="Times New Roman" w:hAnsi="Times New Roman" w:cs="Times New Roman"/>
-        </w:rPr>
-        <w:t xml:space="preserve">If I were to teach at WFU, I would be particularly interested in teaching </w:t>
-      </w:r>
-      <w:r>
-        <w:rPr>
-          <w:rFonts w:ascii="Times New Roman" w:hAnsi="Times New Roman" w:cs="Times New Roman"/>
-        </w:rPr>
-        <w:t xml:space="preserve">STA 112 </w:t>
-      </w:r>
-      <w:r>
-        <w:rPr>
-          <w:rFonts w:ascii="Times New Roman" w:hAnsi="Times New Roman" w:cs="Times New Roman"/>
-        </w:rPr>
-        <w:t>(</w:t>
-      </w:r>
-      <w:r>
-        <w:rPr>
-          <w:rFonts w:ascii="Times New Roman" w:hAnsi="Times New Roman" w:cs="Times New Roman"/>
-        </w:rPr>
-        <w:t>Introduction to Regression and Data Scienc</w:t>
-      </w:r>
-      <w:r>
-        <w:rPr>
-          <w:rFonts w:ascii="Times New Roman" w:hAnsi="Times New Roman" w:cs="Times New Roman"/>
-        </w:rPr>
-        <w:t xml:space="preserve">e), </w:t>
-      </w:r>
-      <w:r>
-        <w:rPr>
-          <w:rFonts w:ascii="Times New Roman" w:hAnsi="Times New Roman" w:cs="Times New Roman"/>
-        </w:rPr>
-        <w:t xml:space="preserve">STA 312 </w:t>
-      </w:r>
-      <w:r>
-        <w:rPr>
-          <w:rFonts w:ascii="Times New Roman" w:hAnsi="Times New Roman" w:cs="Times New Roman"/>
-        </w:rPr>
-        <w:t>(</w:t>
-      </w:r>
-      <w:r>
-        <w:rPr>
-          <w:rFonts w:ascii="Times New Roman" w:hAnsi="Times New Roman" w:cs="Times New Roman"/>
-        </w:rPr>
-        <w:t>Linear Models</w:t>
-      </w:r>
-      <w:r>
-        <w:rPr>
-          <w:rFonts w:ascii="Times New Roman" w:hAnsi="Times New Roman" w:cs="Times New Roman"/>
-        </w:rPr>
-        <w:t xml:space="preserve">), and </w:t>
-      </w:r>
-      <w:r>
-        <w:rPr>
-          <w:rFonts w:ascii="Times New Roman" w:hAnsi="Times New Roman" w:cs="Times New Roman"/>
-        </w:rPr>
-        <w:t xml:space="preserve">STA 365 </w:t>
-      </w:r>
-      <w:r>
-        <w:rPr>
-          <w:rFonts w:ascii="Times New Roman" w:hAnsi="Times New Roman" w:cs="Times New Roman"/>
-        </w:rPr>
-        <w:t>(</w:t>
-      </w:r>
-      <w:r>
-        <w:rPr>
-          <w:rFonts w:ascii="Times New Roman" w:hAnsi="Times New Roman" w:cs="Times New Roman"/>
-        </w:rPr>
-        <w:t>Applied Bayesian Statistics</w:t>
-      </w:r>
-      <w:r>
-        <w:rPr>
-          <w:rFonts w:ascii="Times New Roman" w:hAnsi="Times New Roman" w:cs="Times New Roman"/>
-        </w:rPr>
-        <w:t>)</w:t>
-      </w:r>
-      <w:r>
-        <w:rPr>
-          <w:rFonts w:ascii="Times New Roman" w:hAnsi="Times New Roman" w:cs="Times New Roman"/>
-        </w:rPr>
-        <w:t>.</w:t>
-      </w:r>
-      <w:r>
-        <w:rPr>
-          <w:rFonts w:ascii="Times New Roman" w:hAnsi="Times New Roman" w:cs="Times New Roman"/>
-        </w:rPr>
-        <w:t xml:space="preserve"> </w:t>
-      </w:r>
-      <w:r>
-        <w:rPr>
-          <w:rFonts w:ascii="Times New Roman" w:hAnsi="Times New Roman" w:cs="Times New Roman"/>
-        </w:rPr>
-        <w:t xml:space="preserve">I would also be interested in developing a course </w:t>
-      </w:r>
-      <w:r>
-        <w:rPr>
-          <w:rFonts w:ascii="Times New Roman" w:hAnsi="Times New Roman" w:cs="Times New Roman"/>
-        </w:rPr>
-        <w:t xml:space="preserve">with the emphasis on using a programming language (R or Python) for statistics. </w:t>
-      </w:r>
-    </w:p>
-    <w:p>
-      <w:pPr>
-        <w:ind w:firstLine="720"/>
-        <w:rPr>
-          <w:rFonts w:ascii="Times New Roman" w:hAnsi="Times New Roman" w:cs="Times New Roman"/>
-        </w:rPr>
-      </w:pPr>
-      <w:r>
-        <w:rPr>
-          <w:rFonts w:ascii="Times New Roman" w:hAnsi="Times New Roman" w:cs="Times New Roman"/>
-        </w:rPr>
-        <w:t xml:space="preserve">From musicology to statistics, I </w:t>
-      </w:r>
-      <w:r>
-        <w:rPr>
-          <w:rFonts w:ascii="Times New Roman" w:hAnsi="Times New Roman" w:cs="Times New Roman"/>
-        </w:rPr>
-        <w:t>remain convinced that logical thinking is the key to learni</w:t>
-      </w:r>
-      <w:r>
-        <w:rPr>
-          <w:rFonts w:ascii="Times New Roman" w:hAnsi="Times New Roman" w:cs="Times New Roman"/>
-        </w:rPr>
-        <w:t>ng how to learn</w:t>
-      </w:r>
-      <w:r>
-        <w:rPr>
-          <w:rFonts w:ascii="Times New Roman" w:hAnsi="Times New Roman" w:cs="Times New Roman"/>
-        </w:rPr>
-        <w:t>,</w:t>
-      </w:r>
-      <w:r>
-        <w:rPr>
-          <w:rFonts w:ascii="Times New Roman" w:hAnsi="Times New Roman" w:cs="Times New Roman"/>
-        </w:rPr>
-        <w:t xml:space="preserve"> and the subjects are lens through which to teach the essential skills. </w:t>
-      </w:r>
-      <w:r>
-        <w:rPr>
-          <w:rFonts w:ascii="Times New Roman" w:hAnsi="Times New Roman" w:cs="Times New Roman"/>
-        </w:rPr>
-        <w:t xml:space="preserve">When the intuition is clear, technical details will fall into places that are more easily understood. </w:t>
-      </w:r>
-      <w:r>
-        <w:rPr>
-          <w:rFonts w:ascii="Times New Roman" w:hAnsi="Times New Roman" w:cs="Times New Roman"/>
-        </w:rPr>
-        <w:t xml:space="preserve">Understanding why something matters is crucial; clearly providing the motivation of statistical methods can maintain learning interests. </w:t>
-      </w:r>
-      <w:r>
-        <w:rPr>
-          <w:rFonts w:ascii="Times New Roman" w:hAnsi="Times New Roman" w:cs="Times New Roman"/>
-        </w:rPr>
-        <w:t xml:space="preserve">Learning how to learn, I believe, is the ultimate goal. Besides providing motivation and intuition, a clear learning path that is composed of tangible steps can ease anxiety and model how students can learn something new on their own in the future. </w:t>
-      </w:r>
-      <w:r>
-        <w:rPr>
-          <w:rFonts w:ascii="Times New Roman" w:hAnsi="Times New Roman" w:cs="Times New Roman"/>
-        </w:rPr>
-        <w:t>With my experience and deep interest in teaching, I am convinced that I am ready to work with students of all levels and majors at WFU.</w:t>
+        <w:t xml:space="preserve">behind methodologies </w:t>
+      </w:r>
+      <w:r>
+        <w:rPr>
+          <w:rFonts w:ascii="Times New Roman" w:hAnsi="Times New Roman" w:cs="Times New Roman"/>
+        </w:rPr>
+        <w:t xml:space="preserve">in the broad sense </w:t>
+      </w:r>
+      <w:r>
+        <w:rPr>
+          <w:rFonts w:ascii="Times New Roman" w:hAnsi="Times New Roman" w:cs="Times New Roman"/>
+        </w:rPr>
+        <w:t xml:space="preserve">without being bogged down by details, and </w:t>
+      </w:r>
+      <w:r>
+        <w:rPr>
+          <w:rFonts w:ascii="Times New Roman" w:hAnsi="Times New Roman" w:cs="Times New Roman"/>
+        </w:rPr>
+        <w:t xml:space="preserve">use tangible steps to cultivate students’ learning skills. </w:t>
+      </w:r>
+      <w:r>
+        <w:rPr>
+          <w:rFonts w:ascii="Times New Roman" w:hAnsi="Times New Roman" w:cs="Times New Roman"/>
+        </w:rPr>
+        <w:t>With my experience and deep interest in teaching, I am ready to work with students of all levels and majors at WFU.</w:t>
       </w:r>
     </w:p>
     <w:p>

--- a/assets/teaching_statement_WFU.docx
+++ b/assets/teaching_statement_WFU.docx
@@ -177,7 +177,25 @@
         <w:rPr>
           <w:rFonts w:ascii="Times New Roman" w:hAnsi="Times New Roman" w:cs="Times New Roman"/>
         </w:rPr>
-        <w:t>, students of all levels should be treated as future scholars.</w:t>
+        <w:t xml:space="preserve">, students of all levels should be </w:t>
+      </w:r>
+      <w:r>
+        <w:rPr>
+          <w:rFonts w:ascii="Times New Roman" w:hAnsi="Times New Roman" w:cs="Times New Roman"/>
+        </w:rPr>
+        <w:t>respected and view</w:t>
+      </w:r>
+      <w:r>
+        <w:rPr>
+          <w:rFonts w:ascii="Times New Roman" w:hAnsi="Times New Roman" w:cs="Times New Roman"/>
+        </w:rPr>
+        <w:t>ed as scholars</w:t>
+      </w:r>
+      <w:r>
+        <w:rPr>
+          <w:rFonts w:ascii="Times New Roman" w:hAnsi="Times New Roman" w:cs="Times New Roman"/>
+        </w:rPr>
+        <w:t>-in-training.</w:t>
       </w:r>
     </w:p>
     <w:p>
@@ -191,7 +209,19 @@
         <w:rPr>
           <w:rFonts w:ascii="Times New Roman" w:hAnsi="Times New Roman" w:cs="Times New Roman"/>
         </w:rPr>
-        <w:t>I have always believed that critical thinking underlines all learning, and I had the opportunity to put it into practice i</w:t>
+        <w:t>I have always believed that critical thinking underlines all learning</w:t>
+      </w:r>
+      <w:r>
+        <w:rPr>
+          <w:rFonts w:ascii="Times New Roman" w:hAnsi="Times New Roman" w:cs="Times New Roman"/>
+        </w:rPr>
+        <w:t>. In Summer 2025,</w:t>
+      </w:r>
+      <w:r>
+        <w:rPr>
+          <w:rFonts w:ascii="Times New Roman" w:hAnsi="Times New Roman" w:cs="Times New Roman"/>
+        </w:rPr>
+        <w:t xml:space="preserve"> I had the opportunity to put it into practice i</w:t>
       </w:r>
       <w:r>
         <w:rPr>
@@ -245,75 +275,67 @@
         <w:rPr>
           <w:rFonts w:ascii="Times New Roman" w:hAnsi="Times New Roman" w:cs="Times New Roman"/>
         </w:rPr>
-        <w:t xml:space="preserve"> two groups of students—undergraduate students from NC State and high school students from North Carolina School of Science and Mathematics</w:t>
-      </w:r>
-      <w:r>
-        <w:rPr>
-          <w:rFonts w:ascii="Times New Roman" w:hAnsi="Times New Roman" w:cs="Times New Roman"/>
-        </w:rPr>
-        <w:t>—on data science projects</w:t>
-      </w:r>
-      <w:r>
-        <w:rPr>
-          <w:rFonts w:ascii="Times New Roman" w:hAnsi="Times New Roman" w:cs="Times New Roman"/>
-        </w:rPr>
-        <w:t xml:space="preserve">. The undergraduate students were </w:t>
-      </w:r>
-      <w:r>
-        <w:rPr>
-          <w:rFonts w:ascii="Times New Roman" w:hAnsi="Times New Roman" w:cs="Times New Roman"/>
-        </w:rPr>
-        <w:t xml:space="preserve">participants of </w:t>
-      </w:r>
-      <w:r>
-        <w:rPr>
-          <w:rFonts w:ascii="Times New Roman" w:hAnsi="Times New Roman" w:cs="Times New Roman"/>
-          <w:i/>
-          <w:iCs/>
-        </w:rPr>
-        <w:t>Rural</w:t>
-      </w:r>
-      <w:r>
-        <w:rPr>
-          <w:rFonts w:ascii="Times New Roman" w:hAnsi="Times New Roman" w:cs="Times New Roman"/>
-          <w:i/>
-          <w:iCs/>
-        </w:rPr>
         <w:t xml:space="preserve"> </w:t>
       </w:r>
       <w:r>
         <w:rPr>
           <w:rFonts w:ascii="Times New Roman" w:hAnsi="Times New Roman" w:cs="Times New Roman"/>
-          <w:i/>
-          <w:iCs/>
-        </w:rPr>
-        <w:t>Works</w:t>
-      </w:r>
-      <w:r>
-        <w:rPr>
-          <w:rFonts w:ascii="Times New Roman" w:hAnsi="Times New Roman" w:cs="Times New Roman"/>
-          <w:i/>
-          <w:iCs/>
-        </w:rPr>
-        <w:t>!</w:t>
-      </w:r>
-      <w:r>
-        <w:rPr>
-          <w:rFonts w:ascii="Times New Roman" w:hAnsi="Times New Roman" w:cs="Times New Roman"/>
-        </w:rPr>
-        <w:t>, sponsored by the State Employees’ Credit Union (SECU), and worked as interns at non-profit organizations</w:t>
-      </w:r>
-      <w:r>
-        <w:rPr>
-          <w:rFonts w:ascii="Times New Roman" w:hAnsi="Times New Roman" w:cs="Times New Roman"/>
-        </w:rPr>
-        <w:t xml:space="preserve">. A requirement of their internships was </w:t>
-      </w:r>
-      <w:r>
-        <w:rPr>
-          <w:rFonts w:ascii="Times New Roman" w:hAnsi="Times New Roman" w:cs="Times New Roman"/>
-        </w:rPr>
-        <w:t xml:space="preserve">a data science project. I met with six of them individually throughout the summer, guiding them through the project from identifying data, analysis, to deciding presentation format and visualization. None of my students were mathematics or statistics majors. Since they were unfamiliar with data analysis, </w:t>
+        </w:rPr>
+        <w:t xml:space="preserve">six </w:t>
+      </w:r>
+      <w:r>
+        <w:rPr>
+          <w:rFonts w:ascii="Times New Roman" w:hAnsi="Times New Roman" w:cs="Times New Roman"/>
+        </w:rPr>
+        <w:t>undergraduate students from NC State</w:t>
+      </w:r>
+      <w:r>
+        <w:rPr>
+          <w:rFonts w:ascii="Times New Roman" w:hAnsi="Times New Roman" w:cs="Times New Roman"/>
+        </w:rPr>
+        <w:t xml:space="preserve"> </w:t>
+      </w:r>
+      <w:r>
+        <w:rPr>
+          <w:rFonts w:ascii="Times New Roman" w:hAnsi="Times New Roman" w:cs="Times New Roman"/>
+        </w:rPr>
+        <w:t>on data science projects</w:t>
+      </w:r>
+      <w:r>
+        <w:rPr>
+          <w:rFonts w:ascii="Times New Roman" w:hAnsi="Times New Roman" w:cs="Times New Roman"/>
+        </w:rPr>
+        <w:t xml:space="preserve">, a requirement of their </w:t>
+      </w:r>
+      <w:r>
+        <w:rPr>
+          <w:rFonts w:ascii="Times New Roman" w:hAnsi="Times New Roman" w:cs="Times New Roman"/>
+        </w:rPr>
+        <w:t xml:space="preserve">summer </w:t>
+      </w:r>
+      <w:r>
+        <w:rPr>
+          <w:rFonts w:ascii="Times New Roman" w:hAnsi="Times New Roman" w:cs="Times New Roman"/>
+        </w:rPr>
+        <w:t>internships</w:t>
+      </w:r>
+      <w:r>
+        <w:rPr>
+          <w:rFonts w:ascii="Times New Roman" w:hAnsi="Times New Roman" w:cs="Times New Roman"/>
+        </w:rPr>
+        <w:t xml:space="preserve"> at non-profit organizations</w:t>
+      </w:r>
+      <w:r>
+        <w:rPr>
+          <w:rFonts w:ascii="Times New Roman" w:hAnsi="Times New Roman" w:cs="Times New Roman"/>
+        </w:rPr>
+        <w:t xml:space="preserve">. </w:t>
+      </w:r>
+      <w:r>
+        <w:rPr>
+          <w:rFonts w:ascii="Times New Roman" w:hAnsi="Times New Roman" w:cs="Times New Roman"/>
+        </w:rPr>
+        <w:t xml:space="preserve">I met with them individually throughout the summer, guiding them through the project from identifying data, analysis, to deciding presentation format and visualization. None of my students were mathematics or statistics majors. Since they were unfamiliar with data analysis, </w:t>
       </w:r>
       <w:r>
         <w:rPr>
@@ -349,7 +371,13 @@
         <w:rPr>
           <w:rFonts w:ascii="Times New Roman" w:hAnsi="Times New Roman" w:cs="Times New Roman"/>
         </w:rPr>
-        <w:t xml:space="preserve">. </w:t>
+        <w:t>.</w:t>
+      </w:r>
+      <w:r>
+        <w:rPr>
+          <w:rFonts w:ascii="Times New Roman" w:hAnsi="Times New Roman" w:cs="Times New Roman"/>
+        </w:rPr>
+        <w:t xml:space="preserve"> </w:t>
       </w:r>
       <w:r>
         <w:rPr>
@@ -361,43 +389,31 @@
         <w:rPr>
           <w:rFonts w:ascii="Times New Roman" w:hAnsi="Times New Roman" w:cs="Times New Roman"/>
         </w:rPr>
-        <w:t xml:space="preserve">My </w:t>
-      </w:r>
-      <w:r>
-        <w:rPr>
-          <w:rFonts w:ascii="Times New Roman" w:hAnsi="Times New Roman" w:cs="Times New Roman"/>
-        </w:rPr>
-        <w:t xml:space="preserve">students </w:t>
-      </w:r>
-      <w:r>
-        <w:rPr>
-          <w:rFonts w:ascii="Times New Roman" w:hAnsi="Times New Roman" w:cs="Times New Roman"/>
-        </w:rPr>
-        <w:t>presented their</w:t>
-      </w:r>
-      <w:r>
-        <w:rPr>
-          <w:rFonts w:ascii="Times New Roman" w:hAnsi="Times New Roman" w:cs="Times New Roman"/>
-        </w:rPr>
-        <w:t xml:space="preserve"> data</w:t>
-      </w:r>
-      <w:r>
-        <w:rPr>
-          <w:rFonts w:ascii="Times New Roman" w:hAnsi="Times New Roman" w:cs="Times New Roman"/>
-        </w:rPr>
-        <w:t xml:space="preserve"> with effective visualization and storyline</w:t>
+        <w:t xml:space="preserve">One student collected the numbers and types of legal cases at a legal aid organization between 2015 and 2025, demonstrating how the pandemic drastically increases the number of legal cases about housing. Another student used assessment data from a childcare facility to show the </w:t>
+      </w:r>
+      <w:r>
+        <w:rPr>
+          <w:rFonts w:ascii="Times New Roman" w:hAnsi="Times New Roman" w:cs="Times New Roman"/>
+        </w:rPr>
+        <w:t>growth of children with and without special needs</w:t>
+      </w:r>
+      <w:r>
+        <w:rPr>
+          <w:rFonts w:ascii="Times New Roman" w:hAnsi="Times New Roman" w:cs="Times New Roman"/>
+        </w:rPr>
+        <w:t xml:space="preserve"> as well as the demographics of families benefitting from the organization</w:t>
+      </w:r>
+      <w:r>
+        <w:rPr>
+          <w:rFonts w:ascii="Times New Roman" w:hAnsi="Times New Roman" w:cs="Times New Roman"/>
+        </w:rPr>
+        <w:t>.</w:t>
       </w:r>
       <w:r>
         <w:rPr>
           <w:rFonts w:ascii="Times New Roman" w:hAnsi="Times New Roman" w:cs="Times New Roman"/>
         </w:rPr>
         <w:t xml:space="preserve"> </w:t>
-      </w:r>
-      <w:r>
-        <w:rPr>
-          <w:rFonts w:ascii="Times New Roman" w:hAnsi="Times New Roman" w:cs="Times New Roman"/>
-        </w:rPr>
-        <w:t>in their final presentations.</w:t>
       </w:r>
     </w:p>
     <w:p>
@@ -411,13 +427,49 @@
         <w:rPr>
           <w:rFonts w:ascii="Times New Roman" w:hAnsi="Times New Roman" w:cs="Times New Roman"/>
         </w:rPr>
-        <w:t xml:space="preserve">During the same summer, I also put into practice my philosophy of helping students learn on their own. </w:t>
-      </w:r>
-      <w:r>
-        <w:rPr>
-          <w:rFonts w:ascii="Times New Roman" w:hAnsi="Times New Roman" w:cs="Times New Roman"/>
-        </w:rPr>
-        <w:t>The high school students were participants in the Summer Research and Innovation Programs. The 2025 cohort—with just six students—was smaller than usual; they were paired up with three community sponsors and each group embarked on a data science project in an intensive six-week program. My duties included giving two tutorial sessions</w:t>
+        <w:t>During the same summer,</w:t>
+      </w:r>
+      <w:r>
+        <w:rPr>
+          <w:rFonts w:ascii="Times New Roman" w:hAnsi="Times New Roman" w:cs="Times New Roman"/>
+        </w:rPr>
+        <w:t xml:space="preserve"> I also advised </w:t>
+      </w:r>
+      <w:r>
+        <w:rPr>
+          <w:rFonts w:ascii="Times New Roman" w:hAnsi="Times New Roman" w:cs="Times New Roman"/>
+        </w:rPr>
+        <w:t>high school students from North Carolina School of Science and Mathematics</w:t>
+      </w:r>
+      <w:r>
+        <w:rPr>
+          <w:rFonts w:ascii="Times New Roman" w:hAnsi="Times New Roman" w:cs="Times New Roman"/>
+        </w:rPr>
+        <w:t xml:space="preserve"> and</w:t>
+      </w:r>
+      <w:r>
+        <w:rPr>
+          <w:rFonts w:ascii="Times New Roman" w:hAnsi="Times New Roman" w:cs="Times New Roman"/>
+        </w:rPr>
+        <w:t xml:space="preserve"> put into practice my philosophy of helping students learn on their own. </w:t>
+      </w:r>
+      <w:r>
+        <w:rPr>
+          <w:rFonts w:ascii="Times New Roman" w:hAnsi="Times New Roman" w:cs="Times New Roman"/>
+        </w:rPr>
+        <w:t xml:space="preserve">For the </w:t>
+      </w:r>
+      <w:r>
+        <w:rPr>
+          <w:rFonts w:ascii="Times New Roman" w:hAnsi="Times New Roman" w:cs="Times New Roman"/>
+        </w:rPr>
+        <w:t>Summer Research and Innovation Programs</w:t>
+      </w:r>
+      <w:r>
+        <w:rPr>
+          <w:rFonts w:ascii="Times New Roman" w:hAnsi="Times New Roman" w:cs="Times New Roman"/>
+        </w:rPr>
+        <w:t>, I gave two tutorials</w:t>
       </w:r>
       <w:r>
         <w:rPr>
@@ -429,7 +481,31 @@
         <w:rPr>
           <w:rFonts w:ascii="Times New Roman" w:hAnsi="Times New Roman" w:cs="Times New Roman"/>
         </w:rPr>
-        <w:t xml:space="preserve"> to all students and advising two students assigned to work with the Lake James Environmental Association, who hoped to provide better visualization for their data. I held weekly office hours with my students, </w:t>
+        <w:t xml:space="preserve"> to all </w:t>
+      </w:r>
+      <w:r>
+        <w:rPr>
+          <w:rFonts w:ascii="Times New Roman" w:hAnsi="Times New Roman" w:cs="Times New Roman"/>
+        </w:rPr>
+        <w:t>six</w:t>
+      </w:r>
+      <w:r>
+        <w:rPr>
+          <w:rFonts w:ascii="Times New Roman" w:hAnsi="Times New Roman" w:cs="Times New Roman"/>
+        </w:rPr>
+        <w:t xml:space="preserve"> students and advised two students for their group project</w:t>
+      </w:r>
+      <w:r>
+        <w:rPr>
+          <w:rFonts w:ascii="Times New Roman" w:hAnsi="Times New Roman" w:cs="Times New Roman"/>
+        </w:rPr>
+        <w:t xml:space="preserve"> on improving visualization for</w:t>
+      </w:r>
+      <w:r>
+        <w:rPr>
+          <w:rFonts w:ascii="Times New Roman" w:hAnsi="Times New Roman" w:cs="Times New Roman"/>
+        </w:rPr>
+        <w:t xml:space="preserve"> the Lake James Environmental Association. I held weekly office hours with my students, </w:t>
       </w:r>
       <w:r>
         <w:rPr>
@@ -561,32 +637,68 @@
         <w:rPr>
           <w:rFonts w:ascii="Times New Roman" w:hAnsi="Times New Roman" w:cs="Times New Roman"/>
         </w:rPr>
-        <w:t>I</w:t>
-      </w:r>
-      <w:r>
-        <w:rPr>
-          <w:rFonts w:ascii="Times New Roman" w:hAnsi="Times New Roman" w:cs="Times New Roman"/>
-        </w:rPr>
-        <w:t xml:space="preserve">t was truly a joy to watch them construct the dashboard, troubleshoot, and present their progress. They ended up </w:t>
+        <w:t xml:space="preserve">Their </w:t>
+      </w:r>
+      <w:r>
+        <w:rPr>
+          <w:rFonts w:ascii="Times New Roman" w:hAnsi="Times New Roman" w:cs="Times New Roman"/>
+        </w:rPr>
+        <w:t xml:space="preserve">final </w:t>
+      </w:r>
+      <w:r>
+        <w:rPr>
+          <w:rFonts w:ascii="Times New Roman" w:hAnsi="Times New Roman" w:cs="Times New Roman"/>
+        </w:rPr>
+        <w:t>dashboard shows biological, habitat, and chemical data about Lake James, uses boxplots pre- and post-Hurricane Helene to demonstrate the effect</w:t>
+      </w:r>
+      <w:r>
+        <w:rPr>
+          <w:rFonts w:ascii="Times New Roman" w:hAnsi="Times New Roman" w:cs="Times New Roman"/>
+        </w:rPr>
+        <w:t>s</w:t>
+      </w:r>
+      <w:r>
+        <w:rPr>
+          <w:rFonts w:ascii="Times New Roman" w:hAnsi="Times New Roman" w:cs="Times New Roman"/>
+        </w:rPr>
+        <w:t xml:space="preserve"> of the flood, and </w:t>
+      </w:r>
+      <w:r>
+        <w:rPr>
+          <w:rFonts w:ascii="Times New Roman" w:hAnsi="Times New Roman" w:cs="Times New Roman"/>
+        </w:rPr>
+        <w:t>uses</w:t>
+      </w:r>
+      <w:r>
+        <w:rPr>
+          <w:rFonts w:ascii="Times New Roman" w:hAnsi="Times New Roman" w:cs="Times New Roman"/>
+        </w:rPr>
+        <w:t xml:space="preserve"> scatter plots </w:t>
+      </w:r>
+      <w:r>
+        <w:rPr>
+          <w:rFonts w:ascii="Times New Roman" w:hAnsi="Times New Roman" w:cs="Times New Roman"/>
+        </w:rPr>
+        <w:t>with</w:t>
+      </w:r>
+      <w:r>
+        <w:rPr>
+          <w:rFonts w:ascii="Times New Roman" w:hAnsi="Times New Roman" w:cs="Times New Roman"/>
+        </w:rPr>
+        <w:t xml:space="preserve"> linear regression lines </w:t>
       </w:r>
       <w:r>
         <w:rPr>
           <w:rFonts w:ascii="Times New Roman" w:hAnsi="Times New Roman" w:cs="Times New Roman"/>
         </w:rPr>
         <w:lastRenderedPageBreak/>
-        <w:t>putting a dashboard online and gave an amazing final presentation,</w:t>
-      </w:r>
-      <w:r>
-        <w:rPr>
-          <w:rFonts w:ascii="Times New Roman" w:hAnsi="Times New Roman" w:cs="Times New Roman"/>
-        </w:rPr>
-        <w:t xml:space="preserve"> and I could not be more proud of them</w:t>
-      </w:r>
-      <w:r>
-        <w:rPr>
-          <w:rFonts w:ascii="Times New Roman" w:hAnsi="Times New Roman" w:cs="Times New Roman"/>
-        </w:rPr>
-        <w:t>. The advising experience was so rewarding that it was sad to say goodbye to them in the final meeting.</w:t>
+        <w:t xml:space="preserve">to show correlations between levels of different chemicals. </w:t>
+      </w:r>
+      <w:r>
+        <w:rPr>
+          <w:rFonts w:ascii="Times New Roman" w:hAnsi="Times New Roman" w:cs="Times New Roman"/>
+        </w:rPr>
+        <w:t>The advising experience was so rewarding that it was sad to say goodbye to them in the final meeting.</w:t>
       </w:r>
     </w:p>
     <w:p>
@@ -600,37 +712,55 @@
         <w:rPr>
           <w:rFonts w:ascii="Times New Roman" w:hAnsi="Times New Roman" w:cs="Times New Roman"/>
         </w:rPr>
-        <w:t xml:space="preserve">Besides enabling students to learn, respect is critical in the learning environment. </w:t>
-      </w:r>
-      <w:r>
-        <w:rPr>
-          <w:rFonts w:ascii="Times New Roman" w:hAnsi="Times New Roman" w:cs="Times New Roman"/>
-        </w:rPr>
-        <w:t>In Summer 2022, I served as a teaching assistant in the summer of 2022 before I started my PhD study. My main duties were grading assignments and holding office hours. I maintained an open, engaging virtual environment</w:t>
-      </w:r>
-      <w:r>
-        <w:rPr>
-          <w:rFonts w:ascii="Times New Roman" w:hAnsi="Times New Roman" w:cs="Times New Roman"/>
-        </w:rPr>
-        <w:t>, treating the students as future scholars rather than students more junior than I was</w:t>
-      </w:r>
-      <w:r>
-        <w:rPr>
-          <w:rFonts w:ascii="Times New Roman" w:hAnsi="Times New Roman" w:cs="Times New Roman"/>
-        </w:rPr>
-        <w:t xml:space="preserve">. </w:t>
-      </w:r>
-      <w:r>
-        <w:rPr>
-          <w:rFonts w:ascii="Times New Roman" w:hAnsi="Times New Roman" w:cs="Times New Roman"/>
-        </w:rPr>
-        <w:t xml:space="preserve">Trusting that they would master the skills given enough practice, </w:t>
-      </w:r>
-      <w:r>
-        <w:rPr>
-          <w:rFonts w:ascii="Times New Roman" w:hAnsi="Times New Roman" w:cs="Times New Roman"/>
-        </w:rPr>
-        <w:t xml:space="preserve">I helped students work through homework problems and study for exams by walking them through the detailed steps, modeling the steps of learning, and helping them review the concepts. </w:t>
+        <w:t xml:space="preserve">Guided by teaching philosophy, the details of a course should also work together to enhance the learning experience. Shortly after earning my PhD in Musicology, I became an Adjunct Assistant Professor at Wake Forest University. I designed and taught MUS 101, </w:t>
+      </w:r>
+      <w:r>
+        <w:rPr>
+          <w:rFonts w:ascii="Times New Roman" w:hAnsi="Times New Roman" w:cs="Times New Roman"/>
+        </w:rPr>
+        <w:t>I</w:t>
+      </w:r>
+      <w:r>
+        <w:rPr>
+          <w:rFonts w:ascii="Times New Roman" w:hAnsi="Times New Roman" w:cs="Times New Roman"/>
+        </w:rPr>
+        <w:t>ntroduction</w:t>
+      </w:r>
+      <w:r>
+        <w:rPr>
+          <w:rFonts w:ascii="Times New Roman" w:hAnsi="Times New Roman" w:cs="Times New Roman"/>
+        </w:rPr>
+        <w:t xml:space="preserve"> </w:t>
+      </w:r>
+      <w:r>
+        <w:rPr>
+          <w:rFonts w:ascii="Times New Roman" w:hAnsi="Times New Roman" w:cs="Times New Roman"/>
+        </w:rPr>
+        <w:t>to</w:t>
+      </w:r>
+      <w:r>
+        <w:rPr>
+          <w:rFonts w:ascii="Times New Roman" w:hAnsi="Times New Roman" w:cs="Times New Roman"/>
+        </w:rPr>
+        <w:t xml:space="preserve"> W</w:t>
+      </w:r>
+      <w:r>
+        <w:rPr>
+          <w:rFonts w:ascii="Times New Roman" w:hAnsi="Times New Roman" w:cs="Times New Roman"/>
+        </w:rPr>
+        <w:t>estern</w:t>
+      </w:r>
+      <w:r>
+        <w:rPr>
+          <w:rFonts w:ascii="Times New Roman" w:hAnsi="Times New Roman" w:cs="Times New Roman"/>
+        </w:rPr>
+        <w:t xml:space="preserve"> M</w:t>
+      </w:r>
+      <w:r>
+        <w:rPr>
+          <w:rFonts w:ascii="Times New Roman" w:hAnsi="Times New Roman" w:cs="Times New Roman"/>
+        </w:rPr>
+        <w:t>usic at WFU, in Fall 2017. Since the students were not music majors, I carefully considered what topics in music history to cover and what depths to go into. I embedded writing assignments throughout the semester, since writing is an important part of studies in the humanities. I broke down the final paper into different stages—a proposal, an outline, an early draft, and a final draft—to guide students through the writing process. The assignments were not just tasks that kept students busy; they modeled the writing process and helped students learn how to edit their own work. I emphasized the message is that, instead of memorizing composers’ biographies and dates of symphonies, we exercised critical thinking and writing through the lens of music.</w:t>
       </w:r>
     </w:p>
     <w:p>
@@ -644,97 +774,85 @@
         <w:rPr>
           <w:rFonts w:ascii="Times New Roman" w:hAnsi="Times New Roman" w:cs="Times New Roman"/>
         </w:rPr>
-        <w:t xml:space="preserve">Guided by teaching philosophy and helped by a respectful environment, the details of a course should also work together to enhance the learning experience. </w:t>
-      </w:r>
-      <w:r>
-        <w:rPr>
-          <w:rFonts w:ascii="Times New Roman" w:hAnsi="Times New Roman" w:cs="Times New Roman"/>
-        </w:rPr>
-        <w:t xml:space="preserve">Shortly after earning my PhD in Musicology, I became an Adjunct Assistant Professor at Wake Forest University. I designed and taught MUS 101, </w:t>
-      </w:r>
-      <w:r>
-        <w:rPr>
-          <w:rFonts w:ascii="Times New Roman" w:hAnsi="Times New Roman" w:cs="Times New Roman"/>
-        </w:rPr>
-        <w:t>I</w:t>
-      </w:r>
-      <w:r>
-        <w:rPr>
-          <w:rFonts w:ascii="Times New Roman" w:hAnsi="Times New Roman" w:cs="Times New Roman"/>
-        </w:rPr>
-        <w:t>ntroduction</w:t>
-      </w:r>
-      <w:r>
-        <w:rPr>
-          <w:rFonts w:ascii="Times New Roman" w:hAnsi="Times New Roman" w:cs="Times New Roman"/>
-        </w:rPr>
-        <w:t xml:space="preserve"> </w:t>
-      </w:r>
-      <w:r>
-        <w:rPr>
-          <w:rFonts w:ascii="Times New Roman" w:hAnsi="Times New Roman" w:cs="Times New Roman"/>
-        </w:rPr>
-        <w:t>to</w:t>
-      </w:r>
-      <w:r>
-        <w:rPr>
-          <w:rFonts w:ascii="Times New Roman" w:hAnsi="Times New Roman" w:cs="Times New Roman"/>
-        </w:rPr>
-        <w:t xml:space="preserve"> W</w:t>
-      </w:r>
-      <w:r>
-        <w:rPr>
-          <w:rFonts w:ascii="Times New Roman" w:hAnsi="Times New Roman" w:cs="Times New Roman"/>
-        </w:rPr>
-        <w:t>estern</w:t>
-      </w:r>
-      <w:r>
-        <w:rPr>
-          <w:rFonts w:ascii="Times New Roman" w:hAnsi="Times New Roman" w:cs="Times New Roman"/>
-        </w:rPr>
-        <w:t xml:space="preserve"> M</w:t>
-      </w:r>
-      <w:r>
-        <w:rPr>
-          <w:rFonts w:ascii="Times New Roman" w:hAnsi="Times New Roman" w:cs="Times New Roman"/>
-        </w:rPr>
-        <w:t xml:space="preserve">usic at WFU, in Fall 2017. Since the students were not music majors, I carefully considered what topics in music history to cover and what depths to go into. I embedded writing assignments throughout the semester, since writing is an important part of studies in the humanities. I broke down the final paper into different stages—a proposal, an outline, an early draft, and a final draft—to guide students through the writing process. </w:t>
-      </w:r>
-      <w:r>
-        <w:rPr>
-          <w:rFonts w:ascii="Times New Roman" w:hAnsi="Times New Roman" w:cs="Times New Roman"/>
-        </w:rPr>
-        <w:t xml:space="preserve">The assignments </w:t>
-      </w:r>
-      <w:r>
-        <w:rPr>
-          <w:rFonts w:ascii="Times New Roman" w:hAnsi="Times New Roman" w:cs="Times New Roman"/>
-        </w:rPr>
-        <w:t xml:space="preserve">were not just tasks that kept students busy; they </w:t>
-      </w:r>
-      <w:r>
-        <w:rPr>
-          <w:rFonts w:ascii="Times New Roman" w:hAnsi="Times New Roman" w:cs="Times New Roman"/>
-        </w:rPr>
-        <w:t xml:space="preserve">modeled the writing process and helped students learn how to edit their own work. </w:t>
-      </w:r>
-      <w:r>
-        <w:rPr>
-          <w:rFonts w:ascii="Times New Roman" w:hAnsi="Times New Roman" w:cs="Times New Roman"/>
-        </w:rPr>
-        <w:t xml:space="preserve">I emphasized </w:t>
-      </w:r>
-      <w:r>
-        <w:rPr>
-          <w:rFonts w:ascii="Times New Roman" w:hAnsi="Times New Roman" w:cs="Times New Roman"/>
-        </w:rPr>
-        <w:t>t</w:t>
-      </w:r>
-      <w:r>
-        <w:rPr>
-          <w:rFonts w:ascii="Times New Roman" w:hAnsi="Times New Roman" w:cs="Times New Roman"/>
-        </w:rPr>
-        <w:t>he message is that, instead of memorizing composers’ biographies and dates of symphonies, we exercised critical thinking and writing through the lens of music.</w:t>
+        <w:t>Besides enabling students to learn</w:t>
+      </w:r>
+      <w:r>
+        <w:rPr>
+          <w:rFonts w:ascii="Times New Roman" w:hAnsi="Times New Roman" w:cs="Times New Roman"/>
+        </w:rPr>
+        <w:t xml:space="preserve"> and carefully designing a course</w:t>
+      </w:r>
+      <w:r>
+        <w:rPr>
+          <w:rFonts w:ascii="Times New Roman" w:hAnsi="Times New Roman" w:cs="Times New Roman"/>
+        </w:rPr>
+        <w:t xml:space="preserve">, respect is critical in the learning environment. </w:t>
+      </w:r>
+      <w:r>
+        <w:rPr>
+          <w:rFonts w:ascii="Times New Roman" w:hAnsi="Times New Roman" w:cs="Times New Roman"/>
+        </w:rPr>
+        <w:t xml:space="preserve">In Summer 2022, I served as a teaching assistant </w:t>
+      </w:r>
+      <w:r>
+        <w:rPr>
+          <w:rFonts w:ascii="Times New Roman" w:hAnsi="Times New Roman" w:cs="Times New Roman"/>
+        </w:rPr>
+        <w:t>of two master’s level statistics classes (</w:t>
+      </w:r>
+      <w:r>
+        <w:rPr>
+          <w:rFonts w:ascii="Times New Roman" w:hAnsi="Times New Roman" w:cs="Times New Roman"/>
+        </w:rPr>
+        <w:t>ST 501 &amp; ST 50</w:t>
+      </w:r>
+      <w:r>
+        <w:rPr>
+          <w:rFonts w:ascii="Times New Roman" w:hAnsi="Times New Roman" w:cs="Times New Roman"/>
+        </w:rPr>
+        <w:t>3—</w:t>
+      </w:r>
+      <w:r>
+        <w:rPr>
+          <w:rFonts w:ascii="Times New Roman" w:hAnsi="Times New Roman" w:cs="Times New Roman"/>
+        </w:rPr>
+        <w:t>Fundamentals of Statistical Inference I &amp; Fundamentals of Linear Models and Regression)</w:t>
+      </w:r>
+      <w:r>
+        <w:rPr>
+          <w:rFonts w:ascii="Times New Roman" w:hAnsi="Times New Roman" w:cs="Times New Roman"/>
+        </w:rPr>
+        <w:t>. My main duties were grading assignments and holding office hours. I maintained an open, engaging virtual environment</w:t>
+      </w:r>
+      <w:r>
+        <w:rPr>
+          <w:rFonts w:ascii="Times New Roman" w:hAnsi="Times New Roman" w:cs="Times New Roman"/>
+        </w:rPr>
+        <w:t>, treating the students as future scholars rather than</w:t>
+      </w:r>
+      <w:r>
+        <w:rPr>
+          <w:rFonts w:ascii="Times New Roman" w:hAnsi="Times New Roman" w:cs="Times New Roman"/>
+        </w:rPr>
+        <w:t xml:space="preserve"> junior students</w:t>
+      </w:r>
+      <w:r>
+        <w:rPr>
+          <w:rFonts w:ascii="Times New Roman" w:hAnsi="Times New Roman" w:cs="Times New Roman"/>
+        </w:rPr>
+        <w:t xml:space="preserve">. </w:t>
+      </w:r>
+      <w:r>
+        <w:rPr>
+          <w:rFonts w:ascii="Times New Roman" w:hAnsi="Times New Roman" w:cs="Times New Roman"/>
+        </w:rPr>
+        <w:t xml:space="preserve">Trusting that they would master the skills given enough practice, </w:t>
+      </w:r>
+      <w:r>
+        <w:rPr>
+          <w:rFonts w:ascii="Times New Roman" w:hAnsi="Times New Roman" w:cs="Times New Roman"/>
+        </w:rPr>
+        <w:t xml:space="preserve">I helped students work through problems and study for exams by walking them through the detailed steps, modeling the steps of learning, and helping them review the concepts. </w:t>
       </w:r>
     </w:p>
     <w:p>

--- a/assets/teaching_statement_WFU.docx
+++ b/assets/teaching_statement_WFU.docx
@@ -153,7 +153,61 @@
         <w:rPr>
           <w:rFonts w:ascii="Times New Roman" w:hAnsi="Times New Roman" w:cs="Times New Roman"/>
         </w:rPr>
-        <w:t xml:space="preserve"> should all be designed to show the steps that can help one learn a new topic.</w:t>
+        <w:t xml:space="preserve"> of </w:t>
+      </w:r>
+      <w:r>
+        <w:rPr>
+          <w:rFonts w:ascii="Times New Roman" w:hAnsi="Times New Roman" w:cs="Times New Roman"/>
+        </w:rPr>
+        <w:t>a</w:t>
+      </w:r>
+      <w:r>
+        <w:rPr>
+          <w:rFonts w:ascii="Times New Roman" w:hAnsi="Times New Roman" w:cs="Times New Roman"/>
+        </w:rPr>
+        <w:t xml:space="preserve"> course</w:t>
+      </w:r>
+      <w:r>
+        <w:rPr>
+          <w:rFonts w:ascii="Times New Roman" w:hAnsi="Times New Roman" w:cs="Times New Roman"/>
+        </w:rPr>
+        <w:t xml:space="preserve"> should be designed to show</w:t>
+      </w:r>
+      <w:r>
+        <w:rPr>
+          <w:rFonts w:ascii="Times New Roman" w:hAnsi="Times New Roman" w:cs="Times New Roman"/>
+        </w:rPr>
+        <w:t xml:space="preserve"> students</w:t>
+      </w:r>
+      <w:r>
+        <w:rPr>
+          <w:rFonts w:ascii="Times New Roman" w:hAnsi="Times New Roman" w:cs="Times New Roman"/>
+        </w:rPr>
+        <w:t xml:space="preserve"> the steps </w:t>
+      </w:r>
+      <w:r>
+        <w:rPr>
+          <w:rFonts w:ascii="Times New Roman" w:hAnsi="Times New Roman" w:cs="Times New Roman"/>
+        </w:rPr>
+        <w:t xml:space="preserve">of </w:t>
+      </w:r>
+      <w:r>
+        <w:rPr>
+          <w:rFonts w:ascii="Times New Roman" w:hAnsi="Times New Roman" w:cs="Times New Roman"/>
+        </w:rPr>
+        <w:t>learn</w:t>
+      </w:r>
+      <w:r>
+        <w:rPr>
+          <w:rFonts w:ascii="Times New Roman" w:hAnsi="Times New Roman" w:cs="Times New Roman"/>
+        </w:rPr>
+        <w:t>ing</w:t>
+      </w:r>
+      <w:r>
+        <w:rPr>
+          <w:rFonts w:ascii="Times New Roman" w:hAnsi="Times New Roman" w:cs="Times New Roman"/>
+        </w:rPr>
+        <w:t xml:space="preserve"> a new topic.</w:t>
       </w:r>
       <w:r>
         <w:rPr>
@@ -389,7 +443,37 @@
         <w:rPr>
           <w:rFonts w:ascii="Times New Roman" w:hAnsi="Times New Roman" w:cs="Times New Roman"/>
         </w:rPr>
-        <w:t xml:space="preserve">One student collected the numbers and types of legal cases at a legal aid organization between 2015 and 2025, demonstrating how the pandemic drastically increases the number of legal cases about housing. Another student used assessment data from a childcare facility to show the </w:t>
+        <w:t>One student collected the numbers and types of legal cases at a legal aid organization between 2015 and 2025, demonstrating how the pandemic drastically increases the number of legal cases</w:t>
+      </w:r>
+      <w:r>
+        <w:rPr>
+          <w:rFonts w:ascii="Times New Roman" w:hAnsi="Times New Roman" w:cs="Times New Roman"/>
+        </w:rPr>
+        <w:t xml:space="preserve">, </w:t>
+      </w:r>
+      <w:r>
+        <w:rPr>
+          <w:rFonts w:ascii="Times New Roman" w:hAnsi="Times New Roman" w:cs="Times New Roman"/>
+        </w:rPr>
+        <w:t>especially about</w:t>
+      </w:r>
+      <w:r>
+        <w:rPr>
+          <w:rFonts w:ascii="Times New Roman" w:hAnsi="Times New Roman" w:cs="Times New Roman"/>
+        </w:rPr>
+        <w:t xml:space="preserve"> housing. Another student used assessment data from a childcare </w:t>
+      </w:r>
+      <w:r>
+        <w:rPr>
+          <w:rFonts w:ascii="Times New Roman" w:hAnsi="Times New Roman" w:cs="Times New Roman"/>
+        </w:rPr>
+        <w:t>center</w:t>
+      </w:r>
+      <w:r>
+        <w:rPr>
+          <w:rFonts w:ascii="Times New Roman" w:hAnsi="Times New Roman" w:cs="Times New Roman"/>
+        </w:rPr>
+        <w:t xml:space="preserve"> to show the </w:t>
       </w:r>
       <w:r>
         <w:rPr>
@@ -401,7 +485,19 @@
         <w:rPr>
           <w:rFonts w:ascii="Times New Roman" w:hAnsi="Times New Roman" w:cs="Times New Roman"/>
         </w:rPr>
-        <w:t xml:space="preserve"> as well as the demographics of families benefitting from the organization</w:t>
+        <w:t xml:space="preserve"> as well as the demographics of families </w:t>
+      </w:r>
+      <w:r>
+        <w:rPr>
+          <w:rFonts w:ascii="Times New Roman" w:hAnsi="Times New Roman" w:cs="Times New Roman"/>
+        </w:rPr>
+        <w:t>benefiting</w:t>
+      </w:r>
+      <w:r>
+        <w:rPr>
+          <w:rFonts w:ascii="Times New Roman" w:hAnsi="Times New Roman" w:cs="Times New Roman"/>
+        </w:rPr>
+        <w:t xml:space="preserve"> from the organization</w:t>
       </w:r>
       <w:r>
         <w:rPr>
@@ -451,7 +547,19 @@
         <w:rPr>
           <w:rFonts w:ascii="Times New Roman" w:hAnsi="Times New Roman" w:cs="Times New Roman"/>
         </w:rPr>
-        <w:t xml:space="preserve"> put into practice my philosophy of helping students learn on their own. </w:t>
+        <w:t xml:space="preserve"> put into practice my philosophy of helping students learn </w:t>
+      </w:r>
+      <w:r>
+        <w:rPr>
+          <w:rFonts w:ascii="Times New Roman" w:hAnsi="Times New Roman" w:cs="Times New Roman"/>
+        </w:rPr>
+        <w:t>how to learn</w:t>
+      </w:r>
+      <w:r>
+        <w:rPr>
+          <w:rFonts w:ascii="Times New Roman" w:hAnsi="Times New Roman" w:cs="Times New Roman"/>
+        </w:rPr>
+        <w:t xml:space="preserve">. </w:t>
       </w:r>
       <w:r>
         <w:rPr>
@@ -469,37 +577,7 @@
         <w:rPr>
           <w:rFonts w:ascii="Times New Roman" w:hAnsi="Times New Roman" w:cs="Times New Roman"/>
         </w:rPr>
-        <w:t>, I gave two tutorials</w:t>
-      </w:r>
-      <w:r>
-        <w:rPr>
-          <w:rFonts w:ascii="Times New Roman" w:hAnsi="Times New Roman" w:cs="Times New Roman"/>
-        </w:rPr>
-        <w:t xml:space="preserve"> (Introduction to R and Python)</w:t>
-      </w:r>
-      <w:r>
-        <w:rPr>
-          <w:rFonts w:ascii="Times New Roman" w:hAnsi="Times New Roman" w:cs="Times New Roman"/>
-        </w:rPr>
-        <w:t xml:space="preserve"> to all </w:t>
-      </w:r>
-      <w:r>
-        <w:rPr>
-          <w:rFonts w:ascii="Times New Roman" w:hAnsi="Times New Roman" w:cs="Times New Roman"/>
-        </w:rPr>
-        <w:t>six</w:t>
-      </w:r>
-      <w:r>
-        <w:rPr>
-          <w:rFonts w:ascii="Times New Roman" w:hAnsi="Times New Roman" w:cs="Times New Roman"/>
-        </w:rPr>
-        <w:t xml:space="preserve"> students and advised two students for their group project</w:t>
-      </w:r>
-      <w:r>
-        <w:rPr>
-          <w:rFonts w:ascii="Times New Roman" w:hAnsi="Times New Roman" w:cs="Times New Roman"/>
-        </w:rPr>
-        <w:t xml:space="preserve"> on improving visualization for</w:t>
+        <w:t>, I gave two tutorials (Introduction to R and Python) to all six students and advised two students for their group project on improving visualization for</w:t>
       </w:r>
       <w:r>
         <w:rPr>
@@ -571,7 +649,19 @@
         <w:rPr>
           <w:rFonts w:ascii="Times New Roman" w:hAnsi="Times New Roman" w:cs="Times New Roman"/>
         </w:rPr>
-        <w:t xml:space="preserve">or the visualization request, I suggested my students use Shiny App to construct a dashboard, provided example code, and walked them through the concept. </w:t>
+        <w:t xml:space="preserve">or the visualization request, I suggested </w:t>
+      </w:r>
+      <w:r>
+        <w:rPr>
+          <w:rFonts w:ascii="Times New Roman" w:hAnsi="Times New Roman" w:cs="Times New Roman"/>
+        </w:rPr>
+        <w:t>using</w:t>
+      </w:r>
+      <w:r>
+        <w:rPr>
+          <w:rFonts w:ascii="Times New Roman" w:hAnsi="Times New Roman" w:cs="Times New Roman"/>
+        </w:rPr>
+        <w:t xml:space="preserve"> Shiny App to construct a dashboard, provided example code, and walked them through the concept. </w:t>
       </w:r>
       <w:r>
         <w:rPr>
@@ -607,7 +697,7 @@
         <w:rPr>
           <w:rFonts w:ascii="Times New Roman" w:hAnsi="Times New Roman" w:cs="Times New Roman"/>
         </w:rPr>
-        <w:t xml:space="preserve"> asked for help when they were stuck</w:t>
+        <w:t xml:space="preserve"> were stuck</w:t>
       </w:r>
       <w:r>
         <w:rPr>
@@ -685,14 +775,14 @@
         <w:rPr>
           <w:rFonts w:ascii="Times New Roman" w:hAnsi="Times New Roman" w:cs="Times New Roman"/>
         </w:rPr>
-        <w:t xml:space="preserve"> linear regression lines </w:t>
+        <w:t xml:space="preserve"> linear regression lines to show correlations between levels </w:t>
       </w:r>
       <w:r>
         <w:rPr>
           <w:rFonts w:ascii="Times New Roman" w:hAnsi="Times New Roman" w:cs="Times New Roman"/>
         </w:rPr>
         <w:lastRenderedPageBreak/>
-        <w:t xml:space="preserve">to show correlations between levels of different chemicals. </w:t>
+        <w:t xml:space="preserve">of different chemicals. </w:t>
       </w:r>
       <w:r>
         <w:rPr>
@@ -866,7 +956,31 @@
         <w:rPr>
           <w:rFonts w:ascii="Times New Roman" w:hAnsi="Times New Roman" w:cs="Times New Roman"/>
         </w:rPr>
-        <w:t>Looking ahead to the future, I cannot be more excited to have more opportunit</w:t>
+        <w:t xml:space="preserve">Looking ahead to the future, I cannot be more excited </w:t>
+      </w:r>
+      <w:r>
+        <w:rPr>
+          <w:rFonts w:ascii="Times New Roman" w:hAnsi="Times New Roman" w:cs="Times New Roman"/>
+        </w:rPr>
+        <w:t>about</w:t>
+      </w:r>
+      <w:r>
+        <w:rPr>
+          <w:rFonts w:ascii="Times New Roman" w:hAnsi="Times New Roman" w:cs="Times New Roman"/>
+        </w:rPr>
+        <w:t xml:space="preserve"> hav</w:t>
+      </w:r>
+      <w:r>
+        <w:rPr>
+          <w:rFonts w:ascii="Times New Roman" w:hAnsi="Times New Roman" w:cs="Times New Roman"/>
+        </w:rPr>
+        <w:t>ing</w:t>
+      </w:r>
+      <w:r>
+        <w:rPr>
+          <w:rFonts w:ascii="Times New Roman" w:hAnsi="Times New Roman" w:cs="Times New Roman"/>
+        </w:rPr>
+        <w:t xml:space="preserve"> more opportunit</w:t>
       </w:r>
       <w:r>
         <w:rPr>
@@ -1024,7 +1138,19 @@
         <w:rPr>
           <w:rFonts w:ascii="Times New Roman" w:hAnsi="Times New Roman" w:cs="Times New Roman"/>
         </w:rPr>
-        <w:t xml:space="preserve">When the intuition is clear, technical details will fall into places that are more easily understood. </w:t>
+        <w:t xml:space="preserve">When the intuition is clear, technical details will fall into places </w:t>
+      </w:r>
+      <w:r>
+        <w:rPr>
+          <w:rFonts w:ascii="Times New Roman" w:hAnsi="Times New Roman" w:cs="Times New Roman"/>
+        </w:rPr>
+        <w:t>and be</w:t>
+      </w:r>
+      <w:r>
+        <w:rPr>
+          <w:rFonts w:ascii="Times New Roman" w:hAnsi="Times New Roman" w:cs="Times New Roman"/>
+        </w:rPr>
+        <w:t xml:space="preserve"> more easily understood. </w:t>
       </w:r>
       <w:r>
         <w:rPr>
@@ -1072,7 +1198,19 @@
         <w:rPr>
           <w:rFonts w:ascii="Times New Roman" w:hAnsi="Times New Roman" w:cs="Times New Roman"/>
         </w:rPr>
-        <w:t xml:space="preserve">in the broad sense </w:t>
+        <w:t xml:space="preserve">in </w:t>
+      </w:r>
+      <w:r>
+        <w:rPr>
+          <w:rFonts w:ascii="Times New Roman" w:hAnsi="Times New Roman" w:cs="Times New Roman"/>
+        </w:rPr>
+        <w:t>a</w:t>
+      </w:r>
+      <w:r>
+        <w:rPr>
+          <w:rFonts w:ascii="Times New Roman" w:hAnsi="Times New Roman" w:cs="Times New Roman"/>
+        </w:rPr>
+        <w:t xml:space="preserve"> broad sense </w:t>
       </w:r>
       <w:r>
         <w:rPr>
